--- a/lessons/8-2/downloads/8-2-notes.docx
+++ b/lessons/8-2/downloads/8-2-notes.docx
@@ -401,6 +401,232 @@
           <w:szCs w:val="19"/>
         </w:rPr>
         <w:t xml:space="preserve">8, 9, 10, 11 has low variability (close together); 2, 10, 25, 40 has high variability (far apart)</w:t>
+      </w:r>
+    </w:p>
+    <w:p>
+      <w:pPr>
+        <w:pStyle w:val="Heading2"/>
+        <w:pBdr>
+          <w:left w:val="single" w:color="1FA6A2" w:sz="18" w:space="8"/>
+        </w:pBdr>
+        <w:spacing w:after="100" w:before="200"/>
+      </w:pPr>
+      <w:r>
+        <w:rPr>
+          <w:b/>
+          <w:bCs/>
+          <w:color w:val="1FA6A2"/>
+          <w:sz w:val="26"/>
+          <w:szCs w:val="26"/>
+        </w:rPr>
+        <w:t xml:space="preserve">Turn &amp; Talk — Discussion Points  (Level 1 support · Level 2)</w:t>
+      </w:r>
+    </w:p>
+    <w:p>
+      <w:pPr>
+        <w:spacing w:after="60"/>
+      </w:pPr>
+      <w:r>
+        <w:rPr>
+          <w:i/>
+          <w:iCs/>
+          <w:color w:val="5F6F80"/>
+          <w:sz w:val="19"/>
+          <w:szCs w:val="19"/>
+        </w:rPr>
+        <w:t xml:space="preserve">Talk with a partner. Use the Level 1 stems if you need help getting started; try the Level 2 question when you are ready for more.</w:t>
+      </w:r>
+    </w:p>
+    <w:p>
+      <w:pPr>
+        <w:spacing w:after="60"/>
+      </w:pPr>
+      <w:r>
+        <w:rPr>
+          <w:b/>
+          <w:bCs/>
+          <w:color w:val="12355B"/>
+          <w:sz w:val="21"/>
+          <w:szCs w:val="21"/>
+        </w:rPr>
+        <w:t xml:space="preserve">1. [Explore] </w:t>
+      </w:r>
+      <w:r>
+        <w:rPr>
+          <w:b/>
+          <w:bCs/>
+          <w:sz w:val="21"/>
+          <w:szCs w:val="21"/>
+        </w:rPr>
+        <w:t xml:space="preserve">How are the mean, median, and mode different?</w:t>
+      </w:r>
+    </w:p>
+    <w:p>
+      <w:pPr>
+        <w:spacing w:after="60"/>
+      </w:pPr>
+      <w:r>
+        <w:rPr>
+          <w:sz w:val="21"/>
+          <w:szCs w:val="21"/>
+        </w:rPr>
+        <w:t xml:space="preserve">The mean is ___, the median is ___.</w:t>
+      </w:r>
+      <w:r>
+        <w:rPr>
+          <w:i/>
+          <w:iCs/>
+          <w:color w:val="5F6F80"/>
+          <w:sz w:val="19"/>
+          <w:szCs w:val="19"/>
+        </w:rPr>
+        <w:br/>
+        <w:t xml:space="preserve">
+La media es ___, la mediana es ___.</w:t>
+      </w:r>
+    </w:p>
+    <w:p>
+      <w:pPr>
+        <w:spacing w:after="60"/>
+      </w:pPr>
+      <w:r>
+        <w:rPr>
+          <w:sz w:val="21"/>
+          <w:szCs w:val="21"/>
+        </w:rPr>
+        <w:t xml:space="preserve">They are different because ___.</w:t>
+      </w:r>
+      <w:r>
+        <w:rPr>
+          <w:i/>
+          <w:iCs/>
+          <w:color w:val="5F6F80"/>
+          <w:sz w:val="19"/>
+          <w:szCs w:val="19"/>
+        </w:rPr>
+        <w:br/>
+        <w:t xml:space="preserve">
+Son diferentes porque ___.</w:t>
+      </w:r>
+    </w:p>
+    <w:p>
+      <w:pPr>
+        <w:spacing w:after="60"/>
+      </w:pPr>
+      <w:r>
+        <w:rPr>
+          <w:sz w:val="21"/>
+          <w:szCs w:val="21"/>
+        </w:rPr>
+        <w:t xml:space="preserve">I would use the ___ when ___.</w:t>
+      </w:r>
+      <w:r>
+        <w:rPr>
+          <w:i/>
+          <w:iCs/>
+          <w:color w:val="5F6F80"/>
+          <w:sz w:val="19"/>
+          <w:szCs w:val="19"/>
+        </w:rPr>
+        <w:br/>
+        <w:t xml:space="preserve">
+Usaría la ___ cuando ___.</w:t>
+      </w:r>
+    </w:p>
+    <w:p>
+      <w:pPr>
+        <w:spacing w:after="60"/>
+      </w:pPr>
+      <w:r>
+        <w:rPr>
+          <w:b/>
+          <w:bCs/>
+          <w:color w:val="12355B"/>
+          <w:sz w:val="21"/>
+          <w:szCs w:val="21"/>
+        </w:rPr>
+        <w:t xml:space="preserve">2. [Connect] </w:t>
+      </w:r>
+      <w:r>
+        <w:rPr>
+          <w:b/>
+          <w:bCs/>
+          <w:sz w:val="21"/>
+          <w:szCs w:val="21"/>
+        </w:rPr>
+        <w:t xml:space="preserve">When would the mean, median, or mode best describe real data?</w:t>
+      </w:r>
+    </w:p>
+    <w:p>
+      <w:pPr>
+        <w:spacing w:after="60"/>
+      </w:pPr>
+      <w:r>
+        <w:rPr>
+          <w:sz w:val="21"/>
+          <w:szCs w:val="21"/>
+        </w:rPr>
+        <w:t xml:space="preserve">The mean is ___, the median is ___.</w:t>
+      </w:r>
+      <w:r>
+        <w:rPr>
+          <w:i/>
+          <w:iCs/>
+          <w:color w:val="5F6F80"/>
+          <w:sz w:val="19"/>
+          <w:szCs w:val="19"/>
+        </w:rPr>
+        <w:br/>
+        <w:t xml:space="preserve">
+La media es ___, la mediana es ___.</w:t>
+      </w:r>
+    </w:p>
+    <w:p>
+      <w:pPr>
+        <w:spacing w:after="60"/>
+      </w:pPr>
+      <w:r>
+        <w:rPr>
+          <w:sz w:val="21"/>
+          <w:szCs w:val="21"/>
+        </w:rPr>
+        <w:t xml:space="preserve">They are different because ___.</w:t>
+      </w:r>
+      <w:r>
+        <w:rPr>
+          <w:i/>
+          <w:iCs/>
+          <w:color w:val="5F6F80"/>
+          <w:sz w:val="19"/>
+          <w:szCs w:val="19"/>
+        </w:rPr>
+        <w:br/>
+        <w:t xml:space="preserve">
+Son diferentes porque ___.</w:t>
+      </w:r>
+    </w:p>
+    <w:p>
+      <w:pPr>
+        <w:spacing w:after="60"/>
+      </w:pPr>
+      <w:r>
+        <w:rPr>
+          <w:sz w:val="21"/>
+          <w:szCs w:val="21"/>
+        </w:rPr>
+        <w:t xml:space="preserve">I would use the ___ when ___.</w:t>
+      </w:r>
+      <w:r>
+        <w:rPr>
+          <w:i/>
+          <w:iCs/>
+          <w:color w:val="5F6F80"/>
+          <w:sz w:val="19"/>
+          <w:szCs w:val="19"/>
+        </w:rPr>
+        <w:br/>
+        <w:t xml:space="preserve">
+Usaría la ___ cuando ___.</w:t>
       </w:r>
     </w:p>
     <w:p>

--- a/lessons/8-2/downloads/8-2-notes.docx
+++ b/lessons/8-2/downloads/8-2-notes.docx
@@ -449,28 +449,50 @@
           <w:sz w:val="21"/>
           <w:szCs w:val="21"/>
         </w:rPr>
-        <w:t xml:space="preserve">1. [Explore] </w:t>
-      </w:r>
-      <w:r>
-        <w:rPr>
-          <w:b/>
-          <w:bCs/>
-          <w:sz w:val="21"/>
-          <w:szCs w:val="21"/>
-        </w:rPr>
-        <w:t xml:space="preserve">How are the mean, median, and mode different?</w:t>
-      </w:r>
-    </w:p>
-    <w:p>
-      <w:pPr>
-        <w:spacing w:after="60"/>
-      </w:pPr>
-      <w:r>
-        <w:rPr>
-          <w:sz w:val="21"/>
-          <w:szCs w:val="21"/>
-        </w:rPr>
-        <w:t xml:space="preserve">The mean is ___, the median is ___.</w:t>
+        <w:t xml:space="preserve">1. [Launch] </w:t>
+      </w:r>
+      <w:r>
+        <w:rPr>
+          <w:b/>
+          <w:bCs/>
+          <w:sz w:val="21"/>
+          <w:szCs w:val="21"/>
+        </w:rPr>
+        <w:t xml:space="preserve">The team scored 42, 38, 55, 41, 38, 44, 40 points over 7 games. Which 'average' would best tell the coach the team's typical scoring: mean, median, or mode?</w:t>
+      </w:r>
+    </w:p>
+    <w:p>
+      <w:pPr>
+        <w:spacing w:after="60"/>
+      </w:pPr>
+      <w:r>
+        <w:rPr>
+          <w:b/>
+          <w:bCs/>
+          <w:color w:val="1FA6A2"/>
+          <w:sz w:val="20"/>
+          <w:szCs w:val="20"/>
+        </w:rPr>
+        <w:t xml:space="preserve">Level 1 — Start here: </w:t>
+      </w:r>
+      <w:r>
+        <w:rPr>
+          <w:sz w:val="20"/>
+          <w:szCs w:val="20"/>
+        </w:rPr>
+        <w:t xml:space="preserve">Mean, median, and mode each describe the center of the data in a different way.</w:t>
+      </w:r>
+    </w:p>
+    <w:p>
+      <w:pPr>
+        <w:spacing w:after="60"/>
+      </w:pPr>
+      <w:r>
+        <w:rPr>
+          <w:sz w:val="21"/>
+          <w:szCs w:val="21"/>
+        </w:rPr>
+        <w:t xml:space="preserve">I would use the ___ because it best shows the typical score.</w:t>
       </w:r>
       <w:r>
         <w:rPr>
@@ -482,19 +504,19 @@
         </w:rPr>
         <w:br/>
         <w:t xml:space="preserve">
-La media es ___, la mediana es ___.</w:t>
-      </w:r>
-    </w:p>
-    <w:p>
-      <w:pPr>
-        <w:spacing w:after="60"/>
-      </w:pPr>
-      <w:r>
-        <w:rPr>
-          <w:sz w:val="21"/>
-          <w:szCs w:val="21"/>
-        </w:rPr>
-        <w:t xml:space="preserve">They are different because ___.</w:t>
+Usaría la ___ porque muestra mejor el puntaje típico.</w:t>
+      </w:r>
+    </w:p>
+    <w:p>
+      <w:pPr>
+        <w:spacing w:after="60"/>
+      </w:pPr>
+      <w:r>
+        <w:rPr>
+          <w:sz w:val="21"/>
+          <w:szCs w:val="21"/>
+        </w:rPr>
+        <w:t xml:space="preserve">The ___ is the most common score, which is ___.</w:t>
       </w:r>
       <w:r>
         <w:rPr>
@@ -506,19 +528,161 @@
         </w:rPr>
         <w:br/>
         <w:t xml:space="preserve">
-Son diferentes porque ___.</w:t>
-      </w:r>
-    </w:p>
-    <w:p>
-      <w:pPr>
-        <w:spacing w:after="60"/>
-      </w:pPr>
-      <w:r>
-        <w:rPr>
-          <w:sz w:val="21"/>
-          <w:szCs w:val="21"/>
-        </w:rPr>
-        <w:t xml:space="preserve">I would use the ___ when ___.</w:t>
+La ___ es el puntaje más común, que es ___.</w:t>
+      </w:r>
+    </w:p>
+    <w:p>
+      <w:pPr>
+        <w:spacing w:after="60"/>
+      </w:pPr>
+      <w:r>
+        <w:rPr>
+          <w:b/>
+          <w:bCs/>
+          <w:color w:val="12355B"/>
+          <w:sz w:val="20"/>
+          <w:szCs w:val="20"/>
+        </w:rPr>
+        <w:t xml:space="preserve">Word bank: </w:t>
+      </w:r>
+      <w:r>
+        <w:rPr>
+          <w:color w:val="1FA6A2"/>
+          <w:sz w:val="20"/>
+          <w:szCs w:val="20"/>
+        </w:rPr>
+        <w:t xml:space="preserve">mean, median, mode, average, data set</w:t>
+      </w:r>
+    </w:p>
+    <w:p>
+      <w:pPr>
+        <w:spacing w:after="60"/>
+      </w:pPr>
+      <w:r>
+        <w:rPr>
+          <w:b/>
+          <w:bCs/>
+          <w:color w:val="12355B"/>
+          <w:sz w:val="19"/>
+          <w:szCs w:val="19"/>
+        </w:rPr>
+        <w:t xml:space="preserve">Listen for: </w:t>
+      </w:r>
+      <w:r>
+        <w:rPr>
+          <w:i/>
+          <w:iCs/>
+          <w:color w:val="5F6F80"/>
+          <w:sz w:val="19"/>
+          <w:szCs w:val="19"/>
+        </w:rPr>
+        <w:t xml:space="preserve">Students distinguish the three measures and justify a choice, noting the mode (38) is the most repeated and the mean/median sit near the center.</w:t>
+      </w:r>
+    </w:p>
+    <w:p>
+      <w:pPr>
+        <w:spacing w:after="60"/>
+      </w:pPr>
+      <w:r>
+        <w:rPr>
+          <w:b/>
+          <w:bCs/>
+          <w:color w:val="9A6B12"/>
+          <w:sz w:val="20"/>
+          <w:szCs w:val="20"/>
+        </w:rPr>
+        <w:t xml:space="preserve">Level 2: </w:t>
+      </w:r>
+      <w:r>
+        <w:rPr>
+          <w:sz w:val="20"/>
+          <w:szCs w:val="20"/>
+        </w:rPr>
+        <w:t xml:space="preserve">Justify: which measure would change the most if one game's 55 were actually 100? Explain why.</w:t>
+      </w:r>
+    </w:p>
+    <w:p>
+      <w:pPr>
+        <w:spacing w:after="60"/>
+        <w:ind w:left="360"/>
+      </w:pPr>
+      <w:r>
+        <w:rPr>
+          <w:sz w:val="20"/>
+          <w:szCs w:val="20"/>
+        </w:rPr>
+        <w:t xml:space="preserve">• The ___ would change most because it uses ___.</w:t>
+      </w:r>
+    </w:p>
+    <w:p>
+      <w:pPr>
+        <w:spacing w:after="60"/>
+        <w:ind w:left="360"/>
+      </w:pPr>
+      <w:r>
+        <w:rPr>
+          <w:sz w:val="20"/>
+          <w:szCs w:val="20"/>
+        </w:rPr>
+        <w:t xml:space="preserve">• The mode and median would stay the same because ___.</w:t>
+      </w:r>
+    </w:p>
+    <w:p>
+      <w:pPr>
+        <w:spacing w:after="60"/>
+      </w:pPr>
+      <w:r>
+        <w:rPr>
+          <w:b/>
+          <w:bCs/>
+          <w:color w:val="12355B"/>
+          <w:sz w:val="21"/>
+          <w:szCs w:val="21"/>
+        </w:rPr>
+        <w:t xml:space="preserve">2. [Explore] </w:t>
+      </w:r>
+      <w:r>
+        <w:rPr>
+          <w:b/>
+          <w:bCs/>
+          <w:sz w:val="21"/>
+          <w:szCs w:val="21"/>
+        </w:rPr>
+        <w:t xml:space="preserve">After ordering the scores on the number line, how do you find the median, and how is it different from the mean you calculated?</w:t>
+      </w:r>
+    </w:p>
+    <w:p>
+      <w:pPr>
+        <w:spacing w:after="60"/>
+      </w:pPr>
+      <w:r>
+        <w:rPr>
+          <w:b/>
+          <w:bCs/>
+          <w:color w:val="1FA6A2"/>
+          <w:sz w:val="20"/>
+          <w:szCs w:val="20"/>
+        </w:rPr>
+        <w:t xml:space="preserve">Level 1 — Start here: </w:t>
+      </w:r>
+      <w:r>
+        <w:rPr>
+          <w:sz w:val="20"/>
+          <w:szCs w:val="20"/>
+        </w:rPr>
+        <w:t xml:space="preserve">The median is the middle of ordered data; the mean is the equal-share total.</w:t>
+      </w:r>
+    </w:p>
+    <w:p>
+      <w:pPr>
+        <w:spacing w:after="60"/>
+      </w:pPr>
+      <w:r>
+        <w:rPr>
+          <w:sz w:val="21"/>
+          <w:szCs w:val="21"/>
+        </w:rPr>
+        <w:t xml:space="preserve">To find the median, I first ___ the scores, then pick the ___.</w:t>
       </w:r>
       <w:r>
         <w:rPr>
@@ -530,43 +694,19 @@
         </w:rPr>
         <w:br/>
         <w:t xml:space="preserve">
-Usaría la ___ cuando ___.</w:t>
-      </w:r>
-    </w:p>
-    <w:p>
-      <w:pPr>
-        <w:spacing w:after="60"/>
-      </w:pPr>
-      <w:r>
-        <w:rPr>
-          <w:b/>
-          <w:bCs/>
-          <w:color w:val="12355B"/>
-          <w:sz w:val="21"/>
-          <w:szCs w:val="21"/>
-        </w:rPr>
-        <w:t xml:space="preserve">2. [Connect] </w:t>
-      </w:r>
-      <w:r>
-        <w:rPr>
-          <w:b/>
-          <w:bCs/>
-          <w:sz w:val="21"/>
-          <w:szCs w:val="21"/>
-        </w:rPr>
-        <w:t xml:space="preserve">When would the mean, median, or mode best describe real data?</w:t>
-      </w:r>
-    </w:p>
-    <w:p>
-      <w:pPr>
-        <w:spacing w:after="60"/>
-      </w:pPr>
-      <w:r>
-        <w:rPr>
-          <w:sz w:val="21"/>
-          <w:szCs w:val="21"/>
-        </w:rPr>
-        <w:t xml:space="preserve">The mean is ___, the median is ___.</w:t>
+Para hallar la mediana, primero ___ los puntajes y luego elijo el ___.</w:t>
+      </w:r>
+    </w:p>
+    <w:p>
+      <w:pPr>
+        <w:spacing w:after="60"/>
+      </w:pPr>
+      <w:r>
+        <w:rPr>
+          <w:sz w:val="21"/>
+          <w:szCs w:val="21"/>
+        </w:rPr>
+        <w:t xml:space="preserve">The mean is different because I have to ___ and ___.</w:t>
       </w:r>
       <w:r>
         <w:rPr>
@@ -578,19 +718,161 @@
         </w:rPr>
         <w:br/>
         <w:t xml:space="preserve">
-La media es ___, la mediana es ___.</w:t>
-      </w:r>
-    </w:p>
-    <w:p>
-      <w:pPr>
-        <w:spacing w:after="60"/>
-      </w:pPr>
-      <w:r>
-        <w:rPr>
-          <w:sz w:val="21"/>
-          <w:szCs w:val="21"/>
-        </w:rPr>
-        <w:t xml:space="preserve">They are different because ___.</w:t>
+La media es diferente porque tengo que ___ y ___.</w:t>
+      </w:r>
+    </w:p>
+    <w:p>
+      <w:pPr>
+        <w:spacing w:after="60"/>
+      </w:pPr>
+      <w:r>
+        <w:rPr>
+          <w:b/>
+          <w:bCs/>
+          <w:color w:val="12355B"/>
+          <w:sz w:val="20"/>
+          <w:szCs w:val="20"/>
+        </w:rPr>
+        <w:t xml:space="preserve">Word bank: </w:t>
+      </w:r>
+      <w:r>
+        <w:rPr>
+          <w:color w:val="1FA6A2"/>
+          <w:sz w:val="20"/>
+          <w:szCs w:val="20"/>
+        </w:rPr>
+        <w:t xml:space="preserve">mean, median, mode, order, data set</w:t>
+      </w:r>
+    </w:p>
+    <w:p>
+      <w:pPr>
+        <w:spacing w:after="60"/>
+      </w:pPr>
+      <w:r>
+        <w:rPr>
+          <w:b/>
+          <w:bCs/>
+          <w:color w:val="12355B"/>
+          <w:sz w:val="19"/>
+          <w:szCs w:val="19"/>
+        </w:rPr>
+        <w:t xml:space="preserve">Listen for: </w:t>
+      </w:r>
+      <w:r>
+        <w:rPr>
+          <w:i/>
+          <w:iCs/>
+          <w:color w:val="5F6F80"/>
+          <w:sz w:val="19"/>
+          <w:szCs w:val="19"/>
+        </w:rPr>
+        <w:t xml:space="preserve">A strong answer orders the data, finds the middle value as the median, and explains the mean is found by summing all values and dividing.</w:t>
+      </w:r>
+    </w:p>
+    <w:p>
+      <w:pPr>
+        <w:spacing w:after="60"/>
+      </w:pPr>
+      <w:r>
+        <w:rPr>
+          <w:b/>
+          <w:bCs/>
+          <w:color w:val="9A6B12"/>
+          <w:sz w:val="20"/>
+          <w:szCs w:val="20"/>
+        </w:rPr>
+        <w:t xml:space="preserve">Level 2: </w:t>
+      </w:r>
+      <w:r>
+        <w:rPr>
+          <w:sz w:val="20"/>
+          <w:szCs w:val="20"/>
+        </w:rPr>
+        <w:t xml:space="preserve">Compute and compare: find the mean and median of 42, 38, 55, 41, 38, 44, 40. Are they close? What does that tell you?</w:t>
+      </w:r>
+    </w:p>
+    <w:p>
+      <w:pPr>
+        <w:spacing w:after="60"/>
+        <w:ind w:left="360"/>
+      </w:pPr>
+      <w:r>
+        <w:rPr>
+          <w:sz w:val="20"/>
+          <w:szCs w:val="20"/>
+        </w:rPr>
+        <w:t xml:space="preserve">• The mean is ___ and the median is ___.</w:t>
+      </w:r>
+    </w:p>
+    <w:p>
+      <w:pPr>
+        <w:spacing w:after="60"/>
+        <w:ind w:left="360"/>
+      </w:pPr>
+      <w:r>
+        <w:rPr>
+          <w:sz w:val="20"/>
+          <w:szCs w:val="20"/>
+        </w:rPr>
+        <w:t xml:space="preserve">• They are close/far apart, which tells me the data is ___.</w:t>
+      </w:r>
+    </w:p>
+    <w:p>
+      <w:pPr>
+        <w:spacing w:after="60"/>
+      </w:pPr>
+      <w:r>
+        <w:rPr>
+          <w:b/>
+          <w:bCs/>
+          <w:color w:val="12355B"/>
+          <w:sz w:val="21"/>
+          <w:szCs w:val="21"/>
+        </w:rPr>
+        <w:t xml:space="preserve">3. [Connect] </w:t>
+      </w:r>
+      <w:r>
+        <w:rPr>
+          <w:b/>
+          <w:bCs/>
+          <w:sz w:val="21"/>
+          <w:szCs w:val="21"/>
+        </w:rPr>
+        <w:t xml:space="preserve">Quiz scores were 85, 92, 78, 88, 92, 95, 72, 88, 92, 84. The teacher says 'most scored around 87'; a student says 'the most common score was 92.' Who used the mean, and who used the mode?</w:t>
+      </w:r>
+    </w:p>
+    <w:p>
+      <w:pPr>
+        <w:spacing w:after="60"/>
+      </w:pPr>
+      <w:r>
+        <w:rPr>
+          <w:b/>
+          <w:bCs/>
+          <w:color w:val="1FA6A2"/>
+          <w:sz w:val="20"/>
+          <w:szCs w:val="20"/>
+        </w:rPr>
+        <w:t xml:space="preserve">Level 1 — Start here: </w:t>
+      </w:r>
+      <w:r>
+        <w:rPr>
+          <w:sz w:val="20"/>
+          <w:szCs w:val="20"/>
+        </w:rPr>
+        <w:t xml:space="preserve">Different people pick different measures of center to make their point.</w:t>
+      </w:r>
+    </w:p>
+    <w:p>
+      <w:pPr>
+        <w:spacing w:after="60"/>
+      </w:pPr>
+      <w:r>
+        <w:rPr>
+          <w:sz w:val="21"/>
+          <w:szCs w:val="21"/>
+        </w:rPr>
+        <w:t xml:space="preserve">The teacher used the ___, and the student used the ___.</w:t>
       </w:r>
       <w:r>
         <w:rPr>
@@ -602,19 +884,19 @@
         </w:rPr>
         <w:br/>
         <w:t xml:space="preserve">
-Son diferentes porque ___.</w:t>
-      </w:r>
-    </w:p>
-    <w:p>
-      <w:pPr>
-        <w:spacing w:after="60"/>
-      </w:pPr>
-      <w:r>
-        <w:rPr>
-          <w:sz w:val="21"/>
-          <w:szCs w:val="21"/>
-        </w:rPr>
-        <w:t xml:space="preserve">I would use the ___ when ___.</w:t>
+El maestro usó la ___, y el estudiante usó la ___.</w:t>
+      </w:r>
+    </w:p>
+    <w:p>
+      <w:pPr>
+        <w:spacing w:after="60"/>
+      </w:pPr>
+      <w:r>
+        <w:rPr>
+          <w:sz w:val="21"/>
+          <w:szCs w:val="21"/>
+        </w:rPr>
+        <w:t xml:space="preserve">The ___ is more useful here because ___.</w:t>
       </w:r>
       <w:r>
         <w:rPr>
@@ -626,7 +908,293 @@
         </w:rPr>
         <w:br/>
         <w:t xml:space="preserve">
-Usaría la ___ cuando ___.</w:t>
+La ___ es más útil aquí porque ___.</w:t>
+      </w:r>
+    </w:p>
+    <w:p>
+      <w:pPr>
+        <w:spacing w:after="60"/>
+      </w:pPr>
+      <w:r>
+        <w:rPr>
+          <w:b/>
+          <w:bCs/>
+          <w:color w:val="12355B"/>
+          <w:sz w:val="20"/>
+          <w:szCs w:val="20"/>
+        </w:rPr>
+        <w:t xml:space="preserve">Word bank: </w:t>
+      </w:r>
+      <w:r>
+        <w:rPr>
+          <w:color w:val="1FA6A2"/>
+          <w:sz w:val="20"/>
+          <w:szCs w:val="20"/>
+        </w:rPr>
+        <w:t xml:space="preserve">mean, median, mode, average, data set</w:t>
+      </w:r>
+    </w:p>
+    <w:p>
+      <w:pPr>
+        <w:spacing w:after="60"/>
+      </w:pPr>
+      <w:r>
+        <w:rPr>
+          <w:b/>
+          <w:bCs/>
+          <w:color w:val="12355B"/>
+          <w:sz w:val="19"/>
+          <w:szCs w:val="19"/>
+        </w:rPr>
+        <w:t xml:space="preserve">Listen for: </w:t>
+      </w:r>
+      <w:r>
+        <w:rPr>
+          <w:i/>
+          <w:iCs/>
+          <w:color w:val="5F6F80"/>
+          <w:sz w:val="19"/>
+          <w:szCs w:val="19"/>
+        </w:rPr>
+        <w:t xml:space="preserve">Students identify 87 as the mean and 92 as the mode, and argue which is more useful for describing the class's typical performance.</w:t>
+      </w:r>
+    </w:p>
+    <w:p>
+      <w:pPr>
+        <w:spacing w:after="60"/>
+      </w:pPr>
+      <w:r>
+        <w:rPr>
+          <w:b/>
+          <w:bCs/>
+          <w:color w:val="9A6B12"/>
+          <w:sz w:val="20"/>
+          <w:szCs w:val="20"/>
+        </w:rPr>
+        <w:t xml:space="preserve">Level 2: </w:t>
+      </w:r>
+      <w:r>
+        <w:rPr>
+          <w:sz w:val="20"/>
+          <w:szCs w:val="20"/>
+        </w:rPr>
+        <w:t xml:space="preserve">Critique: is the student technically right that 92 was 'the most common,' yet possibly misleading about how the class did? Defend.</w:t>
+      </w:r>
+    </w:p>
+    <w:p>
+      <w:pPr>
+        <w:spacing w:after="60"/>
+        <w:ind w:left="360"/>
+      </w:pPr>
+      <w:r>
+        <w:rPr>
+          <w:sz w:val="20"/>
+          <w:szCs w:val="20"/>
+        </w:rPr>
+        <w:t xml:space="preserve">• The student is right that the mode is ___, but it can mislead because ___.</w:t>
+      </w:r>
+    </w:p>
+    <w:p>
+      <w:pPr>
+        <w:spacing w:after="60"/>
+        <w:ind w:left="360"/>
+      </w:pPr>
+      <w:r>
+        <w:rPr>
+          <w:sz w:val="20"/>
+          <w:szCs w:val="20"/>
+        </w:rPr>
+        <w:t xml:space="preserve">• A fairer summary of the whole class is the ___ since ___.</w:t>
+      </w:r>
+    </w:p>
+    <w:p>
+      <w:pPr>
+        <w:spacing w:after="60"/>
+      </w:pPr>
+      <w:r>
+        <w:rPr>
+          <w:b/>
+          <w:bCs/>
+          <w:color w:val="12355B"/>
+          <w:sz w:val="21"/>
+          <w:szCs w:val="21"/>
+        </w:rPr>
+        <w:t xml:space="preserve">4. [Reflect] </w:t>
+      </w:r>
+      <w:r>
+        <w:rPr>
+          <w:b/>
+          <w:bCs/>
+          <w:sz w:val="21"/>
+          <w:szCs w:val="21"/>
+        </w:rPr>
+        <w:t xml:space="preserve">For the data set 4, 7, 10, 7, 12, talk through how you find the median.</w:t>
+      </w:r>
+    </w:p>
+    <w:p>
+      <w:pPr>
+        <w:spacing w:after="60"/>
+      </w:pPr>
+      <w:r>
+        <w:rPr>
+          <w:b/>
+          <w:bCs/>
+          <w:color w:val="1FA6A2"/>
+          <w:sz w:val="20"/>
+          <w:szCs w:val="20"/>
+        </w:rPr>
+        <w:t xml:space="preserve">Level 1 — Start here: </w:t>
+      </w:r>
+      <w:r>
+        <w:rPr>
+          <w:sz w:val="20"/>
+          <w:szCs w:val="20"/>
+        </w:rPr>
+        <w:t xml:space="preserve">Order the values, then find the middle one.</w:t>
+      </w:r>
+    </w:p>
+    <w:p>
+      <w:pPr>
+        <w:spacing w:after="60"/>
+      </w:pPr>
+      <w:r>
+        <w:rPr>
+          <w:sz w:val="21"/>
+          <w:szCs w:val="21"/>
+        </w:rPr>
+        <w:t xml:space="preserve">First I order the values: ___.</w:t>
+      </w:r>
+      <w:r>
+        <w:rPr>
+          <w:i/>
+          <w:iCs/>
+          <w:color w:val="5F6F80"/>
+          <w:sz w:val="19"/>
+          <w:szCs w:val="19"/>
+        </w:rPr>
+        <w:br/>
+        <w:t xml:space="preserve">
+Primero ordeno los valores: ___.</w:t>
+      </w:r>
+    </w:p>
+    <w:p>
+      <w:pPr>
+        <w:spacing w:after="60"/>
+      </w:pPr>
+      <w:r>
+        <w:rPr>
+          <w:sz w:val="21"/>
+          <w:szCs w:val="21"/>
+        </w:rPr>
+        <w:t xml:space="preserve">The median is ___ because it is in the ___.</w:t>
+      </w:r>
+      <w:r>
+        <w:rPr>
+          <w:i/>
+          <w:iCs/>
+          <w:color w:val="5F6F80"/>
+          <w:sz w:val="19"/>
+          <w:szCs w:val="19"/>
+        </w:rPr>
+        <w:br/>
+        <w:t xml:space="preserve">
+La mediana es ___ porque está en el ___.</w:t>
+      </w:r>
+    </w:p>
+    <w:p>
+      <w:pPr>
+        <w:spacing w:after="60"/>
+      </w:pPr>
+      <w:r>
+        <w:rPr>
+          <w:b/>
+          <w:bCs/>
+          <w:color w:val="12355B"/>
+          <w:sz w:val="20"/>
+          <w:szCs w:val="20"/>
+        </w:rPr>
+        <w:t xml:space="preserve">Word bank: </w:t>
+      </w:r>
+      <w:r>
+        <w:rPr>
+          <w:color w:val="1FA6A2"/>
+          <w:sz w:val="20"/>
+          <w:szCs w:val="20"/>
+        </w:rPr>
+        <w:t xml:space="preserve">median, mean, mode, order, middle</w:t>
+      </w:r>
+    </w:p>
+    <w:p>
+      <w:pPr>
+        <w:spacing w:after="60"/>
+      </w:pPr>
+      <w:r>
+        <w:rPr>
+          <w:b/>
+          <w:bCs/>
+          <w:color w:val="12355B"/>
+          <w:sz w:val="19"/>
+          <w:szCs w:val="19"/>
+        </w:rPr>
+        <w:t xml:space="preserve">Listen for: </w:t>
+      </w:r>
+      <w:r>
+        <w:rPr>
+          <w:i/>
+          <w:iCs/>
+          <w:color w:val="5F6F80"/>
+          <w:sz w:val="19"/>
+          <w:szCs w:val="19"/>
+        </w:rPr>
+        <w:t xml:space="preserve">Students order to 4, 7, 7, 10, 12 and identify 7 as the median (middle value).</w:t>
+      </w:r>
+    </w:p>
+    <w:p>
+      <w:pPr>
+        <w:spacing w:after="60"/>
+      </w:pPr>
+      <w:r>
+        <w:rPr>
+          <w:b/>
+          <w:bCs/>
+          <w:color w:val="9A6B12"/>
+          <w:sz w:val="20"/>
+          <w:szCs w:val="20"/>
+        </w:rPr>
+        <w:t xml:space="preserve">Level 2: </w:t>
+      </w:r>
+      <w:r>
+        <w:rPr>
+          <w:sz w:val="20"/>
+          <w:szCs w:val="20"/>
+        </w:rPr>
+        <w:t xml:space="preserve">Generalize: explain how to find the median when a data set has an EVEN number of values.</w:t>
+      </w:r>
+    </w:p>
+    <w:p>
+      <w:pPr>
+        <w:spacing w:after="60"/>
+        <w:ind w:left="360"/>
+      </w:pPr>
+      <w:r>
+        <w:rPr>
+          <w:sz w:val="20"/>
+          <w:szCs w:val="20"/>
+        </w:rPr>
+        <w:t xml:space="preserve">• With an even number of values, I ___ the two middle numbers.</w:t>
+      </w:r>
+    </w:p>
+    <w:p>
+      <w:pPr>
+        <w:spacing w:after="60"/>
+        <w:ind w:left="360"/>
+      </w:pPr>
+      <w:r>
+        <w:rPr>
+          <w:sz w:val="20"/>
+          <w:szCs w:val="20"/>
+        </w:rPr>
+        <w:t xml:space="preserve">• For example, with 4, 6, 8, 10 the median is ___ because ___.</w:t>
       </w:r>
     </w:p>
     <w:p>
@@ -1213,7 +1781,7 @@
           <w:sz w:val="21"/>
           <w:szCs w:val="21"/>
         </w:rPr>
-        <w:t xml:space="preserve">The mean is ___, the median is ___.</w:t>
+        <w:t xml:space="preserve">I would use the ___ because it best shows the typical score.</w:t>
       </w:r>
       <w:r>
         <w:rPr>
@@ -1225,19 +1793,19 @@
         </w:rPr>
         <w:br/>
         <w:t xml:space="preserve">
-La media es ___, la mediana es ___.</w:t>
-      </w:r>
-    </w:p>
-    <w:p>
-      <w:pPr>
-        <w:spacing w:after="60"/>
-      </w:pPr>
-      <w:r>
-        <w:rPr>
-          <w:sz w:val="21"/>
-          <w:szCs w:val="21"/>
-        </w:rPr>
-        <w:t xml:space="preserve">They are different because ___.</w:t>
+Usaría la ___ porque muestra mejor el puntaje típico.</w:t>
+      </w:r>
+    </w:p>
+    <w:p>
+      <w:pPr>
+        <w:spacing w:after="60"/>
+      </w:pPr>
+      <w:r>
+        <w:rPr>
+          <w:sz w:val="21"/>
+          <w:szCs w:val="21"/>
+        </w:rPr>
+        <w:t xml:space="preserve">The ___ is the most common score, which is ___.</w:t>
       </w:r>
       <w:r>
         <w:rPr>
@@ -1249,19 +1817,19 @@
         </w:rPr>
         <w:br/>
         <w:t xml:space="preserve">
-Son diferentes porque ___.</w:t>
-      </w:r>
-    </w:p>
-    <w:p>
-      <w:pPr>
-        <w:spacing w:after="60"/>
-      </w:pPr>
-      <w:r>
-        <w:rPr>
-          <w:sz w:val="21"/>
-          <w:szCs w:val="21"/>
-        </w:rPr>
-        <w:t xml:space="preserve">I would use the ___ when ___.</w:t>
+La ___ es el puntaje más común, que es ___.</w:t>
+      </w:r>
+    </w:p>
+    <w:p>
+      <w:pPr>
+        <w:spacing w:after="60"/>
+      </w:pPr>
+      <w:r>
+        <w:rPr>
+          <w:sz w:val="21"/>
+          <w:szCs w:val="21"/>
+        </w:rPr>
+        <w:t xml:space="preserve">To find the median, I first ___ the scores, then pick the ___.</w:t>
       </w:r>
       <w:r>
         <w:rPr>
@@ -1273,7 +1841,7 @@
         </w:rPr>
         <w:br/>
         <w:t xml:space="preserve">
-Usaría la ___ cuando ___.</w:t>
+Para hallar la mediana, primero ___ los puntajes y luego elijo el ___.</w:t>
       </w:r>
     </w:p>
     <w:p>

--- a/lessons/8-2/downloads/8-2-notes.docx
+++ b/lessons/8-2/downloads/8-2-notes.docx
@@ -489,6 +489,43 @@
       </w:pPr>
       <w:r>
         <w:rPr>
+          <w:b/>
+          <w:bCs/>
+          <w:color w:val="1FA6A2"/>
+          <w:sz w:val="20"/>
+          <w:szCs w:val="20"/>
+        </w:rPr>
+        <w:t xml:space="preserve">Hint (optional): </w:t>
+      </w:r>
+      <w:r>
+        <w:rPr>
+          <w:sz w:val="20"/>
+          <w:szCs w:val="20"/>
+        </w:rPr>
+        <w:t xml:space="preserve">Try starting with the word "mean" or "median". Re-read the question and underline what it is asking you to compare or find. Use one number or word from the problem as your evidence.</w:t>
+      </w:r>
+    </w:p>
+    <w:p>
+      <w:pPr>
+        <w:spacing w:after="60"/>
+      </w:pPr>
+      <w:r>
+        <w:rPr>
+          <w:b/>
+          <w:bCs/>
+          <w:color w:val="12355B"/>
+          <w:sz w:val="19"/>
+          <w:szCs w:val="19"/>
+        </w:rPr>
+        <w:t xml:space="preserve">Sentence starters (optional)</w:t>
+      </w:r>
+    </w:p>
+    <w:p>
+      <w:pPr>
+        <w:spacing w:after="60"/>
+      </w:pPr>
+      <w:r>
+        <w:rPr>
           <w:sz w:val="21"/>
           <w:szCs w:val="21"/>
         </w:rPr>
@@ -679,6 +716,43 @@
       </w:pPr>
       <w:r>
         <w:rPr>
+          <w:b/>
+          <w:bCs/>
+          <w:color w:val="1FA6A2"/>
+          <w:sz w:val="20"/>
+          <w:szCs w:val="20"/>
+        </w:rPr>
+        <w:t xml:space="preserve">Hint (optional): </w:t>
+      </w:r>
+      <w:r>
+        <w:rPr>
+          <w:sz w:val="20"/>
+          <w:szCs w:val="20"/>
+        </w:rPr>
+        <w:t xml:space="preserve">Try starting with the word "mean" or "median". Re-read the question and underline what it is asking you to compare or find. Use one number or word from the problem as your evidence.</w:t>
+      </w:r>
+    </w:p>
+    <w:p>
+      <w:pPr>
+        <w:spacing w:after="60"/>
+      </w:pPr>
+      <w:r>
+        <w:rPr>
+          <w:b/>
+          <w:bCs/>
+          <w:color w:val="12355B"/>
+          <w:sz w:val="19"/>
+          <w:szCs w:val="19"/>
+        </w:rPr>
+        <w:t xml:space="preserve">Sentence starters (optional)</w:t>
+      </w:r>
+    </w:p>
+    <w:p>
+      <w:pPr>
+        <w:spacing w:after="60"/>
+      </w:pPr>
+      <w:r>
+        <w:rPr>
           <w:sz w:val="21"/>
           <w:szCs w:val="21"/>
         </w:rPr>
@@ -869,6 +943,43 @@
       </w:pPr>
       <w:r>
         <w:rPr>
+          <w:b/>
+          <w:bCs/>
+          <w:color w:val="1FA6A2"/>
+          <w:sz w:val="20"/>
+          <w:szCs w:val="20"/>
+        </w:rPr>
+        <w:t xml:space="preserve">Hint (optional): </w:t>
+      </w:r>
+      <w:r>
+        <w:rPr>
+          <w:sz w:val="20"/>
+          <w:szCs w:val="20"/>
+        </w:rPr>
+        <w:t xml:space="preserve">Try starting with the word "mean" or "median". Re-read the question and underline what it is asking you to compare or find. Use one number or word from the problem as your evidence.</w:t>
+      </w:r>
+    </w:p>
+    <w:p>
+      <w:pPr>
+        <w:spacing w:after="60"/>
+      </w:pPr>
+      <w:r>
+        <w:rPr>
+          <w:b/>
+          <w:bCs/>
+          <w:color w:val="12355B"/>
+          <w:sz w:val="19"/>
+          <w:szCs w:val="19"/>
+        </w:rPr>
+        <w:t xml:space="preserve">Sentence starters (optional)</w:t>
+      </w:r>
+    </w:p>
+    <w:p>
+      <w:pPr>
+        <w:spacing w:after="60"/>
+      </w:pPr>
+      <w:r>
+        <w:rPr>
           <w:sz w:val="21"/>
           <w:szCs w:val="21"/>
         </w:rPr>
@@ -1051,6 +1162,43 @@
           <w:szCs w:val="20"/>
         </w:rPr>
         <w:t xml:space="preserve">Order the values, then find the middle one.</w:t>
+      </w:r>
+    </w:p>
+    <w:p>
+      <w:pPr>
+        <w:spacing w:after="60"/>
+      </w:pPr>
+      <w:r>
+        <w:rPr>
+          <w:b/>
+          <w:bCs/>
+          <w:color w:val="1FA6A2"/>
+          <w:sz w:val="20"/>
+          <w:szCs w:val="20"/>
+        </w:rPr>
+        <w:t xml:space="preserve">Hint (optional): </w:t>
+      </w:r>
+      <w:r>
+        <w:rPr>
+          <w:sz w:val="20"/>
+          <w:szCs w:val="20"/>
+        </w:rPr>
+        <w:t xml:space="preserve">Try starting with the word "median" or "mean". Re-read the question and underline what it is asking you to compare or find. Use one number or word from the problem as your evidence.</w:t>
+      </w:r>
+    </w:p>
+    <w:p>
+      <w:pPr>
+        <w:spacing w:after="60"/>
+      </w:pPr>
+      <w:r>
+        <w:rPr>
+          <w:b/>
+          <w:bCs/>
+          <w:color w:val="12355B"/>
+          <w:sz w:val="19"/>
+          <w:szCs w:val="19"/>
+        </w:rPr>
+        <w:t xml:space="preserve">Sentence starters (optional)</w:t>
       </w:r>
     </w:p>
     <w:p>

--- a/lessons/8-2/downloads/8-2-notes.docx
+++ b/lessons/8-2/downloads/8-2-notes.docx
@@ -97,6 +97,69 @@
       </w:pPr>
       <w:r>
         <w:rPr>
+          <w:i/>
+          <w:iCs/>
+          <w:color w:val="5F6F80"/>
+          <w:sz w:val="19"/>
+          <w:szCs w:val="19"/>
+        </w:rPr>
+        <w:t xml:space="preserve">Picture first, then the word, then a plain-language meaning.</w:t>
+      </w:r>
+    </w:p>
+    <w:p>
+      <w:pPr>
+        <w:keepNext/>
+        <w:spacing w:after="20" w:before="120"/>
+        <w:jc w:val="center"/>
+      </w:pPr>
+      <w:r>
+        <w:drawing>
+          <wp:inline distT="0" distB="0" distL="0" distR="0">
+            <wp:extent cx="1238250" cy="933450"/>
+            <wp:effectExtent t="0" r="0" b="0" l="0"/>
+            <wp:docPr id="1" name="" descr="" title=""/>
+            <wp:cNvGraphicFramePr>
+              <a:graphicFrameLocks xmlns:a="http://schemas.openxmlformats.org/drawingml/2006/main" noChangeAspect="1"/>
+            </wp:cNvGraphicFramePr>
+            <a:graphic xmlns:a="http://schemas.openxmlformats.org/drawingml/2006/main">
+              <a:graphicData uri="http://schemas.openxmlformats.org/drawingml/2006/picture">
+                <pic:pic xmlns:pic="http://schemas.openxmlformats.org/drawingml/2006/picture">
+                  <pic:nvPicPr>
+                    <pic:cNvPr id="0" name="" descr=""/>
+                    <pic:cNvPicPr>
+                      <a:picLocks noChangeAspect="1" noChangeArrowheads="1"/>
+                    </pic:cNvPicPr>
+                  </pic:nvPicPr>
+                  <pic:blipFill>
+                    <a:blip r:embed="rId9" cstate="none"/>
+                    <a:srcRect/>
+                    <a:stretch>
+                      <a:fillRect/>
+                    </a:stretch>
+                  </pic:blipFill>
+                  <pic:spPr bwMode="auto">
+                    <a:xfrm>
+                      <a:off x="0" y="0"/>
+                      <a:ext cx="1238250" cy="933450"/>
+                    </a:xfrm>
+                    <a:prstGeom prst="rect">
+                      <a:avLst/>
+                    </a:prstGeom>
+                  </pic:spPr>
+                </pic:pic>
+              </a:graphicData>
+            </a:graphic>
+          </wp:inline>
+        </w:drawing>
+      </w:r>
+    </w:p>
+    <w:p>
+      <w:pPr>
+        <w:keepNext/>
+        <w:spacing w:after="20"/>
+      </w:pPr>
+      <w:r>
+        <w:rPr>
           <w:b/>
           <w:bCs/>
           <w:color w:val="12355B"/>
@@ -118,7 +181,7 @@
     </w:p>
     <w:p>
       <w:pPr>
-        <w:spacing w:after="60"/>
+        <w:spacing w:after="160"/>
       </w:pPr>
       <w:r>
         <w:rPr>
@@ -130,22 +193,55 @@
     </w:p>
     <w:p>
       <w:pPr>
-        <w:spacing w:after="60"/>
-      </w:pPr>
-      <w:r>
-        <w:rPr>
-          <w:i/>
-          <w:iCs/>
-          <w:color w:val="5F6F80"/>
-          <w:sz w:val="19"/>
-          <w:szCs w:val="19"/>
-        </w:rPr>
-        <w:t xml:space="preserve">Mean of 2, 4, 6: add them (2+4+6=12), divide by 3 → mean = 4</w:t>
-      </w:r>
-    </w:p>
-    <w:p>
-      <w:pPr>
-        <w:spacing w:after="60"/>
+        <w:keepNext/>
+        <w:spacing w:after="20" w:before="120"/>
+        <w:jc w:val="center"/>
+      </w:pPr>
+      <w:r>
+        <w:drawing>
+          <wp:inline distT="0" distB="0" distL="0" distR="0">
+            <wp:extent cx="1238250" cy="933450"/>
+            <wp:effectExtent t="0" r="0" b="0" l="0"/>
+            <wp:docPr id="1" name="" descr="" title=""/>
+            <wp:cNvGraphicFramePr>
+              <a:graphicFrameLocks xmlns:a="http://schemas.openxmlformats.org/drawingml/2006/main" noChangeAspect="1"/>
+            </wp:cNvGraphicFramePr>
+            <a:graphic xmlns:a="http://schemas.openxmlformats.org/drawingml/2006/main">
+              <a:graphicData uri="http://schemas.openxmlformats.org/drawingml/2006/picture">
+                <pic:pic xmlns:pic="http://schemas.openxmlformats.org/drawingml/2006/picture">
+                  <pic:nvPicPr>
+                    <pic:cNvPr id="0" name="" descr=""/>
+                    <pic:cNvPicPr>
+                      <a:picLocks noChangeAspect="1" noChangeArrowheads="1"/>
+                    </pic:cNvPicPr>
+                  </pic:nvPicPr>
+                  <pic:blipFill>
+                    <a:blip r:embed="rId10" cstate="none"/>
+                    <a:srcRect/>
+                    <a:stretch>
+                      <a:fillRect/>
+                    </a:stretch>
+                  </pic:blipFill>
+                  <pic:spPr bwMode="auto">
+                    <a:xfrm>
+                      <a:off x="0" y="0"/>
+                      <a:ext cx="1238250" cy="933450"/>
+                    </a:xfrm>
+                    <a:prstGeom prst="rect">
+                      <a:avLst/>
+                    </a:prstGeom>
+                  </pic:spPr>
+                </pic:pic>
+              </a:graphicData>
+            </a:graphic>
+          </wp:inline>
+        </w:drawing>
+      </w:r>
+    </w:p>
+    <w:p>
+      <w:pPr>
+        <w:keepNext/>
+        <w:spacing w:after="20"/>
       </w:pPr>
       <w:r>
         <w:rPr>
@@ -170,7 +266,7 @@
     </w:p>
     <w:p>
       <w:pPr>
-        <w:spacing w:after="60"/>
+        <w:spacing w:after="160"/>
       </w:pPr>
       <w:r>
         <w:rPr>
@@ -182,22 +278,55 @@
     </w:p>
     <w:p>
       <w:pPr>
-        <w:spacing w:after="60"/>
-      </w:pPr>
-      <w:r>
-        <w:rPr>
-          <w:i/>
-          <w:iCs/>
-          <w:color w:val="5F6F80"/>
-          <w:sz w:val="19"/>
-          <w:szCs w:val="19"/>
-        </w:rPr>
-        <w:t xml:space="preserve">Data: 1, 3, 5, 7, 9 → the middle (3rd) value is 5, so median = 5</w:t>
-      </w:r>
-    </w:p>
-    <w:p>
-      <w:pPr>
-        <w:spacing w:after="60"/>
+        <w:keepNext/>
+        <w:spacing w:after="20" w:before="120"/>
+        <w:jc w:val="center"/>
+      </w:pPr>
+      <w:r>
+        <w:drawing>
+          <wp:inline distT="0" distB="0" distL="0" distR="0">
+            <wp:extent cx="1238250" cy="933450"/>
+            <wp:effectExtent t="0" r="0" b="0" l="0"/>
+            <wp:docPr id="1" name="" descr="" title=""/>
+            <wp:cNvGraphicFramePr>
+              <a:graphicFrameLocks xmlns:a="http://schemas.openxmlformats.org/drawingml/2006/main" noChangeAspect="1"/>
+            </wp:cNvGraphicFramePr>
+            <a:graphic xmlns:a="http://schemas.openxmlformats.org/drawingml/2006/main">
+              <a:graphicData uri="http://schemas.openxmlformats.org/drawingml/2006/picture">
+                <pic:pic xmlns:pic="http://schemas.openxmlformats.org/drawingml/2006/picture">
+                  <pic:nvPicPr>
+                    <pic:cNvPr id="0" name="" descr=""/>
+                    <pic:cNvPicPr>
+                      <a:picLocks noChangeAspect="1" noChangeArrowheads="1"/>
+                    </pic:cNvPicPr>
+                  </pic:nvPicPr>
+                  <pic:blipFill>
+                    <a:blip r:embed="rId11" cstate="none"/>
+                    <a:srcRect/>
+                    <a:stretch>
+                      <a:fillRect/>
+                    </a:stretch>
+                  </pic:blipFill>
+                  <pic:spPr bwMode="auto">
+                    <a:xfrm>
+                      <a:off x="0" y="0"/>
+                      <a:ext cx="1238250" cy="933450"/>
+                    </a:xfrm>
+                    <a:prstGeom prst="rect">
+                      <a:avLst/>
+                    </a:prstGeom>
+                  </pic:spPr>
+                </pic:pic>
+              </a:graphicData>
+            </a:graphic>
+          </wp:inline>
+        </w:drawing>
+      </w:r>
+    </w:p>
+    <w:p>
+      <w:pPr>
+        <w:keepNext/>
+        <w:spacing w:after="20"/>
       </w:pPr>
       <w:r>
         <w:rPr>
@@ -222,7 +351,7 @@
     </w:p>
     <w:p>
       <w:pPr>
-        <w:spacing w:after="60"/>
+        <w:spacing w:after="160"/>
       </w:pPr>
       <w:r>
         <w:rPr>
@@ -234,22 +363,55 @@
     </w:p>
     <w:p>
       <w:pPr>
-        <w:spacing w:after="60"/>
-      </w:pPr>
-      <w:r>
-        <w:rPr>
-          <w:i/>
-          <w:iCs/>
-          <w:color w:val="5F6F80"/>
-          <w:sz w:val="19"/>
-          <w:szCs w:val="19"/>
-        </w:rPr>
-        <w:t xml:space="preserve">Data: 2, 3, 3, 5, 7 → 3 appears twice (most often), so mode = 3</w:t>
-      </w:r>
-    </w:p>
-    <w:p>
-      <w:pPr>
-        <w:spacing w:after="60"/>
+        <w:keepNext/>
+        <w:spacing w:after="20" w:before="120"/>
+        <w:jc w:val="center"/>
+      </w:pPr>
+      <w:r>
+        <w:drawing>
+          <wp:inline distT="0" distB="0" distL="0" distR="0">
+            <wp:extent cx="1238250" cy="933450"/>
+            <wp:effectExtent t="0" r="0" b="0" l="0"/>
+            <wp:docPr id="1" name="" descr="" title=""/>
+            <wp:cNvGraphicFramePr>
+              <a:graphicFrameLocks xmlns:a="http://schemas.openxmlformats.org/drawingml/2006/main" noChangeAspect="1"/>
+            </wp:cNvGraphicFramePr>
+            <a:graphic xmlns:a="http://schemas.openxmlformats.org/drawingml/2006/main">
+              <a:graphicData uri="http://schemas.openxmlformats.org/drawingml/2006/picture">
+                <pic:pic xmlns:pic="http://schemas.openxmlformats.org/drawingml/2006/picture">
+                  <pic:nvPicPr>
+                    <pic:cNvPr id="0" name="" descr=""/>
+                    <pic:cNvPicPr>
+                      <a:picLocks noChangeAspect="1" noChangeArrowheads="1"/>
+                    </pic:cNvPicPr>
+                  </pic:nvPicPr>
+                  <pic:blipFill>
+                    <a:blip r:embed="rId12" cstate="none"/>
+                    <a:srcRect/>
+                    <a:stretch>
+                      <a:fillRect/>
+                    </a:stretch>
+                  </pic:blipFill>
+                  <pic:spPr bwMode="auto">
+                    <a:xfrm>
+                      <a:off x="0" y="0"/>
+                      <a:ext cx="1238250" cy="933450"/>
+                    </a:xfrm>
+                    <a:prstGeom prst="rect">
+                      <a:avLst/>
+                    </a:prstGeom>
+                  </pic:spPr>
+                </pic:pic>
+              </a:graphicData>
+            </a:graphic>
+          </wp:inline>
+        </w:drawing>
+      </w:r>
+    </w:p>
+    <w:p>
+      <w:pPr>
+        <w:keepNext/>
+        <w:spacing w:after="20"/>
       </w:pPr>
       <w:r>
         <w:rPr>
@@ -274,7 +436,7 @@
     </w:p>
     <w:p>
       <w:pPr>
-        <w:spacing w:after="60"/>
+        <w:spacing w:after="160"/>
       </w:pPr>
       <w:r>
         <w:rPr>
@@ -286,22 +448,55 @@
     </w:p>
     <w:p>
       <w:pPr>
-        <w:spacing w:after="60"/>
-      </w:pPr>
-      <w:r>
-        <w:rPr>
-          <w:i/>
-          <w:iCs/>
-          <w:color w:val="5F6F80"/>
-          <w:sz w:val="19"/>
-          <w:szCs w:val="19"/>
-        </w:rPr>
-        <w:t xml:space="preserve">Data: 10, 12, 11, 13, 50 → 50 is far from the others, so 50 is an outlier</w:t>
-      </w:r>
-    </w:p>
-    <w:p>
-      <w:pPr>
-        <w:spacing w:after="60"/>
+        <w:keepNext/>
+        <w:spacing w:after="20" w:before="120"/>
+        <w:jc w:val="center"/>
+      </w:pPr>
+      <w:r>
+        <w:drawing>
+          <wp:inline distT="0" distB="0" distL="0" distR="0">
+            <wp:extent cx="1238250" cy="933450"/>
+            <wp:effectExtent t="0" r="0" b="0" l="0"/>
+            <wp:docPr id="1" name="" descr="" title=""/>
+            <wp:cNvGraphicFramePr>
+              <a:graphicFrameLocks xmlns:a="http://schemas.openxmlformats.org/drawingml/2006/main" noChangeAspect="1"/>
+            </wp:cNvGraphicFramePr>
+            <a:graphic xmlns:a="http://schemas.openxmlformats.org/drawingml/2006/main">
+              <a:graphicData uri="http://schemas.openxmlformats.org/drawingml/2006/picture">
+                <pic:pic xmlns:pic="http://schemas.openxmlformats.org/drawingml/2006/picture">
+                  <pic:nvPicPr>
+                    <pic:cNvPr id="0" name="" descr=""/>
+                    <pic:cNvPicPr>
+                      <a:picLocks noChangeAspect="1" noChangeArrowheads="1"/>
+                    </pic:cNvPicPr>
+                  </pic:nvPicPr>
+                  <pic:blipFill>
+                    <a:blip r:embed="rId13" cstate="none"/>
+                    <a:srcRect/>
+                    <a:stretch>
+                      <a:fillRect/>
+                    </a:stretch>
+                  </pic:blipFill>
+                  <pic:spPr bwMode="auto">
+                    <a:xfrm>
+                      <a:off x="0" y="0"/>
+                      <a:ext cx="1238250" cy="933450"/>
+                    </a:xfrm>
+                    <a:prstGeom prst="rect">
+                      <a:avLst/>
+                    </a:prstGeom>
+                  </pic:spPr>
+                </pic:pic>
+              </a:graphicData>
+            </a:graphic>
+          </wp:inline>
+        </w:drawing>
+      </w:r>
+    </w:p>
+    <w:p>
+      <w:pPr>
+        <w:keepNext/>
+        <w:spacing w:after="20"/>
       </w:pPr>
       <w:r>
         <w:rPr>
@@ -326,7 +521,7 @@
     </w:p>
     <w:p>
       <w:pPr>
-        <w:spacing w:after="60"/>
+        <w:spacing w:after="160"/>
       </w:pPr>
       <w:r>
         <w:rPr>
@@ -338,22 +533,55 @@
     </w:p>
     <w:p>
       <w:pPr>
-        <w:spacing w:after="60"/>
-      </w:pPr>
-      <w:r>
-        <w:rPr>
-          <w:i/>
-          <w:iCs/>
-          <w:color w:val="5F6F80"/>
-          <w:sz w:val="19"/>
-          <w:szCs w:val="19"/>
-        </w:rPr>
-        <w:t xml:space="preserve">If most values cluster in the center with fewer at the ends, the distribution is symmetric</w:t>
-      </w:r>
-    </w:p>
-    <w:p>
-      <w:pPr>
-        <w:spacing w:after="60"/>
+        <w:keepNext/>
+        <w:spacing w:after="20" w:before="120"/>
+        <w:jc w:val="center"/>
+      </w:pPr>
+      <w:r>
+        <w:drawing>
+          <wp:inline distT="0" distB="0" distL="0" distR="0">
+            <wp:extent cx="1238250" cy="933450"/>
+            <wp:effectExtent t="0" r="0" b="0" l="0"/>
+            <wp:docPr id="1" name="" descr="" title=""/>
+            <wp:cNvGraphicFramePr>
+              <a:graphicFrameLocks xmlns:a="http://schemas.openxmlformats.org/drawingml/2006/main" noChangeAspect="1"/>
+            </wp:cNvGraphicFramePr>
+            <a:graphic xmlns:a="http://schemas.openxmlformats.org/drawingml/2006/main">
+              <a:graphicData uri="http://schemas.openxmlformats.org/drawingml/2006/picture">
+                <pic:pic xmlns:pic="http://schemas.openxmlformats.org/drawingml/2006/picture">
+                  <pic:nvPicPr>
+                    <pic:cNvPr id="0" name="" descr=""/>
+                    <pic:cNvPicPr>
+                      <a:picLocks noChangeAspect="1" noChangeArrowheads="1"/>
+                    </pic:cNvPicPr>
+                  </pic:nvPicPr>
+                  <pic:blipFill>
+                    <a:blip r:embed="rId14" cstate="none"/>
+                    <a:srcRect/>
+                    <a:stretch>
+                      <a:fillRect/>
+                    </a:stretch>
+                  </pic:blipFill>
+                  <pic:spPr bwMode="auto">
+                    <a:xfrm>
+                      <a:off x="0" y="0"/>
+                      <a:ext cx="1238250" cy="933450"/>
+                    </a:xfrm>
+                    <a:prstGeom prst="rect">
+                      <a:avLst/>
+                    </a:prstGeom>
+                  </pic:spPr>
+                </pic:pic>
+              </a:graphicData>
+            </a:graphic>
+          </wp:inline>
+        </w:drawing>
+      </w:r>
+    </w:p>
+    <w:p>
+      <w:pPr>
+        <w:keepNext/>
+        <w:spacing w:after="20"/>
       </w:pPr>
       <w:r>
         <w:rPr>
@@ -378,7 +606,7 @@
     </w:p>
     <w:p>
       <w:pPr>
-        <w:spacing w:after="60"/>
+        <w:spacing w:after="160"/>
       </w:pPr>
       <w:r>
         <w:rPr>
@@ -386,21 +614,6 @@
           <w:szCs w:val="21"/>
         </w:rPr>
         <w:t xml:space="preserve">How spread out the numbers are.</w:t>
-      </w:r>
-    </w:p>
-    <w:p>
-      <w:pPr>
-        <w:spacing w:after="60"/>
-      </w:pPr>
-      <w:r>
-        <w:rPr>
-          <w:i/>
-          <w:iCs/>
-          <w:color w:val="5F6F80"/>
-          <w:sz w:val="19"/>
-          <w:szCs w:val="19"/>
-        </w:rPr>
-        <w:t xml:space="preserve">8, 9, 10, 11 has low variability (close together); 2, 10, 25, 40 has high variability (far apart)</w:t>
       </w:r>
     </w:p>
     <w:p>

--- a/lessons/8-2/downloads/8-2-notes.docx
+++ b/lessons/8-2/downloads/8-2-notes.docx
@@ -1366,6 +1366,175 @@
     </w:p>
     <w:p>
       <w:pPr>
+        <w:pStyle w:val="Heading2"/>
+        <w:spacing w:after="80" w:before="180"/>
+      </w:pPr>
+      <w:r>
+        <w:rPr>
+          <w:b/>
+          <w:bCs/>
+          <w:color w:val="12355B"/>
+          <w:sz w:val="24"/>
+          <w:szCs w:val="24"/>
+        </w:rPr>
+        <w:t xml:space="preserve">Solved Example</w:t>
+      </w:r>
+      <w:r>
+        <w:rPr>
+          <w:i/>
+          <w:iCs/>
+          <w:color w:val="1FA6A2"/>
+          <w:sz w:val="19"/>
+          <w:szCs w:val="19"/>
+        </w:rPr>
+        <w:t xml:space="preserve">   I Do — watch each step</w:t>
+      </w:r>
+    </w:p>
+    <w:p>
+      <w:pPr>
+        <w:keepNext/>
+        <w:spacing w:after="40"/>
+      </w:pPr>
+      <w:r>
+        <w:rPr>
+          <w:b/>
+          <w:bCs/>
+          <w:color w:val="12355B"/>
+          <w:sz w:val="21"/>
+          <w:szCs w:val="21"/>
+        </w:rPr>
+        <w:t xml:space="preserve">Problem:  </w:t>
+      </w:r>
+      <w:r>
+        <w:rPr>
+          <w:sz w:val="21"/>
+          <w:szCs w:val="21"/>
+        </w:rPr>
+        <w:t xml:space="preserve">Find the mean of: 10, 14, 8, 12, 16</w:t>
+      </w:r>
+    </w:p>
+    <w:p>
+      <w:pPr>
+        <w:spacing w:after="30"/>
+        <w:ind w:left="420"/>
+      </w:pPr>
+      <w:r>
+        <w:rPr>
+          <w:sz w:val="20"/>
+          <w:szCs w:val="20"/>
+        </w:rPr>
+        <w:t xml:space="preserve">A)  12</w:t>
+      </w:r>
+    </w:p>
+    <w:p>
+      <w:pPr>
+        <w:spacing w:after="30"/>
+        <w:ind w:left="420"/>
+      </w:pPr>
+      <w:r>
+        <w:rPr>
+          <w:sz w:val="20"/>
+          <w:szCs w:val="20"/>
+        </w:rPr>
+        <w:t xml:space="preserve">B)  14</w:t>
+      </w:r>
+    </w:p>
+    <w:p>
+      <w:pPr>
+        <w:spacing w:after="30"/>
+        <w:ind w:left="420"/>
+      </w:pPr>
+      <w:r>
+        <w:rPr>
+          <w:sz w:val="20"/>
+          <w:szCs w:val="20"/>
+        </w:rPr>
+        <w:t xml:space="preserve">C)  10</w:t>
+      </w:r>
+    </w:p>
+    <w:p>
+      <w:pPr>
+        <w:spacing w:after="30"/>
+        <w:ind w:left="420"/>
+      </w:pPr>
+      <w:r>
+        <w:rPr>
+          <w:sz w:val="20"/>
+          <w:szCs w:val="20"/>
+        </w:rPr>
+        <w:t xml:space="preserve">D)  60</w:t>
+      </w:r>
+    </w:p>
+    <w:p>
+      <w:pPr>
+        <w:spacing w:after="20" w:before="50"/>
+      </w:pPr>
+      <w:r>
+        <w:rPr>
+          <w:b/>
+          <w:bCs/>
+          <w:color w:val="1FA6A2"/>
+          <w:sz w:val="21"/>
+          <w:szCs w:val="21"/>
+        </w:rPr>
+        <w:t xml:space="preserve">Step 1:  </w:t>
+      </w:r>
+      <w:r>
+        <w:rPr>
+          <w:sz w:val="21"/>
+          <w:szCs w:val="21"/>
+        </w:rPr>
+        <w:t xml:space="preserve">Sum = 10 + 14 + 8 + 12 + 16 = 60.</w:t>
+      </w:r>
+    </w:p>
+    <w:p>
+      <w:pPr>
+        <w:spacing w:after="20" w:before="50"/>
+      </w:pPr>
+      <w:r>
+        <w:rPr>
+          <w:b/>
+          <w:bCs/>
+          <w:color w:val="1FA6A2"/>
+          <w:sz w:val="21"/>
+          <w:szCs w:val="21"/>
+        </w:rPr>
+        <w:t xml:space="preserve">Step 2:  </w:t>
+      </w:r>
+      <w:r>
+        <w:rPr>
+          <w:sz w:val="21"/>
+          <w:szCs w:val="21"/>
+        </w:rPr>
+        <w:t xml:space="preserve">Mean = 60 ÷ 5 = 12.</w:t>
+      </w:r>
+    </w:p>
+    <w:p>
+      <w:pPr>
+        <w:spacing w:after="40" w:before="60"/>
+      </w:pPr>
+      <w:r>
+        <w:rPr>
+          <w:b/>
+          <w:bCs/>
+          <w:color w:val="12355B"/>
+          <w:sz w:val="21"/>
+          <w:szCs w:val="21"/>
+        </w:rPr>
+        <w:t xml:space="preserve">Answer:  </w:t>
+      </w:r>
+      <w:r>
+        <w:rPr>
+          <w:b/>
+          <w:bCs/>
+          <w:sz w:val="21"/>
+          <w:szCs w:val="21"/>
+        </w:rPr>
+        <w:t xml:space="preserve">A. 12</w:t>
+      </w:r>
+    </w:p>
+    <w:p>
+      <w:pPr>
         <w:pStyle w:val="Heading1"/>
         <w:pageBreakBefore/>
         <w:pBdr>
@@ -1408,6 +1577,170 @@
           <w:szCs w:val="19"/>
         </w:rPr>
         <w:t xml:space="preserve">   We Do — work with your class</w:t>
+      </w:r>
+    </w:p>
+    <w:p>
+      <w:pPr>
+        <w:keepNext/>
+        <w:spacing w:after="40" w:before="40"/>
+      </w:pPr>
+      <w:r>
+        <w:rPr>
+          <w:b/>
+          <w:bCs/>
+          <w:color w:val="12355B"/>
+          <w:sz w:val="21"/>
+          <w:szCs w:val="21"/>
+        </w:rPr>
+        <w:t xml:space="preserve">Problem:  </w:t>
+      </w:r>
+      <w:r>
+        <w:rPr>
+          <w:sz w:val="21"/>
+          <w:szCs w:val="21"/>
+        </w:rPr>
+        <w:t xml:space="preserve">Find the median of: 3, 7, 2, 9, 5</w:t>
+      </w:r>
+    </w:p>
+    <w:p>
+      <w:pPr>
+        <w:spacing w:after="30"/>
+        <w:ind w:left="420"/>
+      </w:pPr>
+      <w:r>
+        <w:rPr>
+          <w:sz w:val="20"/>
+          <w:szCs w:val="20"/>
+        </w:rPr>
+        <w:t xml:space="preserve">A)  5</w:t>
+      </w:r>
+    </w:p>
+    <w:p>
+      <w:pPr>
+        <w:spacing w:after="30"/>
+        <w:ind w:left="420"/>
+      </w:pPr>
+      <w:r>
+        <w:rPr>
+          <w:sz w:val="20"/>
+          <w:szCs w:val="20"/>
+        </w:rPr>
+        <w:t xml:space="preserve">B)  3</w:t>
+      </w:r>
+    </w:p>
+    <w:p>
+      <w:pPr>
+        <w:spacing w:after="30"/>
+        <w:ind w:left="420"/>
+      </w:pPr>
+      <w:r>
+        <w:rPr>
+          <w:sz w:val="20"/>
+          <w:szCs w:val="20"/>
+        </w:rPr>
+        <w:t xml:space="preserve">C)  7</w:t>
+      </w:r>
+    </w:p>
+    <w:p>
+      <w:pPr>
+        <w:spacing w:after="30"/>
+        <w:ind w:left="420"/>
+      </w:pPr>
+      <w:r>
+        <w:rPr>
+          <w:sz w:val="20"/>
+          <w:szCs w:val="20"/>
+        </w:rPr>
+        <w:t xml:space="preserve">D)  5.2</w:t>
+      </w:r>
+    </w:p>
+    <w:p>
+      <w:pPr>
+        <w:keepNext/>
+        <w:spacing w:after="0" w:before="50"/>
+      </w:pPr>
+      <w:r>
+        <w:rPr>
+          <w:b/>
+          <w:bCs/>
+          <w:color w:val="6B4FA0"/>
+          <w:sz w:val="21"/>
+          <w:szCs w:val="21"/>
+        </w:rPr>
+        <w:t xml:space="preserve">Step 1:</w:t>
+      </w:r>
+    </w:p>
+    <w:p>
+      <w:pPr>
+        <w:pBdr>
+          <w:bottom w:val="single" w:color="AFBECC" w:sz="6"/>
+        </w:pBdr>
+        <w:spacing w:after="30" w:before="150"/>
+      </w:pPr>
+      <w:r>
+        <w:t xml:space="preserve"/>
+      </w:r>
+    </w:p>
+    <w:p>
+      <w:pPr>
+        <w:keepNext/>
+        <w:spacing w:after="0" w:before="50"/>
+      </w:pPr>
+      <w:r>
+        <w:rPr>
+          <w:b/>
+          <w:bCs/>
+          <w:color w:val="6B4FA0"/>
+          <w:sz w:val="21"/>
+          <w:szCs w:val="21"/>
+        </w:rPr>
+        <w:t xml:space="preserve">Step 2:</w:t>
+      </w:r>
+    </w:p>
+    <w:p>
+      <w:pPr>
+        <w:pBdr>
+          <w:bottom w:val="single" w:color="AFBECC" w:sz="6"/>
+        </w:pBdr>
+        <w:spacing w:after="30" w:before="150"/>
+      </w:pPr>
+      <w:r>
+        <w:t xml:space="preserve"/>
+      </w:r>
+    </w:p>
+    <w:p>
+      <w:pPr>
+        <w:keepNext/>
+        <w:spacing w:after="0" w:before="60"/>
+      </w:pPr>
+      <w:r>
+        <w:rPr>
+          <w:b/>
+          <w:bCs/>
+          <w:color w:val="12355B"/>
+          <w:sz w:val="21"/>
+          <w:szCs w:val="21"/>
+        </w:rPr>
+        <w:t xml:space="preserve">Answer:</w:t>
+      </w:r>
+    </w:p>
+    <w:p>
+      <w:pPr>
+        <w:pBdr>
+          <w:bottom w:val="single" w:color="AFBECC" w:sz="6"/>
+        </w:pBdr>
+        <w:spacing w:after="30" w:before="150"/>
+      </w:pPr>
+      <w:r>
+        <w:t xml:space="preserve"/>
+      </w:r>
+    </w:p>
+    <w:p>
+      <w:pPr>
+        <w:spacing w:after="80"/>
+      </w:pPr>
+      <w:r>
+        <w:t xml:space="preserve"/>
       </w:r>
     </w:p>
     <w:tbl>
@@ -2008,7 +2341,7 @@
           <w:sz w:val="21"/>
           <w:szCs w:val="21"/>
         </w:rPr>
-        <w:t xml:space="preserve">Find the mean of: 10, 14, 8, 12, 16</w:t>
+        <w:t xml:space="preserve">Find the mode of: 4, 7, 4, 9, 2, 4, 8</w:t>
       </w:r>
     </w:p>
     <w:p>
@@ -2021,7 +2354,7 @@
           <w:sz w:val="20"/>
           <w:szCs w:val="20"/>
         </w:rPr>
-        <w:t xml:space="preserve">A)  12</w:t>
+        <w:t xml:space="preserve">A)  4</w:t>
       </w:r>
     </w:p>
     <w:p>
@@ -2034,7 +2367,7 @@
           <w:sz w:val="20"/>
           <w:szCs w:val="20"/>
         </w:rPr>
-        <w:t xml:space="preserve">B)  14</w:t>
+        <w:t xml:space="preserve">B)  7</w:t>
       </w:r>
     </w:p>
     <w:p>
@@ -2047,7 +2380,7 @@
           <w:sz w:val="20"/>
           <w:szCs w:val="20"/>
         </w:rPr>
-        <w:t xml:space="preserve">C)  10</w:t>
+        <w:t xml:space="preserve">C)  9</w:t>
       </w:r>
     </w:p>
     <w:p>
@@ -2060,7 +2393,7 @@
           <w:sz w:val="20"/>
           <w:szCs w:val="20"/>
         </w:rPr>
-        <w:t xml:space="preserve">D)  60</w:t>
+        <w:t xml:space="preserve">D)  2</w:t>
       </w:r>
     </w:p>
     <w:p>
@@ -2138,7 +2471,7 @@
           <w:sz w:val="21"/>
           <w:szCs w:val="21"/>
         </w:rPr>
-        <w:t xml:space="preserve">Find the median of: 3, 7, 2, 9, 5</w:t>
+        <w:t xml:space="preserve">Find the mean of: 6, 8, 10, 12, 14</w:t>
       </w:r>
     </w:p>
     <w:p>
@@ -2151,7 +2484,7 @@
           <w:sz w:val="20"/>
           <w:szCs w:val="20"/>
         </w:rPr>
-        <w:t xml:space="preserve">A)  5</w:t>
+        <w:t xml:space="preserve">A)  10</w:t>
       </w:r>
     </w:p>
     <w:p>
@@ -2164,7 +2497,7 @@
           <w:sz w:val="20"/>
           <w:szCs w:val="20"/>
         </w:rPr>
-        <w:t xml:space="preserve">B)  3</w:t>
+        <w:t xml:space="preserve">B)  8</w:t>
       </w:r>
     </w:p>
     <w:p>
@@ -2177,7 +2510,7 @@
           <w:sz w:val="20"/>
           <w:szCs w:val="20"/>
         </w:rPr>
-        <w:t xml:space="preserve">C)  7</w:t>
+        <w:t xml:space="preserve">C)  12</w:t>
       </w:r>
     </w:p>
     <w:p>
@@ -2190,7 +2523,7 @@
           <w:sz w:val="20"/>
           <w:szCs w:val="20"/>
         </w:rPr>
-        <w:t xml:space="preserve">D)  5.2</w:t>
+        <w:t xml:space="preserve">D)  50</w:t>
       </w:r>
     </w:p>
     <w:p>
@@ -2268,7 +2601,7 @@
           <w:sz w:val="21"/>
           <w:szCs w:val="21"/>
         </w:rPr>
-        <w:t xml:space="preserve">Find the mode of: 4, 7, 4, 9, 2, 4, 8</w:t>
+        <w:t xml:space="preserve">Data set: 4, 6, 6, 8, 10, 12. What is the median?</w:t>
       </w:r>
     </w:p>
     <w:p>
@@ -2281,7 +2614,7 @@
           <w:sz w:val="20"/>
           <w:szCs w:val="20"/>
         </w:rPr>
-        <w:t xml:space="preserve">A)  4</w:t>
+        <w:t xml:space="preserve">A)  7</w:t>
       </w:r>
     </w:p>
     <w:p>
@@ -2294,7 +2627,7 @@
           <w:sz w:val="20"/>
           <w:szCs w:val="20"/>
         </w:rPr>
-        <w:t xml:space="preserve">B)  7</w:t>
+        <w:t xml:space="preserve">B)  6</w:t>
       </w:r>
     </w:p>
     <w:p>
@@ -2307,7 +2640,7 @@
           <w:sz w:val="20"/>
           <w:szCs w:val="20"/>
         </w:rPr>
-        <w:t xml:space="preserve">C)  9</w:t>
+        <w:t xml:space="preserve">C)  8</w:t>
       </w:r>
     </w:p>
     <w:p>
@@ -2320,7 +2653,7 @@
           <w:sz w:val="20"/>
           <w:szCs w:val="20"/>
         </w:rPr>
-        <w:t xml:space="preserve">D)  2</w:t>
+        <w:t xml:space="preserve">D)  7.67</w:t>
       </w:r>
     </w:p>
     <w:p>
@@ -2398,7 +2731,7 @@
           <w:sz w:val="21"/>
           <w:szCs w:val="21"/>
         </w:rPr>
-        <w:t xml:space="preserve">Find the mean of: 6, 8, 10, 12, 14</w:t>
+        <w:t xml:space="preserve">What is the mean of 4, 6, 8, 10, 12?</w:t>
       </w:r>
     </w:p>
     <w:p>
@@ -2411,7 +2744,7 @@
           <w:sz w:val="20"/>
           <w:szCs w:val="20"/>
         </w:rPr>
-        <w:t xml:space="preserve">A)  10</w:t>
+        <w:t xml:space="preserve">A)  8</w:t>
       </w:r>
     </w:p>
     <w:p>
@@ -2424,7 +2757,7 @@
           <w:sz w:val="20"/>
           <w:szCs w:val="20"/>
         </w:rPr>
-        <w:t xml:space="preserve">B)  8</w:t>
+        <w:t xml:space="preserve">B)  10</w:t>
       </w:r>
     </w:p>
     <w:p>
@@ -2437,7 +2770,7 @@
           <w:sz w:val="20"/>
           <w:szCs w:val="20"/>
         </w:rPr>
-        <w:t xml:space="preserve">C)  12</w:t>
+        <w:t xml:space="preserve">C)  40</w:t>
       </w:r>
     </w:p>
     <w:p>
@@ -2450,7 +2783,7 @@
           <w:sz w:val="20"/>
           <w:szCs w:val="20"/>
         </w:rPr>
-        <w:t xml:space="preserve">D)  50</w:t>
+        <w:t xml:space="preserve">D)  6</w:t>
       </w:r>
     </w:p>
     <w:p>
@@ -3163,6 +3496,64 @@
           <w:sz w:val="24"/>
           <w:szCs w:val="24"/>
         </w:rPr>
+        <w:t xml:space="preserve">Worked Notes (I Do / We Do)</w:t>
+      </w:r>
+    </w:p>
+    <w:p>
+      <w:pPr>
+        <w:spacing w:after="80"/>
+      </w:pPr>
+      <w:r>
+        <w:rPr>
+          <w:b/>
+          <w:bCs/>
+          <w:sz w:val="21"/>
+          <w:szCs w:val="21"/>
+        </w:rPr>
+        <w:t xml:space="preserve">I Do:  </w:t>
+      </w:r>
+      <w:r>
+        <w:rPr>
+          <w:sz w:val="21"/>
+          <w:szCs w:val="21"/>
+        </w:rPr>
+        <w:t xml:space="preserve">A. 12</w:t>
+      </w:r>
+    </w:p>
+    <w:p>
+      <w:pPr>
+        <w:spacing w:after="80"/>
+      </w:pPr>
+      <w:r>
+        <w:rPr>
+          <w:b/>
+          <w:bCs/>
+          <w:sz w:val="21"/>
+          <w:szCs w:val="21"/>
+        </w:rPr>
+        <w:t xml:space="preserve">We Do:  </w:t>
+      </w:r>
+      <w:r>
+        <w:rPr>
+          <w:sz w:val="21"/>
+          <w:szCs w:val="21"/>
+        </w:rPr>
+        <w:t xml:space="preserve">A. 5</w:t>
+      </w:r>
+    </w:p>
+    <w:p>
+      <w:pPr>
+        <w:pStyle w:val="Heading2"/>
+        <w:spacing w:after="80" w:before="180"/>
+      </w:pPr>
+      <w:r>
+        <w:rPr>
+          <w:b/>
+          <w:bCs/>
+          <w:color w:val="12355B"/>
+          <w:sz w:val="24"/>
+          <w:szCs w:val="24"/>
+        </w:rPr>
         <w:t xml:space="preserve">Independent Practice</w:t>
       </w:r>
     </w:p>
@@ -3184,7 +3575,7 @@
           <w:sz w:val="21"/>
           <w:szCs w:val="21"/>
         </w:rPr>
-        <w:t xml:space="preserve">A)  12</w:t>
+        <w:t xml:space="preserve">A)  4</w:t>
       </w:r>
       <w:r>
         <w:rPr>
@@ -3194,7 +3585,7 @@
           <w:sz w:val="19"/>
           <w:szCs w:val="19"/>
         </w:rPr>
-        <w:t xml:space="preserve">  — Sum = 10 + 14 + 8 + 12 + 16 = 60. Mean = 60 ÷ 5 = 12.</w:t>
+        <w:t xml:space="preserve">  — 4 appears three times — more than any other value. Mode = 4.</w:t>
       </w:r>
     </w:p>
     <w:p>
@@ -3215,7 +3606,7 @@
           <w:sz w:val="21"/>
           <w:szCs w:val="21"/>
         </w:rPr>
-        <w:t xml:space="preserve">A)  5</w:t>
+        <w:t xml:space="preserve">A)  10</w:t>
       </w:r>
       <w:r>
         <w:rPr>
@@ -3225,7 +3616,7 @@
           <w:sz w:val="19"/>
           <w:szCs w:val="19"/>
         </w:rPr>
-        <w:t xml:space="preserve">  — Ordered: 2, 3, 5, 7, 9. The middle value is 5.</w:t>
+        <w:t xml:space="preserve">  — Sum = 6 + 8 + 10 + 12 + 14 = 50. Mean = 50 ÷ 5 = 10.</w:t>
       </w:r>
     </w:p>
     <w:p>
@@ -3246,7 +3637,7 @@
           <w:sz w:val="21"/>
           <w:szCs w:val="21"/>
         </w:rPr>
-        <w:t xml:space="preserve">A)  4</w:t>
+        <w:t xml:space="preserve">A)  7</w:t>
       </w:r>
       <w:r>
         <w:rPr>
@@ -3256,7 +3647,7 @@
           <w:sz w:val="19"/>
           <w:szCs w:val="19"/>
         </w:rPr>
-        <w:t xml:space="preserve">  — 4 appears three times — more than any other value. Mode = 4.</w:t>
+        <w:t xml:space="preserve">  — With 6 values, the median is the average of the 3rd and 4th values: (6 + 8) ÷ 2 = 7.</w:t>
       </w:r>
     </w:p>
     <w:p>
@@ -3277,7 +3668,7 @@
           <w:sz w:val="21"/>
           <w:szCs w:val="21"/>
         </w:rPr>
-        <w:t xml:space="preserve">A)  10</w:t>
+        <w:t xml:space="preserve">A)  8</w:t>
       </w:r>
       <w:r>
         <w:rPr>
@@ -3287,7 +3678,7 @@
           <w:sz w:val="19"/>
           <w:szCs w:val="19"/>
         </w:rPr>
-        <w:t xml:space="preserve">  — Sum = 6 + 8 + 10 + 12 + 14 = 50. Mean = 50 ÷ 5 = 10.</w:t>
+        <w:t xml:space="preserve">  — Sum = 40; 40 ÷ 5 = 8.</w:t>
       </w:r>
     </w:p>
     <w:p>

--- a/lessons/8-2/downloads/8-2-notes.docx
+++ b/lessons/8-2/downloads/8-2-notes.docx
@@ -1177,6 +1177,238 @@
     <w:p>
       <w:pPr>
         <w:pStyle w:val="Heading1"/>
+        <w:pBdr>
+          <w:bottom w:val="single" w:color="1FA6A2" w:sz="14" w:space="6"/>
+        </w:pBdr>
+        <w:spacing w:after="140" w:before="260"/>
+      </w:pPr>
+      <w:r>
+        <w:rPr>
+          <w:b/>
+          <w:bCs/>
+          <w:color w:val="12355B"/>
+          <w:sz w:val="30"/>
+          <w:szCs w:val="30"/>
+        </w:rPr>
+        <w:t xml:space="preserve">Guided Notes</w:t>
+      </w:r>
+    </w:p>
+    <w:p>
+      <w:pPr>
+        <w:spacing w:after="100"/>
+      </w:pPr>
+      <w:r>
+        <w:rPr>
+          <w:i/>
+          <w:iCs/>
+          <w:color w:val="5F6F80"/>
+          <w:sz w:val="19"/>
+          <w:szCs w:val="19"/>
+        </w:rPr>
+        <w:t xml:space="preserve">Fill in each blank as we go. Use the Word Bank to help you.</w:t>
+      </w:r>
+    </w:p>
+    <w:tbl>
+      <w:tblPr>
+        <w:tblW w:type="pct" w:w="100%"/>
+        <w:tblBorders>
+          <w:top w:val="single" w:color="BBD0DE" w:sz="8"/>
+          <w:left w:val="single" w:color="BBD0DE" w:sz="8"/>
+          <w:bottom w:val="single" w:color="BBD0DE" w:sz="8"/>
+          <w:right w:val="single" w:color="BBD0DE" w:sz="8"/>
+          <w:insideH w:val="single" w:color="auto" w:sz="4"/>
+          <w:insideV w:val="single" w:color="auto" w:sz="4"/>
+        </w:tblBorders>
+      </w:tblPr>
+      <w:tblGrid>
+        <w:gridCol w:w="100"/>
+      </w:tblGrid>
+      <w:tr>
+        <w:tc>
+          <w:tcPr>
+            <w:shd w:fill="EEF4F8" w:color="auto" w:val="clear"/>
+            <w:tcMar>
+              <w:top w:type="dxa" w:w="120"/>
+              <w:left w:type="dxa" w:w="180"/>
+              <w:bottom w:type="dxa" w:w="120"/>
+              <w:right w:type="dxa" w:w="180"/>
+            </w:tcMar>
+          </w:tcPr>
+          <w:p>
+            <w:pPr>
+              <w:spacing w:after="40"/>
+            </w:pPr>
+            <w:r>
+              <w:rPr>
+                <w:b/>
+                <w:bCs/>
+                <w:color w:val="1FA6A2"/>
+                <w:sz w:val="18"/>
+                <w:szCs w:val="18"/>
+              </w:rPr>
+              <w:t xml:space="preserve">WORD BANK</w:t>
+            </w:r>
+          </w:p>
+          <w:p>
+            <w:pPr>
+              <w:spacing w:after="80"/>
+            </w:pPr>
+            <w:r>
+              <w:rPr>
+                <w:b/>
+                <w:bCs/>
+                <w:sz w:val="21"/>
+                <w:szCs w:val="21"/>
+              </w:rPr>
+              <w:t xml:space="preserve">Mean      •      Median      •      Mode      •      Outlier      •      Data distribution      •      Variability</w:t>
+            </w:r>
+          </w:p>
+        </w:tc>
+      </w:tr>
+    </w:tbl>
+    <w:p>
+      <w:pPr>
+        <w:spacing w:after="80"/>
+      </w:pPr>
+      <w:r>
+        <w:t xml:space="preserve"/>
+      </w:r>
+    </w:p>
+    <w:p>
+      <w:pPr>
+        <w:spacing w:after="120" w:before="80"/>
+      </w:pPr>
+      <w:r>
+        <w:rPr>
+          <w:b/>
+          <w:bCs/>
+          <w:color w:val="12355B"/>
+          <w:sz w:val="22"/>
+          <w:szCs w:val="22"/>
+        </w:rPr>
+        <w:t xml:space="preserve">1.  </w:t>
+      </w:r>
+      <w:r>
+        <w:rPr>
+          <w:sz w:val="22"/>
+          <w:szCs w:val="22"/>
+        </w:rPr>
+        <w:t xml:space="preserve">The average found by adding all values and dividing by how many there are is the ___.</w:t>
+      </w:r>
+    </w:p>
+    <w:p>
+      <w:pPr>
+        <w:spacing w:after="120" w:before="80"/>
+      </w:pPr>
+      <w:r>
+        <w:rPr>
+          <w:b/>
+          <w:bCs/>
+          <w:color w:val="12355B"/>
+          <w:sz w:val="22"/>
+          <w:szCs w:val="22"/>
+        </w:rPr>
+        <w:t xml:space="preserve">2.  </w:t>
+      </w:r>
+      <w:r>
+        <w:rPr>
+          <w:sz w:val="22"/>
+          <w:szCs w:val="22"/>
+        </w:rPr>
+        <w:t xml:space="preserve">The middle value of a data set when the numbers are in order is the ___.</w:t>
+      </w:r>
+    </w:p>
+    <w:p>
+      <w:pPr>
+        <w:spacing w:after="120" w:before="80"/>
+      </w:pPr>
+      <w:r>
+        <w:rPr>
+          <w:b/>
+          <w:bCs/>
+          <w:color w:val="12355B"/>
+          <w:sz w:val="22"/>
+          <w:szCs w:val="22"/>
+        </w:rPr>
+        <w:t xml:space="preserve">3.  </w:t>
+      </w:r>
+      <w:r>
+        <w:rPr>
+          <w:sz w:val="22"/>
+          <w:szCs w:val="22"/>
+        </w:rPr>
+        <w:t xml:space="preserve">The value that appears most often in a data set is the ___.</w:t>
+      </w:r>
+    </w:p>
+    <w:p>
+      <w:pPr>
+        <w:spacing w:after="120" w:before="80"/>
+      </w:pPr>
+      <w:r>
+        <w:rPr>
+          <w:b/>
+          <w:bCs/>
+          <w:color w:val="12355B"/>
+          <w:sz w:val="22"/>
+          <w:szCs w:val="22"/>
+        </w:rPr>
+        <w:t xml:space="preserve">4.  </w:t>
+      </w:r>
+      <w:r>
+        <w:rPr>
+          <w:sz w:val="22"/>
+          <w:szCs w:val="22"/>
+        </w:rPr>
+        <w:t xml:space="preserve">A value that is much larger or smaller than the rest of the data is an ___.</w:t>
+      </w:r>
+    </w:p>
+    <w:p>
+      <w:pPr>
+        <w:spacing w:after="120" w:before="80"/>
+      </w:pPr>
+      <w:r>
+        <w:rPr>
+          <w:b/>
+          <w:bCs/>
+          <w:color w:val="12355B"/>
+          <w:sz w:val="22"/>
+          <w:szCs w:val="22"/>
+        </w:rPr>
+        <w:t xml:space="preserve">5.  </w:t>
+      </w:r>
+      <w:r>
+        <w:rPr>
+          <w:sz w:val="22"/>
+          <w:szCs w:val="22"/>
+        </w:rPr>
+        <w:t xml:space="preserve">The way data values are spread out is the ___.</w:t>
+      </w:r>
+    </w:p>
+    <w:p>
+      <w:pPr>
+        <w:spacing w:after="120" w:before="80"/>
+      </w:pPr>
+      <w:r>
+        <w:rPr>
+          <w:b/>
+          <w:bCs/>
+          <w:color w:val="12355B"/>
+          <w:sz w:val="22"/>
+          <w:szCs w:val="22"/>
+        </w:rPr>
+        <w:t xml:space="preserve">6.  </w:t>
+      </w:r>
+      <w:r>
+        <w:rPr>
+          <w:sz w:val="22"/>
+          <w:szCs w:val="22"/>
+        </w:rPr>
+        <w:t xml:space="preserve">How spread out the data values are is the ___.</w:t>
+      </w:r>
+    </w:p>
+    <w:p>
+      <w:pPr>
+        <w:pStyle w:val="Heading1"/>
         <w:pageBreakBefore/>
         <w:pBdr>
           <w:bottom w:val="single" w:color="1FA6A2" w:sz="14" w:space="6"/>
@@ -2260,6 +2492,87 @@
     </w:p>
     <w:p>
       <w:pPr>
+        <w:spacing w:after="40" w:before="80"/>
+      </w:pPr>
+      <w:r>
+        <w:rPr>
+          <w:b/>
+          <w:bCs/>
+          <w:color w:val="12355B"/>
+          <w:sz w:val="21"/>
+          <w:szCs w:val="21"/>
+        </w:rPr>
+        <w:t xml:space="preserve">5. </w:t>
+      </w:r>
+      <w:r>
+        <w:rPr>
+          <w:b/>
+          <w:bCs/>
+          <w:color w:val="6B4FA0"/>
+          <w:sz w:val="19"/>
+          <w:szCs w:val="19"/>
+        </w:rPr>
+        <w:t xml:space="preserve">[Practice] </w:t>
+      </w:r>
+      <w:r>
+        <w:rPr>
+          <w:b/>
+          <w:bCs/>
+          <w:sz w:val="21"/>
+          <w:szCs w:val="21"/>
+        </w:rPr>
+        <w:t xml:space="preserve">During practice on Mean, Median, and Mode, what strategy did you use when a problem felt tricky?</w:t>
+      </w:r>
+    </w:p>
+    <w:p>
+      <w:pPr>
+        <w:spacing w:after="60"/>
+      </w:pPr>
+      <w:r>
+        <w:rPr>
+          <w:color w:val="1A2733"/>
+          <w:sz w:val="21"/>
+          <w:szCs w:val="21"/>
+        </w:rPr>
+        <w:t xml:space="preserve">Start with:  To find the median, I first ___ the scores, then pick the ___.</w:t>
+      </w:r>
+      <w:r>
+        <w:rPr>
+          <w:i/>
+          <w:iCs/>
+          <w:color w:val="5F6F80"/>
+          <w:sz w:val="19"/>
+          <w:szCs w:val="19"/>
+        </w:rPr>
+        <w:br/>
+        <w:t xml:space="preserve">Para hallar la mediana, primero ___ los puntajes y luego elijo el ___.</w:t>
+      </w:r>
+    </w:p>
+    <w:p>
+      <w:pPr>
+        <w:spacing w:after="80"/>
+      </w:pPr>
+      <w:r>
+        <w:rPr>
+          <w:b/>
+          <w:bCs/>
+          <w:color w:val="12355B"/>
+          <w:sz w:val="19"/>
+          <w:szCs w:val="19"/>
+        </w:rPr>
+        <w:t xml:space="preserve">Word bank:  </w:t>
+      </w:r>
+      <w:r>
+        <w:rPr>
+          <w:color w:val="1FA6A2"/>
+          <w:sz w:val="19"/>
+          <w:szCs w:val="19"/>
+        </w:rPr>
+        <w:t xml:space="preserve">Mean,  Median,  Mode,  Outlier</w:t>
+      </w:r>
+    </w:p>
+    <w:p>
+      <w:pPr>
         <w:pStyle w:val="Heading1"/>
         <w:pageBreakBefore/>
         <w:pBdr>
@@ -2731,7 +3044,7 @@
           <w:sz w:val="21"/>
           <w:szCs w:val="21"/>
         </w:rPr>
-        <w:t xml:space="preserve">What is the mean of 4, 6, 8, 10, 12?</w:t>
+        <w:t xml:space="preserve">A player scored 4, 8, 6, 10, and 2 points across five quarters. What is the MEAN number of points?</w:t>
       </w:r>
     </w:p>
     <w:p>
@@ -2744,7 +3057,7 @@
           <w:sz w:val="20"/>
           <w:szCs w:val="20"/>
         </w:rPr>
-        <w:t xml:space="preserve">A)  8</w:t>
+        <w:t xml:space="preserve">A)  6</w:t>
       </w:r>
     </w:p>
     <w:p>
@@ -2757,7 +3070,7 @@
           <w:sz w:val="20"/>
           <w:szCs w:val="20"/>
         </w:rPr>
-        <w:t xml:space="preserve">B)  10</w:t>
+        <w:t xml:space="preserve">B)  8</w:t>
       </w:r>
     </w:p>
     <w:p>
@@ -2770,7 +3083,7 @@
           <w:sz w:val="20"/>
           <w:szCs w:val="20"/>
         </w:rPr>
-        <w:t xml:space="preserve">C)  40</w:t>
+        <w:t xml:space="preserve">C)  30</w:t>
       </w:r>
     </w:p>
     <w:p>
@@ -2783,7 +3096,7 @@
           <w:sz w:val="20"/>
           <w:szCs w:val="20"/>
         </w:rPr>
-        <w:t xml:space="preserve">D)  6</w:t>
+        <w:t xml:space="preserve">D)  10</w:t>
       </w:r>
     </w:p>
     <w:p>
@@ -2856,33 +3169,7 @@
           <w:sz w:val="30"/>
           <w:szCs w:val="30"/>
         </w:rPr>
-        <w:t xml:space="preserve">Write About the Math</w:t>
-      </w:r>
-    </w:p>
-    <w:p>
-      <w:pPr>
-        <w:pStyle w:val="Heading2"/>
-        <w:spacing w:after="80" w:before="180"/>
-      </w:pPr>
-      <w:r>
-        <w:rPr>
-          <w:b/>
-          <w:bCs/>
-          <w:color w:val="12355B"/>
-          <w:sz w:val="24"/>
-          <w:szCs w:val="24"/>
-        </w:rPr>
-        <w:t xml:space="preserve">Build Strong Sentences</w:t>
-      </w:r>
-      <w:r>
-        <w:rPr>
-          <w:i/>
-          <w:iCs/>
-          <w:color w:val="B97A12"/>
-          <w:sz w:val="19"/>
-          <w:szCs w:val="19"/>
-        </w:rPr>
-        <w:t xml:space="preserve">   The Writing Revolution</w:t>
+        <w:t xml:space="preserve">Exit Ticket</w:t>
       </w:r>
     </w:p>
     <w:p>
@@ -2897,435 +3184,86 @@
           <w:sz w:val="19"/>
           <w:szCs w:val="19"/>
         </w:rPr>
-        <w:t xml:space="preserve">I can explain my reasoning using the words mean, median, mode, and outlier.</w:t>
-      </w:r>
-    </w:p>
-    <w:p>
-      <w:pPr>
-        <w:pStyle w:val="Heading2"/>
-        <w:spacing w:after="80" w:before="180"/>
-      </w:pPr>
-      <w:r>
-        <w:rPr>
-          <w:b/>
-          <w:bCs/>
-          <w:color w:val="12355B"/>
-          <w:sz w:val="24"/>
-          <w:szCs w:val="24"/>
-        </w:rPr>
-        <w:t xml:space="preserve">1. Kernel Sentence</w:t>
-      </w:r>
-      <w:r>
-        <w:rPr>
-          <w:i/>
-          <w:iCs/>
-          <w:color w:val="1FA6A2"/>
-          <w:sz w:val="19"/>
-          <w:szCs w:val="19"/>
-        </w:rPr>
-        <w:t xml:space="preserve">   subject + verb</w:t>
-      </w:r>
-    </w:p>
-    <w:tbl>
-      <w:tblPr>
-        <w:tblW w:type="pct" w:w="100%"/>
-        <w:tblBorders>
-          <w:top w:val="single" w:color="B97A12" w:sz="8"/>
-          <w:left w:val="single" w:color="B97A12" w:sz="8"/>
-          <w:bottom w:val="single" w:color="B97A12" w:sz="8"/>
-          <w:right w:val="single" w:color="B97A12" w:sz="8"/>
-          <w:insideH w:val="single" w:color="auto" w:sz="4"/>
-          <w:insideV w:val="single" w:color="auto" w:sz="4"/>
-        </w:tblBorders>
-      </w:tblPr>
-      <w:tblGrid>
-        <w:gridCol w:w="100"/>
-      </w:tblGrid>
-      <w:tr>
-        <w:tc>
-          <w:tcPr>
-            <w:shd w:fill="FBF3E2" w:color="auto" w:val="clear"/>
-            <w:tcMar>
-              <w:top w:type="dxa" w:w="120"/>
-              <w:left w:type="dxa" w:w="180"/>
-              <w:bottom w:type="dxa" w:w="120"/>
-              <w:right w:type="dxa" w:w="180"/>
-            </w:tcMar>
-          </w:tcPr>
-          <w:p>
-            <w:pPr>
-              <w:spacing w:after="0"/>
-            </w:pPr>
-            <w:r>
-              <w:rPr>
-                <w:b/>
-                <w:bCs/>
-                <w:color w:val="1FA6A2"/>
-                <w:sz w:val="20"/>
-                <w:szCs w:val="20"/>
-              </w:rPr>
-              <w:t xml:space="preserve">Model:  </w:t>
-            </w:r>
-            <w:r>
-              <w:rPr>
-                <w:sz w:val="20"/>
-                <w:szCs w:val="20"/>
-              </w:rPr>
-              <w:t xml:space="preserve">Mean is the average. Add all the numbers, then divide by how many there are.</w:t>
-            </w:r>
-          </w:p>
-        </w:tc>
-      </w:tr>
-    </w:tbl>
+        <w:t xml:space="preserve">Answer on your own. This shows what you learned today.</w:t>
+      </w:r>
+    </w:p>
+    <w:p>
+      <w:pPr>
+        <w:spacing w:after="80" w:before="80"/>
+      </w:pPr>
+      <w:r>
+        <w:rPr>
+          <w:color w:val="B97A12"/>
+          <w:sz w:val="22"/>
+          <w:szCs w:val="22"/>
+        </w:rPr>
+        <w:t xml:space="preserve">★  </w:t>
+      </w:r>
+      <w:r>
+        <w:rPr>
+          <w:b/>
+          <w:bCs/>
+          <w:sz w:val="22"/>
+          <w:szCs w:val="22"/>
+        </w:rPr>
+        <w:t xml:space="preserve">Data set: 4, 7, 10, 7, 12. What is the median?</w:t>
+      </w:r>
+    </w:p>
+    <w:p>
+      <w:pPr>
+        <w:spacing w:after="60"/>
+        <w:ind w:left="420"/>
+      </w:pPr>
+      <w:r>
+        <w:rPr>
+          <w:sz w:val="21"/>
+          <w:szCs w:val="21"/>
+        </w:rPr>
+        <w:t xml:space="preserve">A)  7</w:t>
+      </w:r>
+    </w:p>
+    <w:p>
+      <w:pPr>
+        <w:spacing w:after="60"/>
+        <w:ind w:left="420"/>
+      </w:pPr>
+      <w:r>
+        <w:rPr>
+          <w:sz w:val="21"/>
+          <w:szCs w:val="21"/>
+        </w:rPr>
+        <w:t xml:space="preserve">B)  8</w:t>
+      </w:r>
+    </w:p>
+    <w:p>
+      <w:pPr>
+        <w:spacing w:after="60"/>
+        <w:ind w:left="420"/>
+      </w:pPr>
+      <w:r>
+        <w:rPr>
+          <w:sz w:val="21"/>
+          <w:szCs w:val="21"/>
+        </w:rPr>
+        <w:t xml:space="preserve">C)  10</w:t>
+      </w:r>
+    </w:p>
+    <w:p>
+      <w:pPr>
+        <w:spacing w:after="60"/>
+        <w:ind w:left="420"/>
+      </w:pPr>
+      <w:r>
+        <w:rPr>
+          <w:sz w:val="21"/>
+          <w:szCs w:val="21"/>
+        </w:rPr>
+        <w:t xml:space="preserve">D)  4</w:t>
+      </w:r>
+    </w:p>
     <w:p>
       <w:pPr>
         <w:spacing w:after="40"/>
-      </w:pPr>
-      <w:r>
-        <w:t xml:space="preserve"/>
-      </w:r>
-    </w:p>
-    <w:p>
-      <w:pPr>
-        <w:spacing w:after="60"/>
-      </w:pPr>
-      <w:r>
-        <w:rPr>
-          <w:color w:val="1A2733"/>
-          <w:sz w:val="21"/>
-          <w:szCs w:val="21"/>
-        </w:rPr>
-        <w:t xml:space="preserve">Write a kernel sentence about mean. Use a subject and a verb.</w:t>
-      </w:r>
-      <w:r>
-        <w:rPr>
-          <w:i/>
-          <w:iCs/>
-          <w:color w:val="5F6F80"/>
-          <w:sz w:val="19"/>
-          <w:szCs w:val="19"/>
-        </w:rPr>
-        <w:br/>
-        <w:t xml:space="preserve">Escribe una oración base sobre media. Usa un sujeto y un verbo.</w:t>
-      </w:r>
-    </w:p>
-    <w:p>
-      <w:pPr>
-        <w:pBdr>
-          <w:bottom w:val="single" w:color="AFBECC" w:sz="6"/>
-        </w:pBdr>
-        <w:spacing w:after="30" w:before="150"/>
-      </w:pPr>
-      <w:r>
-        <w:t xml:space="preserve"/>
-      </w:r>
-    </w:p>
-    <w:p>
-      <w:pPr>
-        <w:pBdr>
-          <w:bottom w:val="single" w:color="AFBECC" w:sz="6"/>
-        </w:pBdr>
-        <w:spacing w:after="30" w:before="150"/>
-      </w:pPr>
-      <w:r>
-        <w:t xml:space="preserve"/>
-      </w:r>
-    </w:p>
-    <w:p>
-      <w:pPr>
-        <w:pStyle w:val="Heading2"/>
-        <w:spacing w:after="80" w:before="180"/>
-      </w:pPr>
-      <w:r>
-        <w:rPr>
-          <w:b/>
-          <w:bCs/>
-          <w:color w:val="12355B"/>
-          <w:sz w:val="24"/>
-          <w:szCs w:val="24"/>
-        </w:rPr>
-        <w:t xml:space="preserve">2. Sentence Expansion</w:t>
-      </w:r>
-      <w:r>
-        <w:rPr>
-          <w:i/>
-          <w:iCs/>
-          <w:color w:val="1FA6A2"/>
-          <w:sz w:val="19"/>
-          <w:szCs w:val="19"/>
-        </w:rPr>
-        <w:t xml:space="preserve">   because · but · so</w:t>
-      </w:r>
-    </w:p>
-    <w:p>
-      <w:pPr>
-        <w:spacing w:after="80"/>
-      </w:pPr>
-      <w:r>
-        <w:rPr>
-          <w:b/>
-          <w:bCs/>
-          <w:color w:val="1FA6A2"/>
-          <w:sz w:val="20"/>
-          <w:szCs w:val="20"/>
-        </w:rPr>
-        <w:t xml:space="preserve">Kernel:  </w:t>
-      </w:r>
-      <w:r>
-        <w:rPr>
-          <w:sz w:val="20"/>
-          <w:szCs w:val="20"/>
-        </w:rPr>
-        <w:t xml:space="preserve">Mean matters in math</w:t>
-      </w:r>
-    </w:p>
-    <w:p>
-      <w:pPr>
-        <w:spacing w:after="80"/>
-      </w:pPr>
-      <w:r>
-        <w:rPr>
-          <w:b/>
-          <w:bCs/>
-          <w:color w:val="12355B"/>
-          <w:sz w:val="21"/>
-          <w:szCs w:val="21"/>
-        </w:rPr>
-        <w:t xml:space="preserve">because  </w:t>
-      </w:r>
-      <w:r>
-        <w:rPr>
-          <w:sz w:val="21"/>
-          <w:szCs w:val="21"/>
-        </w:rPr>
-        <w:t xml:space="preserve">Mean matters in math because ___.</w:t>
-      </w:r>
-      <w:r>
-        <w:rPr>
-          <w:i/>
-          <w:iCs/>
-          <w:color w:val="5F6F80"/>
-          <w:sz w:val="19"/>
-          <w:szCs w:val="19"/>
-        </w:rPr>
-        <w:br/>
-        <w:t xml:space="preserve">Media importa en matemáticas porque ___.</w:t>
-      </w:r>
-    </w:p>
-    <w:p>
-      <w:pPr>
-        <w:pBdr>
-          <w:bottom w:val="single" w:color="AFBECC" w:sz="6"/>
-        </w:pBdr>
-        <w:spacing w:after="30" w:before="150"/>
-      </w:pPr>
-      <w:r>
-        <w:t xml:space="preserve"/>
-      </w:r>
-    </w:p>
-    <w:p>
-      <w:pPr>
-        <w:spacing w:after="80"/>
-      </w:pPr>
-      <w:r>
-        <w:rPr>
-          <w:b/>
-          <w:bCs/>
-          <w:color w:val="12355B"/>
-          <w:sz w:val="21"/>
-          <w:szCs w:val="21"/>
-        </w:rPr>
-        <w:t xml:space="preserve">but  </w:t>
-      </w:r>
-      <w:r>
-        <w:rPr>
-          <w:sz w:val="21"/>
-          <w:szCs w:val="21"/>
-        </w:rPr>
-        <w:t xml:space="preserve">Mean matters in math, but ___.</w:t>
-      </w:r>
-      <w:r>
-        <w:rPr>
-          <w:i/>
-          <w:iCs/>
-          <w:color w:val="5F6F80"/>
-          <w:sz w:val="19"/>
-          <w:szCs w:val="19"/>
-        </w:rPr>
-        <w:br/>
-        <w:t xml:space="preserve">Media importa en matemáticas, pero ___.</w:t>
-      </w:r>
-    </w:p>
-    <w:p>
-      <w:pPr>
-        <w:pBdr>
-          <w:bottom w:val="single" w:color="AFBECC" w:sz="6"/>
-        </w:pBdr>
-        <w:spacing w:after="30" w:before="150"/>
-      </w:pPr>
-      <w:r>
-        <w:t xml:space="preserve"/>
-      </w:r>
-    </w:p>
-    <w:p>
-      <w:pPr>
-        <w:spacing w:after="80"/>
-      </w:pPr>
-      <w:r>
-        <w:rPr>
-          <w:b/>
-          <w:bCs/>
-          <w:color w:val="12355B"/>
-          <w:sz w:val="21"/>
-          <w:szCs w:val="21"/>
-        </w:rPr>
-        <w:t xml:space="preserve">so  </w:t>
-      </w:r>
-      <w:r>
-        <w:rPr>
-          <w:sz w:val="21"/>
-          <w:szCs w:val="21"/>
-        </w:rPr>
-        <w:t xml:space="preserve">Mean matters in math, so ___.</w:t>
-      </w:r>
-      <w:r>
-        <w:rPr>
-          <w:i/>
-          <w:iCs/>
-          <w:color w:val="5F6F80"/>
-          <w:sz w:val="19"/>
-          <w:szCs w:val="19"/>
-        </w:rPr>
-        <w:br/>
-        <w:t xml:space="preserve">Media importa en matemáticas, entonces ___.</w:t>
-      </w:r>
-    </w:p>
-    <w:p>
-      <w:pPr>
-        <w:pBdr>
-          <w:bottom w:val="single" w:color="AFBECC" w:sz="6"/>
-        </w:pBdr>
-        <w:spacing w:after="30" w:before="150"/>
-      </w:pPr>
-      <w:r>
-        <w:t xml:space="preserve"/>
-      </w:r>
-    </w:p>
-    <w:p>
-      <w:pPr>
-        <w:pStyle w:val="Heading2"/>
-        <w:spacing w:after="80" w:before="180"/>
-      </w:pPr>
-      <w:r>
-        <w:rPr>
-          <w:b/>
-          <w:bCs/>
-          <w:color w:val="12355B"/>
-          <w:sz w:val="24"/>
-          <w:szCs w:val="24"/>
-        </w:rPr>
-        <w:t xml:space="preserve">3. Explain Your Reasoning</w:t>
-      </w:r>
-      <w:r>
-        <w:rPr>
-          <w:i/>
-          <w:iCs/>
-          <w:color w:val="1FA6A2"/>
-          <w:sz w:val="19"/>
-          <w:szCs w:val="19"/>
-        </w:rPr>
-        <w:t xml:space="preserve">   use a sentence starter</w:t>
-      </w:r>
-    </w:p>
-    <w:p>
-      <w:pPr>
-        <w:spacing w:after="60"/>
-      </w:pPr>
-      <w:r>
-        <w:rPr>
-          <w:color w:val="1A2733"/>
-          <w:sz w:val="21"/>
-          <w:szCs w:val="21"/>
-        </w:rPr>
-        <w:t xml:space="preserve">I would use the ___ because it best shows the typical score.</w:t>
-      </w:r>
-      <w:r>
-        <w:rPr>
-          <w:i/>
-          <w:iCs/>
-          <w:color w:val="5F6F80"/>
-          <w:sz w:val="19"/>
-          <w:szCs w:val="19"/>
-        </w:rPr>
-        <w:br/>
-        <w:t xml:space="preserve">Usaría la ___ porque muestra mejor el puntaje típico.</w:t>
-      </w:r>
-    </w:p>
-    <w:p>
-      <w:pPr>
-        <w:spacing w:after="60"/>
-      </w:pPr>
-      <w:r>
-        <w:rPr>
-          <w:color w:val="1A2733"/>
-          <w:sz w:val="21"/>
-          <w:szCs w:val="21"/>
-        </w:rPr>
-        <w:t xml:space="preserve">The ___ is the most common score, which is ___.</w:t>
-      </w:r>
-      <w:r>
-        <w:rPr>
-          <w:i/>
-          <w:iCs/>
-          <w:color w:val="5F6F80"/>
-          <w:sz w:val="19"/>
-          <w:szCs w:val="19"/>
-        </w:rPr>
-        <w:br/>
-        <w:t xml:space="preserve">La ___ es el puntaje más común, que es ___.</w:t>
-      </w:r>
-    </w:p>
-    <w:p>
-      <w:pPr>
-        <w:spacing w:after="60"/>
-      </w:pPr>
-      <w:r>
-        <w:rPr>
-          <w:color w:val="1A2733"/>
-          <w:sz w:val="21"/>
-          <w:szCs w:val="21"/>
-        </w:rPr>
-        <w:t xml:space="preserve">To find the median, I first ___ the scores, then pick the ___.</w:t>
-      </w:r>
-      <w:r>
-        <w:rPr>
-          <w:i/>
-          <w:iCs/>
-          <w:color w:val="5F6F80"/>
-          <w:sz w:val="19"/>
-          <w:szCs w:val="19"/>
-        </w:rPr>
-        <w:br/>
-        <w:t xml:space="preserve">Para hallar la mediana, primero ___ los puntajes y luego elijo el ___.</w:t>
-      </w:r>
-    </w:p>
-    <w:p>
-      <w:pPr>
-        <w:pBdr>
-          <w:bottom w:val="single" w:color="AFBECC" w:sz="6"/>
-        </w:pBdr>
-        <w:spacing w:after="30" w:before="150"/>
-      </w:pPr>
-      <w:r>
-        <w:t xml:space="preserve"/>
-      </w:r>
-    </w:p>
-    <w:p>
-      <w:pPr>
-        <w:pBdr>
-          <w:bottom w:val="single" w:color="AFBECC" w:sz="6"/>
-        </w:pBdr>
-        <w:spacing w:after="30" w:before="150"/>
       </w:pPr>
       <w:r>
         <w:t xml:space="preserve"/>
@@ -3348,7 +3286,7 @@
           <w:sz w:val="30"/>
           <w:szCs w:val="30"/>
         </w:rPr>
-        <w:t xml:space="preserve">Exit Ticket</w:t>
+        <w:t xml:space="preserve">Answer Key &amp; Teacher Guide</w:t>
       </w:r>
     </w:p>
     <w:p>
@@ -3363,115 +3301,245 @@
           <w:sz w:val="19"/>
           <w:szCs w:val="19"/>
         </w:rPr>
-        <w:t xml:space="preserve">Answer on your own. This shows what you learned today.</w:t>
-      </w:r>
-    </w:p>
-    <w:p>
-      <w:pPr>
-        <w:spacing w:after="80" w:before="80"/>
-      </w:pPr>
-      <w:r>
-        <w:rPr>
-          <w:color w:val="B97A12"/>
-          <w:sz w:val="22"/>
-          <w:szCs w:val="22"/>
-        </w:rPr>
-        <w:t xml:space="preserve">★  </w:t>
-      </w:r>
-      <w:r>
-        <w:rPr>
-          <w:b/>
-          <w:bCs/>
-          <w:sz w:val="22"/>
-          <w:szCs w:val="22"/>
-        </w:rPr>
-        <w:t xml:space="preserve">Data set: 4, 7, 10, 7, 12. What is the median?</w:t>
-      </w:r>
-    </w:p>
-    <w:p>
-      <w:pPr>
-        <w:spacing w:after="60"/>
-        <w:ind w:left="420"/>
-      </w:pPr>
-      <w:r>
-        <w:rPr>
-          <w:sz w:val="21"/>
-          <w:szCs w:val="21"/>
-        </w:rPr>
-        <w:t xml:space="preserve">A)  7</w:t>
-      </w:r>
-    </w:p>
-    <w:p>
-      <w:pPr>
-        <w:spacing w:after="60"/>
-        <w:ind w:left="420"/>
-      </w:pPr>
-      <w:r>
-        <w:rPr>
-          <w:sz w:val="21"/>
-          <w:szCs w:val="21"/>
-        </w:rPr>
-        <w:t xml:space="preserve">B)  8</w:t>
-      </w:r>
-    </w:p>
-    <w:p>
-      <w:pPr>
-        <w:spacing w:after="60"/>
-        <w:ind w:left="420"/>
-      </w:pPr>
-      <w:r>
-        <w:rPr>
-          <w:sz w:val="21"/>
-          <w:szCs w:val="21"/>
-        </w:rPr>
-        <w:t xml:space="preserve">C)  10</w:t>
-      </w:r>
-    </w:p>
-    <w:p>
-      <w:pPr>
-        <w:spacing w:after="60"/>
-        <w:ind w:left="420"/>
-      </w:pPr>
-      <w:r>
-        <w:rPr>
-          <w:sz w:val="21"/>
-          <w:szCs w:val="21"/>
-        </w:rPr>
-        <w:t xml:space="preserve">D)  4</w:t>
-      </w:r>
-    </w:p>
-    <w:p>
-      <w:pPr>
-        <w:spacing w:after="40"/>
-      </w:pPr>
-      <w:r>
-        <w:t xml:space="preserve"/>
-      </w:r>
-    </w:p>
-    <w:p>
-      <w:pPr>
-        <w:pStyle w:val="Heading1"/>
-        <w:pageBreakBefore/>
-        <w:pBdr>
-          <w:bottom w:val="single" w:color="1FA6A2" w:sz="14" w:space="6"/>
-        </w:pBdr>
-        <w:spacing w:after="140" w:before="0"/>
-      </w:pPr>
-      <w:r>
-        <w:rPr>
-          <w:b/>
-          <w:bCs/>
-          <w:color w:val="12355B"/>
-          <w:sz w:val="30"/>
-          <w:szCs w:val="30"/>
-        </w:rPr>
-        <w:t xml:space="preserve">Answer Key &amp; Teacher Guide</w:t>
-      </w:r>
-    </w:p>
-    <w:p>
-      <w:pPr>
-        <w:spacing w:after="100"/>
-      </w:pPr>
+        <w:t xml:space="preserve">Teacher reference — remove or fold back before distributing to students.</w:t>
+      </w:r>
+    </w:p>
+    <w:p>
+      <w:pPr>
+        <w:pStyle w:val="Heading2"/>
+        <w:spacing w:after="80" w:before="180"/>
+      </w:pPr>
+      <w:r>
+        <w:rPr>
+          <w:b/>
+          <w:bCs/>
+          <w:color w:val="12355B"/>
+          <w:sz w:val="24"/>
+          <w:szCs w:val="24"/>
+        </w:rPr>
+        <w:t xml:space="preserve">Guided Notes (Fill-in)</w:t>
+      </w:r>
+    </w:p>
+    <w:p>
+      <w:pPr>
+        <w:spacing w:after="80"/>
+      </w:pPr>
+      <w:r>
+        <w:rPr>
+          <w:b/>
+          <w:bCs/>
+          <w:sz w:val="21"/>
+          <w:szCs w:val="21"/>
+        </w:rPr>
+        <w:t xml:space="preserve">Notes 1:  </w:t>
+      </w:r>
+      <w:r>
+        <w:rPr>
+          <w:sz w:val="21"/>
+          <w:szCs w:val="21"/>
+        </w:rPr>
+        <w:t xml:space="preserve">Mean</w:t>
+      </w:r>
+    </w:p>
+    <w:p>
+      <w:pPr>
+        <w:spacing w:after="80"/>
+      </w:pPr>
+      <w:r>
+        <w:rPr>
+          <w:b/>
+          <w:bCs/>
+          <w:sz w:val="21"/>
+          <w:szCs w:val="21"/>
+        </w:rPr>
+        <w:t xml:space="preserve">Notes 2:  </w:t>
+      </w:r>
+      <w:r>
+        <w:rPr>
+          <w:sz w:val="21"/>
+          <w:szCs w:val="21"/>
+        </w:rPr>
+        <w:t xml:space="preserve">Median</w:t>
+      </w:r>
+    </w:p>
+    <w:p>
+      <w:pPr>
+        <w:spacing w:after="80"/>
+      </w:pPr>
+      <w:r>
+        <w:rPr>
+          <w:b/>
+          <w:bCs/>
+          <w:sz w:val="21"/>
+          <w:szCs w:val="21"/>
+        </w:rPr>
+        <w:t xml:space="preserve">Notes 3:  </w:t>
+      </w:r>
+      <w:r>
+        <w:rPr>
+          <w:sz w:val="21"/>
+          <w:szCs w:val="21"/>
+        </w:rPr>
+        <w:t xml:space="preserve">Mode</w:t>
+      </w:r>
+    </w:p>
+    <w:p>
+      <w:pPr>
+        <w:spacing w:after="80"/>
+      </w:pPr>
+      <w:r>
+        <w:rPr>
+          <w:b/>
+          <w:bCs/>
+          <w:sz w:val="21"/>
+          <w:szCs w:val="21"/>
+        </w:rPr>
+        <w:t xml:space="preserve">Notes 4:  </w:t>
+      </w:r>
+      <w:r>
+        <w:rPr>
+          <w:sz w:val="21"/>
+          <w:szCs w:val="21"/>
+        </w:rPr>
+        <w:t xml:space="preserve">Outlier</w:t>
+      </w:r>
+    </w:p>
+    <w:p>
+      <w:pPr>
+        <w:spacing w:after="80"/>
+      </w:pPr>
+      <w:r>
+        <w:rPr>
+          <w:b/>
+          <w:bCs/>
+          <w:sz w:val="21"/>
+          <w:szCs w:val="21"/>
+        </w:rPr>
+        <w:t xml:space="preserve">Notes 5:  </w:t>
+      </w:r>
+      <w:r>
+        <w:rPr>
+          <w:sz w:val="21"/>
+          <w:szCs w:val="21"/>
+        </w:rPr>
+        <w:t xml:space="preserve">Data distribution</w:t>
+      </w:r>
+    </w:p>
+    <w:p>
+      <w:pPr>
+        <w:spacing w:after="80"/>
+      </w:pPr>
+      <w:r>
+        <w:rPr>
+          <w:b/>
+          <w:bCs/>
+          <w:sz w:val="21"/>
+          <w:szCs w:val="21"/>
+        </w:rPr>
+        <w:t xml:space="preserve">Notes 6:  </w:t>
+      </w:r>
+      <w:r>
+        <w:rPr>
+          <w:sz w:val="21"/>
+          <w:szCs w:val="21"/>
+        </w:rPr>
+        <w:t xml:space="preserve">Variability</w:t>
+      </w:r>
+    </w:p>
+    <w:p>
+      <w:pPr>
+        <w:pStyle w:val="Heading2"/>
+        <w:spacing w:after="80" w:before="180"/>
+      </w:pPr>
+      <w:r>
+        <w:rPr>
+          <w:b/>
+          <w:bCs/>
+          <w:color w:val="12355B"/>
+          <w:sz w:val="24"/>
+          <w:szCs w:val="24"/>
+        </w:rPr>
+        <w:t xml:space="preserve">Worked Notes (I Do / We Do)</w:t>
+      </w:r>
+    </w:p>
+    <w:p>
+      <w:pPr>
+        <w:spacing w:after="80"/>
+      </w:pPr>
+      <w:r>
+        <w:rPr>
+          <w:b/>
+          <w:bCs/>
+          <w:sz w:val="21"/>
+          <w:szCs w:val="21"/>
+        </w:rPr>
+        <w:t xml:space="preserve">I Do:  </w:t>
+      </w:r>
+      <w:r>
+        <w:rPr>
+          <w:sz w:val="21"/>
+          <w:szCs w:val="21"/>
+        </w:rPr>
+        <w:t xml:space="preserve">A. 12</w:t>
+      </w:r>
+    </w:p>
+    <w:p>
+      <w:pPr>
+        <w:spacing w:after="80"/>
+      </w:pPr>
+      <w:r>
+        <w:rPr>
+          <w:b/>
+          <w:bCs/>
+          <w:sz w:val="21"/>
+          <w:szCs w:val="21"/>
+        </w:rPr>
+        <w:t xml:space="preserve">We Do:  </w:t>
+      </w:r>
+      <w:r>
+        <w:rPr>
+          <w:sz w:val="21"/>
+          <w:szCs w:val="21"/>
+        </w:rPr>
+        <w:t xml:space="preserve">A. 5</w:t>
+      </w:r>
+    </w:p>
+    <w:p>
+      <w:pPr>
+        <w:pStyle w:val="Heading2"/>
+        <w:spacing w:after="80" w:before="180"/>
+      </w:pPr>
+      <w:r>
+        <w:rPr>
+          <w:b/>
+          <w:bCs/>
+          <w:color w:val="12355B"/>
+          <w:sz w:val="24"/>
+          <w:szCs w:val="24"/>
+        </w:rPr>
+        <w:t xml:space="preserve">Independent Practice</w:t>
+      </w:r>
+    </w:p>
+    <w:p>
+      <w:pPr>
+        <w:spacing w:after="80"/>
+      </w:pPr>
+      <w:r>
+        <w:rPr>
+          <w:b/>
+          <w:bCs/>
+          <w:sz w:val="21"/>
+          <w:szCs w:val="21"/>
+        </w:rPr>
+        <w:t xml:space="preserve">1.  </w:t>
+      </w:r>
+      <w:r>
+        <w:rPr>
+          <w:sz w:val="21"/>
+          <w:szCs w:val="21"/>
+        </w:rPr>
+        <w:t xml:space="preserve">A)  4</w:t>
+      </w:r>
       <w:r>
         <w:rPr>
           <w:i/>
@@ -3480,23 +3548,7 @@
           <w:sz w:val="19"/>
           <w:szCs w:val="19"/>
         </w:rPr>
-        <w:t xml:space="preserve">Teacher reference — remove or fold back before distributing to students.</w:t>
-      </w:r>
-    </w:p>
-    <w:p>
-      <w:pPr>
-        <w:pStyle w:val="Heading2"/>
-        <w:spacing w:after="80" w:before="180"/>
-      </w:pPr>
-      <w:r>
-        <w:rPr>
-          <w:b/>
-          <w:bCs/>
-          <w:color w:val="12355B"/>
-          <w:sz w:val="24"/>
-          <w:szCs w:val="24"/>
-        </w:rPr>
-        <w:t xml:space="preserve">Worked Notes (I Do / We Do)</w:t>
+        <w:t xml:space="preserve">  — 4 appears three times — more than any other value. Mode = 4.</w:t>
       </w:r>
     </w:p>
     <w:p>
@@ -3510,72 +3562,14 @@
           <w:sz w:val="21"/>
           <w:szCs w:val="21"/>
         </w:rPr>
-        <w:t xml:space="preserve">I Do:  </w:t>
-      </w:r>
-      <w:r>
-        <w:rPr>
-          <w:sz w:val="21"/>
-          <w:szCs w:val="21"/>
-        </w:rPr>
-        <w:t xml:space="preserve">A. 12</w:t>
-      </w:r>
-    </w:p>
-    <w:p>
-      <w:pPr>
-        <w:spacing w:after="80"/>
-      </w:pPr>
-      <w:r>
-        <w:rPr>
-          <w:b/>
-          <w:bCs/>
-          <w:sz w:val="21"/>
-          <w:szCs w:val="21"/>
-        </w:rPr>
-        <w:t xml:space="preserve">We Do:  </w:t>
-      </w:r>
-      <w:r>
-        <w:rPr>
-          <w:sz w:val="21"/>
-          <w:szCs w:val="21"/>
-        </w:rPr>
-        <w:t xml:space="preserve">A. 5</w:t>
-      </w:r>
-    </w:p>
-    <w:p>
-      <w:pPr>
-        <w:pStyle w:val="Heading2"/>
-        <w:spacing w:after="80" w:before="180"/>
-      </w:pPr>
-      <w:r>
-        <w:rPr>
-          <w:b/>
-          <w:bCs/>
-          <w:color w:val="12355B"/>
-          <w:sz w:val="24"/>
-          <w:szCs w:val="24"/>
-        </w:rPr>
-        <w:t xml:space="preserve">Independent Practice</w:t>
-      </w:r>
-    </w:p>
-    <w:p>
-      <w:pPr>
-        <w:spacing w:after="80"/>
-      </w:pPr>
-      <w:r>
-        <w:rPr>
-          <w:b/>
-          <w:bCs/>
-          <w:sz w:val="21"/>
-          <w:szCs w:val="21"/>
-        </w:rPr>
-        <w:t xml:space="preserve">1.  </w:t>
-      </w:r>
-      <w:r>
-        <w:rPr>
-          <w:sz w:val="21"/>
-          <w:szCs w:val="21"/>
-        </w:rPr>
-        <w:t xml:space="preserve">A)  4</w:t>
+        <w:t xml:space="preserve">2.  </w:t>
+      </w:r>
+      <w:r>
+        <w:rPr>
+          <w:sz w:val="21"/>
+          <w:szCs w:val="21"/>
+        </w:rPr>
+        <w:t xml:space="preserve">A)  10</w:t>
       </w:r>
       <w:r>
         <w:rPr>
@@ -3585,7 +3579,7 @@
           <w:sz w:val="19"/>
           <w:szCs w:val="19"/>
         </w:rPr>
-        <w:t xml:space="preserve">  — 4 appears three times — more than any other value. Mode = 4.</w:t>
+        <w:t xml:space="preserve">  — Sum = 6 + 8 + 10 + 12 + 14 = 50. Mean = 50 ÷ 5 = 10.</w:t>
       </w:r>
     </w:p>
     <w:p>
@@ -3599,14 +3593,14 @@
           <w:sz w:val="21"/>
           <w:szCs w:val="21"/>
         </w:rPr>
-        <w:t xml:space="preserve">2.  </w:t>
-      </w:r>
-      <w:r>
-        <w:rPr>
-          <w:sz w:val="21"/>
-          <w:szCs w:val="21"/>
-        </w:rPr>
-        <w:t xml:space="preserve">A)  10</w:t>
+        <w:t xml:space="preserve">3.  </w:t>
+      </w:r>
+      <w:r>
+        <w:rPr>
+          <w:sz w:val="21"/>
+          <w:szCs w:val="21"/>
+        </w:rPr>
+        <w:t xml:space="preserve">A)  7</w:t>
       </w:r>
       <w:r>
         <w:rPr>
@@ -3616,7 +3610,7 @@
           <w:sz w:val="19"/>
           <w:szCs w:val="19"/>
         </w:rPr>
-        <w:t xml:space="preserve">  — Sum = 6 + 8 + 10 + 12 + 14 = 50. Mean = 50 ÷ 5 = 10.</w:t>
+        <w:t xml:space="preserve">  — With 6 values, the median is the average of the 3rd and 4th values: (6 + 8) ÷ 2 = 7.</w:t>
       </w:r>
     </w:p>
     <w:p>
@@ -3630,14 +3624,14 @@
           <w:sz w:val="21"/>
           <w:szCs w:val="21"/>
         </w:rPr>
-        <w:t xml:space="preserve">3.  </w:t>
-      </w:r>
-      <w:r>
-        <w:rPr>
-          <w:sz w:val="21"/>
-          <w:szCs w:val="21"/>
-        </w:rPr>
-        <w:t xml:space="preserve">A)  7</w:t>
+        <w:t xml:space="preserve">4.  </w:t>
+      </w:r>
+      <w:r>
+        <w:rPr>
+          <w:sz w:val="21"/>
+          <w:szCs w:val="21"/>
+        </w:rPr>
+        <w:t xml:space="preserve">A)  6</w:t>
       </w:r>
       <w:r>
         <w:rPr>
@@ -3647,7 +3641,23 @@
           <w:sz w:val="19"/>
           <w:szCs w:val="19"/>
         </w:rPr>
-        <w:t xml:space="preserve">  — With 6 values, the median is the average of the 3rd and 4th values: (6 + 8) ÷ 2 = 7.</w:t>
+        <w:t xml:space="preserve">  — Add the points: 4 + 8 + 6 + 10 + 2 = 30. Divide by 5 quarters: 30 ÷ 5 = 6.</w:t>
+      </w:r>
+    </w:p>
+    <w:p>
+      <w:pPr>
+        <w:pStyle w:val="Heading2"/>
+        <w:spacing w:after="80" w:before="180"/>
+      </w:pPr>
+      <w:r>
+        <w:rPr>
+          <w:b/>
+          <w:bCs/>
+          <w:color w:val="12355B"/>
+          <w:sz w:val="24"/>
+          <w:szCs w:val="24"/>
+        </w:rPr>
+        <w:t xml:space="preserve">Exit Ticket</w:t>
       </w:r>
     </w:p>
     <w:p>
@@ -3656,19 +3666,10 @@
       </w:pPr>
       <w:r>
         <w:rPr>
-          <w:b/>
-          <w:bCs/>
-          <w:sz w:val="21"/>
-          <w:szCs w:val="21"/>
-        </w:rPr>
-        <w:t xml:space="preserve">4.  </w:t>
-      </w:r>
-      <w:r>
-        <w:rPr>
-          <w:sz w:val="21"/>
-          <w:szCs w:val="21"/>
-        </w:rPr>
-        <w:t xml:space="preserve">A)  8</w:t>
+          <w:sz w:val="21"/>
+          <w:szCs w:val="21"/>
+        </w:rPr>
+        <w:t xml:space="preserve">A)  7</w:t>
       </w:r>
       <w:r>
         <w:rPr>
@@ -3678,197 +3679,7 @@
           <w:sz w:val="19"/>
           <w:szCs w:val="19"/>
         </w:rPr>
-        <w:t xml:space="preserve">  — Sum = 40; 40 ÷ 5 = 8.</w:t>
-      </w:r>
-    </w:p>
-    <w:p>
-      <w:pPr>
-        <w:pStyle w:val="Heading2"/>
-        <w:spacing w:after="80" w:before="180"/>
-      </w:pPr>
-      <w:r>
-        <w:rPr>
-          <w:b/>
-          <w:bCs/>
-          <w:color w:val="12355B"/>
-          <w:sz w:val="24"/>
-          <w:szCs w:val="24"/>
-        </w:rPr>
-        <w:t xml:space="preserve">Exit Ticket</w:t>
-      </w:r>
-    </w:p>
-    <w:p>
-      <w:pPr>
-        <w:spacing w:after="80"/>
-      </w:pPr>
-      <w:r>
-        <w:rPr>
-          <w:sz w:val="21"/>
-          <w:szCs w:val="21"/>
-        </w:rPr>
-        <w:t xml:space="preserve">A)  7</w:t>
-      </w:r>
-      <w:r>
-        <w:rPr>
-          <w:i/>
-          <w:iCs/>
-          <w:color w:val="5F6F80"/>
-          <w:sz w:val="19"/>
-          <w:szCs w:val="19"/>
-        </w:rPr>
         <w:t xml:space="preserve">  — Ordered: 4, 7, 7, 10, 12. The middle (3rd) value is 7.</w:t>
-      </w:r>
-    </w:p>
-    <w:p>
-      <w:pPr>
-        <w:pStyle w:val="Heading2"/>
-        <w:spacing w:after="80" w:before="180"/>
-      </w:pPr>
-      <w:r>
-        <w:rPr>
-          <w:b/>
-          <w:bCs/>
-          <w:color w:val="12355B"/>
-          <w:sz w:val="24"/>
-          <w:szCs w:val="24"/>
-        </w:rPr>
-        <w:t xml:space="preserve">Writing (TWR) — what to look for</w:t>
-      </w:r>
-    </w:p>
-    <w:p>
-      <w:pPr>
-        <w:spacing w:after="80"/>
-      </w:pPr>
-      <w:r>
-        <w:rPr>
-          <w:sz w:val="20"/>
-          <w:szCs w:val="20"/>
-        </w:rPr>
-        <w:t xml:space="preserve">Kernel sentence: a complete sentence needs a subject and a verb. Example: Mean is the average. Add all the numbers, then divide by how many there are.</w:t>
-      </w:r>
-    </w:p>
-    <w:p>
-      <w:pPr>
-        <w:spacing w:after="80"/>
-      </w:pPr>
-      <w:r>
-        <w:rPr>
-          <w:sz w:val="20"/>
-          <w:szCs w:val="20"/>
-        </w:rPr>
-        <w:t xml:space="preserve">Expansion: because = reason, but = contrast/exception, so = result. Answers vary; each must keep the kernel idea.</w:t>
-      </w:r>
-    </w:p>
-    <w:p>
-      <w:pPr>
-        <w:pStyle w:val="Heading2"/>
-        <w:spacing w:after="80" w:before="180"/>
-      </w:pPr>
-      <w:r>
-        <w:rPr>
-          <w:b/>
-          <w:bCs/>
-          <w:color w:val="12355B"/>
-          <w:sz w:val="24"/>
-          <w:szCs w:val="24"/>
-        </w:rPr>
-        <w:t xml:space="preserve">Turn &amp; Talk — listen for</w:t>
-      </w:r>
-    </w:p>
-    <w:p>
-      <w:pPr>
-        <w:spacing w:after="80"/>
-      </w:pPr>
-      <w:r>
-        <w:rPr>
-          <w:b/>
-          <w:bCs/>
-          <w:sz w:val="19"/>
-          <w:szCs w:val="19"/>
-        </w:rPr>
-        <w:t xml:space="preserve">1.  </w:t>
-      </w:r>
-      <w:r>
-        <w:rPr>
-          <w:i/>
-          <w:iCs/>
-          <w:color w:val="5F6F80"/>
-          <w:sz w:val="19"/>
-          <w:szCs w:val="19"/>
-        </w:rPr>
-        <w:t xml:space="preserve">Students distinguish the three measures and justify a choice, noting the mode (38) is the most repeated and the mean/median sit near the center.</w:t>
-      </w:r>
-    </w:p>
-    <w:p>
-      <w:pPr>
-        <w:spacing w:after="80"/>
-      </w:pPr>
-      <w:r>
-        <w:rPr>
-          <w:b/>
-          <w:bCs/>
-          <w:sz w:val="19"/>
-          <w:szCs w:val="19"/>
-        </w:rPr>
-        <w:t xml:space="preserve">2.  </w:t>
-      </w:r>
-      <w:r>
-        <w:rPr>
-          <w:i/>
-          <w:iCs/>
-          <w:color w:val="5F6F80"/>
-          <w:sz w:val="19"/>
-          <w:szCs w:val="19"/>
-        </w:rPr>
-        <w:t xml:space="preserve">A strong answer orders the data, finds the middle value as the median, and explains the mean is found by summing all values and dividing.</w:t>
-      </w:r>
-    </w:p>
-    <w:p>
-      <w:pPr>
-        <w:spacing w:after="80"/>
-      </w:pPr>
-      <w:r>
-        <w:rPr>
-          <w:b/>
-          <w:bCs/>
-          <w:sz w:val="19"/>
-          <w:szCs w:val="19"/>
-        </w:rPr>
-        <w:t xml:space="preserve">3.  </w:t>
-      </w:r>
-      <w:r>
-        <w:rPr>
-          <w:i/>
-          <w:iCs/>
-          <w:color w:val="5F6F80"/>
-          <w:sz w:val="19"/>
-          <w:szCs w:val="19"/>
-        </w:rPr>
-        <w:t xml:space="preserve">Students identify 87 as the mean and 92 as the mode, and argue which is more useful for describing the class's typical performance.</w:t>
-      </w:r>
-    </w:p>
-    <w:p>
-      <w:pPr>
-        <w:spacing w:after="80"/>
-      </w:pPr>
-      <w:r>
-        <w:rPr>
-          <w:b/>
-          <w:bCs/>
-          <w:sz w:val="19"/>
-          <w:szCs w:val="19"/>
-        </w:rPr>
-        <w:t xml:space="preserve">4.  </w:t>
-      </w:r>
-      <w:r>
-        <w:rPr>
-          <w:i/>
-          <w:iCs/>
-          <w:color w:val="5F6F80"/>
-          <w:sz w:val="19"/>
-          <w:szCs w:val="19"/>
-        </w:rPr>
-        <w:t xml:space="preserve">Students order to 4, 7, 7, 10, 12 and identify 7 as the median (middle value).</w:t>
       </w:r>
     </w:p>
     <w:sectPr>

--- a/lessons/8-2/downloads/8-2-notes.docx
+++ b/lessons/8-2/downloads/8-2-notes.docx
@@ -3267,419 +3267,6 @@
       </w:pPr>
       <w:r>
         <w:t xml:space="preserve"/>
-      </w:r>
-    </w:p>
-    <w:p>
-      <w:pPr>
-        <w:pStyle w:val="Heading1"/>
-        <w:pageBreakBefore/>
-        <w:pBdr>
-          <w:bottom w:val="single" w:color="1FA6A2" w:sz="14" w:space="6"/>
-        </w:pBdr>
-        <w:spacing w:after="140" w:before="0"/>
-      </w:pPr>
-      <w:r>
-        <w:rPr>
-          <w:b/>
-          <w:bCs/>
-          <w:color w:val="12355B"/>
-          <w:sz w:val="30"/>
-          <w:szCs w:val="30"/>
-        </w:rPr>
-        <w:t xml:space="preserve">Answer Key &amp; Teacher Guide</w:t>
-      </w:r>
-    </w:p>
-    <w:p>
-      <w:pPr>
-        <w:spacing w:after="100"/>
-      </w:pPr>
-      <w:r>
-        <w:rPr>
-          <w:i/>
-          <w:iCs/>
-          <w:color w:val="5F6F80"/>
-          <w:sz w:val="19"/>
-          <w:szCs w:val="19"/>
-        </w:rPr>
-        <w:t xml:space="preserve">Teacher reference — remove or fold back before distributing to students.</w:t>
-      </w:r>
-    </w:p>
-    <w:p>
-      <w:pPr>
-        <w:pStyle w:val="Heading2"/>
-        <w:spacing w:after="80" w:before="180"/>
-      </w:pPr>
-      <w:r>
-        <w:rPr>
-          <w:b/>
-          <w:bCs/>
-          <w:color w:val="12355B"/>
-          <w:sz w:val="24"/>
-          <w:szCs w:val="24"/>
-        </w:rPr>
-        <w:t xml:space="preserve">Guided Notes (Fill-in)</w:t>
-      </w:r>
-    </w:p>
-    <w:p>
-      <w:pPr>
-        <w:spacing w:after="80"/>
-      </w:pPr>
-      <w:r>
-        <w:rPr>
-          <w:b/>
-          <w:bCs/>
-          <w:sz w:val="21"/>
-          <w:szCs w:val="21"/>
-        </w:rPr>
-        <w:t xml:space="preserve">Notes 1:  </w:t>
-      </w:r>
-      <w:r>
-        <w:rPr>
-          <w:sz w:val="21"/>
-          <w:szCs w:val="21"/>
-        </w:rPr>
-        <w:t xml:space="preserve">Mean</w:t>
-      </w:r>
-    </w:p>
-    <w:p>
-      <w:pPr>
-        <w:spacing w:after="80"/>
-      </w:pPr>
-      <w:r>
-        <w:rPr>
-          <w:b/>
-          <w:bCs/>
-          <w:sz w:val="21"/>
-          <w:szCs w:val="21"/>
-        </w:rPr>
-        <w:t xml:space="preserve">Notes 2:  </w:t>
-      </w:r>
-      <w:r>
-        <w:rPr>
-          <w:sz w:val="21"/>
-          <w:szCs w:val="21"/>
-        </w:rPr>
-        <w:t xml:space="preserve">Median</w:t>
-      </w:r>
-    </w:p>
-    <w:p>
-      <w:pPr>
-        <w:spacing w:after="80"/>
-      </w:pPr>
-      <w:r>
-        <w:rPr>
-          <w:b/>
-          <w:bCs/>
-          <w:sz w:val="21"/>
-          <w:szCs w:val="21"/>
-        </w:rPr>
-        <w:t xml:space="preserve">Notes 3:  </w:t>
-      </w:r>
-      <w:r>
-        <w:rPr>
-          <w:sz w:val="21"/>
-          <w:szCs w:val="21"/>
-        </w:rPr>
-        <w:t xml:space="preserve">Mode</w:t>
-      </w:r>
-    </w:p>
-    <w:p>
-      <w:pPr>
-        <w:spacing w:after="80"/>
-      </w:pPr>
-      <w:r>
-        <w:rPr>
-          <w:b/>
-          <w:bCs/>
-          <w:sz w:val="21"/>
-          <w:szCs w:val="21"/>
-        </w:rPr>
-        <w:t xml:space="preserve">Notes 4:  </w:t>
-      </w:r>
-      <w:r>
-        <w:rPr>
-          <w:sz w:val="21"/>
-          <w:szCs w:val="21"/>
-        </w:rPr>
-        <w:t xml:space="preserve">Outlier</w:t>
-      </w:r>
-    </w:p>
-    <w:p>
-      <w:pPr>
-        <w:spacing w:after="80"/>
-      </w:pPr>
-      <w:r>
-        <w:rPr>
-          <w:b/>
-          <w:bCs/>
-          <w:sz w:val="21"/>
-          <w:szCs w:val="21"/>
-        </w:rPr>
-        <w:t xml:space="preserve">Notes 5:  </w:t>
-      </w:r>
-      <w:r>
-        <w:rPr>
-          <w:sz w:val="21"/>
-          <w:szCs w:val="21"/>
-        </w:rPr>
-        <w:t xml:space="preserve">Data distribution</w:t>
-      </w:r>
-    </w:p>
-    <w:p>
-      <w:pPr>
-        <w:spacing w:after="80"/>
-      </w:pPr>
-      <w:r>
-        <w:rPr>
-          <w:b/>
-          <w:bCs/>
-          <w:sz w:val="21"/>
-          <w:szCs w:val="21"/>
-        </w:rPr>
-        <w:t xml:space="preserve">Notes 6:  </w:t>
-      </w:r>
-      <w:r>
-        <w:rPr>
-          <w:sz w:val="21"/>
-          <w:szCs w:val="21"/>
-        </w:rPr>
-        <w:t xml:space="preserve">Variability</w:t>
-      </w:r>
-    </w:p>
-    <w:p>
-      <w:pPr>
-        <w:pStyle w:val="Heading2"/>
-        <w:spacing w:after="80" w:before="180"/>
-      </w:pPr>
-      <w:r>
-        <w:rPr>
-          <w:b/>
-          <w:bCs/>
-          <w:color w:val="12355B"/>
-          <w:sz w:val="24"/>
-          <w:szCs w:val="24"/>
-        </w:rPr>
-        <w:t xml:space="preserve">Worked Notes (I Do / We Do)</w:t>
-      </w:r>
-    </w:p>
-    <w:p>
-      <w:pPr>
-        <w:spacing w:after="80"/>
-      </w:pPr>
-      <w:r>
-        <w:rPr>
-          <w:b/>
-          <w:bCs/>
-          <w:sz w:val="21"/>
-          <w:szCs w:val="21"/>
-        </w:rPr>
-        <w:t xml:space="preserve">I Do:  </w:t>
-      </w:r>
-      <w:r>
-        <w:rPr>
-          <w:sz w:val="21"/>
-          <w:szCs w:val="21"/>
-        </w:rPr>
-        <w:t xml:space="preserve">A. 12</w:t>
-      </w:r>
-    </w:p>
-    <w:p>
-      <w:pPr>
-        <w:spacing w:after="80"/>
-      </w:pPr>
-      <w:r>
-        <w:rPr>
-          <w:b/>
-          <w:bCs/>
-          <w:sz w:val="21"/>
-          <w:szCs w:val="21"/>
-        </w:rPr>
-        <w:t xml:space="preserve">We Do:  </w:t>
-      </w:r>
-      <w:r>
-        <w:rPr>
-          <w:sz w:val="21"/>
-          <w:szCs w:val="21"/>
-        </w:rPr>
-        <w:t xml:space="preserve">A. 5</w:t>
-      </w:r>
-    </w:p>
-    <w:p>
-      <w:pPr>
-        <w:pStyle w:val="Heading2"/>
-        <w:spacing w:after="80" w:before="180"/>
-      </w:pPr>
-      <w:r>
-        <w:rPr>
-          <w:b/>
-          <w:bCs/>
-          <w:color w:val="12355B"/>
-          <w:sz w:val="24"/>
-          <w:szCs w:val="24"/>
-        </w:rPr>
-        <w:t xml:space="preserve">Independent Practice</w:t>
-      </w:r>
-    </w:p>
-    <w:p>
-      <w:pPr>
-        <w:spacing w:after="80"/>
-      </w:pPr>
-      <w:r>
-        <w:rPr>
-          <w:b/>
-          <w:bCs/>
-          <w:sz w:val="21"/>
-          <w:szCs w:val="21"/>
-        </w:rPr>
-        <w:t xml:space="preserve">1.  </w:t>
-      </w:r>
-      <w:r>
-        <w:rPr>
-          <w:sz w:val="21"/>
-          <w:szCs w:val="21"/>
-        </w:rPr>
-        <w:t xml:space="preserve">A)  4</w:t>
-      </w:r>
-      <w:r>
-        <w:rPr>
-          <w:i/>
-          <w:iCs/>
-          <w:color w:val="5F6F80"/>
-          <w:sz w:val="19"/>
-          <w:szCs w:val="19"/>
-        </w:rPr>
-        <w:t xml:space="preserve">  — 4 appears three times — more than any other value. Mode = 4.</w:t>
-      </w:r>
-    </w:p>
-    <w:p>
-      <w:pPr>
-        <w:spacing w:after="80"/>
-      </w:pPr>
-      <w:r>
-        <w:rPr>
-          <w:b/>
-          <w:bCs/>
-          <w:sz w:val="21"/>
-          <w:szCs w:val="21"/>
-        </w:rPr>
-        <w:t xml:space="preserve">2.  </w:t>
-      </w:r>
-      <w:r>
-        <w:rPr>
-          <w:sz w:val="21"/>
-          <w:szCs w:val="21"/>
-        </w:rPr>
-        <w:t xml:space="preserve">A)  10</w:t>
-      </w:r>
-      <w:r>
-        <w:rPr>
-          <w:i/>
-          <w:iCs/>
-          <w:color w:val="5F6F80"/>
-          <w:sz w:val="19"/>
-          <w:szCs w:val="19"/>
-        </w:rPr>
-        <w:t xml:space="preserve">  — Sum = 6 + 8 + 10 + 12 + 14 = 50. Mean = 50 ÷ 5 = 10.</w:t>
-      </w:r>
-    </w:p>
-    <w:p>
-      <w:pPr>
-        <w:spacing w:after="80"/>
-      </w:pPr>
-      <w:r>
-        <w:rPr>
-          <w:b/>
-          <w:bCs/>
-          <w:sz w:val="21"/>
-          <w:szCs w:val="21"/>
-        </w:rPr>
-        <w:t xml:space="preserve">3.  </w:t>
-      </w:r>
-      <w:r>
-        <w:rPr>
-          <w:sz w:val="21"/>
-          <w:szCs w:val="21"/>
-        </w:rPr>
-        <w:t xml:space="preserve">A)  7</w:t>
-      </w:r>
-      <w:r>
-        <w:rPr>
-          <w:i/>
-          <w:iCs/>
-          <w:color w:val="5F6F80"/>
-          <w:sz w:val="19"/>
-          <w:szCs w:val="19"/>
-        </w:rPr>
-        <w:t xml:space="preserve">  — With 6 values, the median is the average of the 3rd and 4th values: (6 + 8) ÷ 2 = 7.</w:t>
-      </w:r>
-    </w:p>
-    <w:p>
-      <w:pPr>
-        <w:spacing w:after="80"/>
-      </w:pPr>
-      <w:r>
-        <w:rPr>
-          <w:b/>
-          <w:bCs/>
-          <w:sz w:val="21"/>
-          <w:szCs w:val="21"/>
-        </w:rPr>
-        <w:t xml:space="preserve">4.  </w:t>
-      </w:r>
-      <w:r>
-        <w:rPr>
-          <w:sz w:val="21"/>
-          <w:szCs w:val="21"/>
-        </w:rPr>
-        <w:t xml:space="preserve">A)  6</w:t>
-      </w:r>
-      <w:r>
-        <w:rPr>
-          <w:i/>
-          <w:iCs/>
-          <w:color w:val="5F6F80"/>
-          <w:sz w:val="19"/>
-          <w:szCs w:val="19"/>
-        </w:rPr>
-        <w:t xml:space="preserve">  — Add the points: 4 + 8 + 6 + 10 + 2 = 30. Divide by 5 quarters: 30 ÷ 5 = 6.</w:t>
-      </w:r>
-    </w:p>
-    <w:p>
-      <w:pPr>
-        <w:pStyle w:val="Heading2"/>
-        <w:spacing w:after="80" w:before="180"/>
-      </w:pPr>
-      <w:r>
-        <w:rPr>
-          <w:b/>
-          <w:bCs/>
-          <w:color w:val="12355B"/>
-          <w:sz w:val="24"/>
-          <w:szCs w:val="24"/>
-        </w:rPr>
-        <w:t xml:space="preserve">Exit Ticket</w:t>
-      </w:r>
-    </w:p>
-    <w:p>
-      <w:pPr>
-        <w:spacing w:after="80"/>
-      </w:pPr>
-      <w:r>
-        <w:rPr>
-          <w:sz w:val="21"/>
-          <w:szCs w:val="21"/>
-        </w:rPr>
-        <w:t xml:space="preserve">A)  7</w:t>
-      </w:r>
-      <w:r>
-        <w:rPr>
-          <w:i/>
-          <w:iCs/>
-          <w:color w:val="5F6F80"/>
-          <w:sz w:val="19"/>
-          <w:szCs w:val="19"/>
-        </w:rPr>
-        <w:t xml:space="preserve">  — Ordered: 4, 7, 7, 10, 12. The middle (3rd) value is 7.</w:t>
       </w:r>
     </w:p>
     <w:sectPr>

--- a/lessons/8-2/downloads/8-2-notes.docx
+++ b/lessons/8-2/downloads/8-2-notes.docx
@@ -14,7 +14,7 @@
           <w:sz w:val="18"/>
           <w:szCs w:val="18"/>
         </w:rPr>
-        <w:t xml:space="preserve">UNIT 8  ·  LESSON 2      STANDARD 6.SP.3</w:t>
+        <w:t xml:space="preserve">UNIT 8  ·  LESSON 2      STANDARD 6.DS.4</w:t>
       </w:r>
     </w:p>
     <w:p>
@@ -2634,6 +2634,32 @@
     </w:p>
     <w:p>
       <w:pPr>
+        <w:pStyle w:val="Heading2"/>
+        <w:spacing w:after="80" w:before="180"/>
+      </w:pPr>
+      <w:r>
+        <w:rPr>
+          <w:b/>
+          <w:bCs/>
+          <w:color w:val="12355B"/>
+          <w:sz w:val="24"/>
+          <w:szCs w:val="24"/>
+        </w:rPr>
+        <w:t xml:space="preserve">Level 1 Support</w:t>
+      </w:r>
+      <w:r>
+        <w:rPr>
+          <w:i/>
+          <w:iCs/>
+          <w:color w:val="1FA6A2"/>
+          <w:sz w:val="19"/>
+          <w:szCs w:val="19"/>
+        </w:rPr>
+        <w:t xml:space="preserve">   extra scaffolding</w:t>
+      </w:r>
+    </w:p>
+    <w:p>
+      <w:pPr>
         <w:keepNext/>
         <w:spacing w:after="60" w:before="160"/>
       </w:pPr>
@@ -2894,6 +2920,32 @@
     </w:tbl>
     <w:p>
       <w:pPr>
+        <w:pStyle w:val="Heading2"/>
+        <w:spacing w:after="80" w:before="180"/>
+      </w:pPr>
+      <w:r>
+        <w:rPr>
+          <w:b/>
+          <w:bCs/>
+          <w:color w:val="12355B"/>
+          <w:sz w:val="24"/>
+          <w:szCs w:val="24"/>
+        </w:rPr>
+        <w:t xml:space="preserve">On Level</w:t>
+      </w:r>
+      <w:r>
+        <w:rPr>
+          <w:i/>
+          <w:iCs/>
+          <w:color w:val="12355B"/>
+          <w:sz w:val="19"/>
+          <w:szCs w:val="19"/>
+        </w:rPr>
+        <w:t xml:space="preserve">   grade-level practice</w:t>
+      </w:r>
+    </w:p>
+    <w:p>
+      <w:pPr>
         <w:keepNext/>
         <w:spacing w:after="60" w:before="160"/>
       </w:pPr>
@@ -2967,136 +3019,6 @@
           <w:szCs w:val="20"/>
         </w:rPr>
         <w:t xml:space="preserve">D)  7.67</w:t>
-      </w:r>
-    </w:p>
-    <w:p>
-      <w:pPr>
-        <w:spacing w:after="20"/>
-      </w:pPr>
-      <w:r>
-        <w:t xml:space="preserve"/>
-      </w:r>
-    </w:p>
-    <w:tbl>
-      <w:tblPr>
-        <w:tblW w:type="pct" w:w="100%"/>
-        <w:tblBorders>
-          <w:top w:val="single" w:color="C7D2DD" w:sz="6"/>
-          <w:left w:val="single" w:color="C7D2DD" w:sz="6"/>
-          <w:bottom w:val="single" w:color="C7D2DD" w:sz="6"/>
-          <w:right w:val="single" w:color="C7D2DD" w:sz="6"/>
-          <w:insideH w:val="single" w:color="auto" w:sz="4"/>
-          <w:insideV w:val="single" w:color="auto" w:sz="4"/>
-        </w:tblBorders>
-      </w:tblPr>
-      <w:tblGrid>
-        <w:gridCol w:w="100"/>
-      </w:tblGrid>
-      <w:tr>
-        <w:tc>
-          <w:tcPr>
-            <w:shd w:fill="FBF3E2" w:color="auto" w:val="clear"/>
-            <w:tcMar>
-              <w:top w:type="dxa" w:w="60"/>
-              <w:left w:type="dxa" w:w="120"/>
-              <w:bottom w:type="dxa" w:w="60"/>
-              <w:right w:type="dxa" w:w="120"/>
-            </w:tcMar>
-          </w:tcPr>
-          <w:p>
-            <w:pPr>
-              <w:spacing w:after="0" w:line="320"/>
-            </w:pPr>
-            <w:r>
-              <w:t xml:space="preserve"/>
-            </w:r>
-          </w:p>
-          <w:p>
-            <w:pPr>
-              <w:spacing w:after="0" w:line="320"/>
-            </w:pPr>
-            <w:r>
-              <w:t xml:space="preserve"/>
-            </w:r>
-          </w:p>
-        </w:tc>
-      </w:tr>
-    </w:tbl>
-    <w:p>
-      <w:pPr>
-        <w:keepNext/>
-        <w:spacing w:after="60" w:before="160"/>
-      </w:pPr>
-      <w:r>
-        <w:rPr>
-          <w:b/>
-          <w:bCs/>
-          <w:color w:val="12355B"/>
-          <w:sz w:val="22"/>
-          <w:szCs w:val="22"/>
-        </w:rPr>
-        <w:t xml:space="preserve">4.  </w:t>
-      </w:r>
-      <w:r>
-        <w:rPr>
-          <w:b/>
-          <w:bCs/>
-          <w:sz w:val="21"/>
-          <w:szCs w:val="21"/>
-        </w:rPr>
-        <w:t xml:space="preserve">A player scored 4, 8, 6, 10, and 2 points across five quarters. What is the MEAN number of points?</w:t>
-      </w:r>
-    </w:p>
-    <w:p>
-      <w:pPr>
-        <w:spacing w:after="40"/>
-        <w:ind w:left="420"/>
-      </w:pPr>
-      <w:r>
-        <w:rPr>
-          <w:sz w:val="20"/>
-          <w:szCs w:val="20"/>
-        </w:rPr>
-        <w:t xml:space="preserve">A)  6</w:t>
-      </w:r>
-    </w:p>
-    <w:p>
-      <w:pPr>
-        <w:spacing w:after="40"/>
-        <w:ind w:left="420"/>
-      </w:pPr>
-      <w:r>
-        <w:rPr>
-          <w:sz w:val="20"/>
-          <w:szCs w:val="20"/>
-        </w:rPr>
-        <w:t xml:space="preserve">B)  8</w:t>
-      </w:r>
-    </w:p>
-    <w:p>
-      <w:pPr>
-        <w:spacing w:after="40"/>
-        <w:ind w:left="420"/>
-      </w:pPr>
-      <w:r>
-        <w:rPr>
-          <w:sz w:val="20"/>
-          <w:szCs w:val="20"/>
-        </w:rPr>
-        <w:t xml:space="preserve">C)  30</w:t>
-      </w:r>
-    </w:p>
-    <w:p>
-      <w:pPr>
-        <w:spacing w:after="40"/>
-        <w:ind w:left="420"/>
-      </w:pPr>
-      <w:r>
-        <w:rPr>
-          <w:sz w:val="20"/>
-          <w:szCs w:val="20"/>
-        </w:rPr>
-        <w:t xml:space="preserve">D)  10</w:t>
       </w:r>
     </w:p>
     <w:p>

--- a/lessons/8-2/downloads/8-2-notes.docx
+++ b/lessons/8-2/downloads/8-2-notes.docx
@@ -1404,6 +1404,1302 @@
           <w:szCs w:val="22"/>
         </w:rPr>
         <w:t xml:space="preserve">How spread out the data values are is the ___.</w:t>
+      </w:r>
+    </w:p>
+    <w:p>
+      <w:pPr>
+        <w:pStyle w:val="Heading1"/>
+        <w:pageBreakBefore/>
+        <w:pBdr>
+          <w:bottom w:val="single" w:color="1FA6A2" w:sz="14" w:space="6"/>
+        </w:pBdr>
+        <w:spacing w:after="140" w:before="0"/>
+      </w:pPr>
+      <w:r>
+        <w:rPr>
+          <w:b/>
+          <w:bCs/>
+          <w:color w:val="12355B"/>
+          <w:sz w:val="30"/>
+          <w:szCs w:val="30"/>
+        </w:rPr>
+        <w:t xml:space="preserve">Write About the Math</w:t>
+      </w:r>
+    </w:p>
+    <w:p>
+      <w:pPr>
+        <w:spacing w:after="100"/>
+      </w:pPr>
+      <w:r>
+        <w:rPr>
+          <w:i/>
+          <w:iCs/>
+          <w:color w:val="5F6F80"/>
+          <w:sz w:val="19"/>
+          <w:szCs w:val="19"/>
+        </w:rPr>
+        <w:t xml:space="preserve">Use the support level you need. Every level answers the same math question.</w:t>
+      </w:r>
+    </w:p>
+    <w:p>
+      <w:pPr>
+        <w:pStyle w:val="Heading2"/>
+        <w:spacing w:after="80" w:before="180"/>
+      </w:pPr>
+      <w:r>
+        <w:rPr>
+          <w:b/>
+          <w:bCs/>
+          <w:color w:val="12355B"/>
+          <w:sz w:val="24"/>
+          <w:szCs w:val="24"/>
+        </w:rPr>
+        <w:t xml:space="preserve">1. Understand the Question</w:t>
+      </w:r>
+      <w:r>
+        <w:rPr>
+          <w:i/>
+          <w:iCs/>
+          <w:color w:val="B97A12"/>
+          <w:sz w:val="19"/>
+          <w:szCs w:val="19"/>
+        </w:rPr>
+        <w:t xml:space="preserve">   compare</w:t>
+      </w:r>
+    </w:p>
+    <w:tbl>
+      <w:tblPr>
+        <w:tblW w:type="pct" w:w="100%"/>
+        <w:tblBorders>
+          <w:top w:val="single" w:color="1FA6A2" w:sz="8"/>
+          <w:left w:val="single" w:color="1FA6A2" w:sz="8"/>
+          <w:bottom w:val="single" w:color="1FA6A2" w:sz="8"/>
+          <w:right w:val="single" w:color="1FA6A2" w:sz="8"/>
+          <w:insideH w:val="single" w:color="auto" w:sz="4"/>
+          <w:insideV w:val="single" w:color="auto" w:sz="4"/>
+        </w:tblBorders>
+      </w:tblPr>
+      <w:tblGrid>
+        <w:gridCol w:w="100"/>
+      </w:tblGrid>
+      <w:tr>
+        <w:tc>
+          <w:tcPr>
+            <w:shd w:fill="E6F4F3" w:color="auto" w:val="clear"/>
+            <w:tcMar>
+              <w:top w:type="dxa" w:w="120"/>
+              <w:left w:type="dxa" w:w="180"/>
+              <w:bottom w:type="dxa" w:w="120"/>
+              <w:right w:type="dxa" w:w="180"/>
+            </w:tcMar>
+          </w:tcPr>
+          <w:p>
+            <w:pPr>
+              <w:spacing w:after="60"/>
+            </w:pPr>
+            <w:r>
+              <w:rPr>
+                <w:color w:val="1A2733"/>
+                <w:sz w:val="21"/>
+                <w:szCs w:val="21"/>
+              </w:rPr>
+              <w:t xml:space="preserve">After ordering the scores on the number line, how do you find the median, and how is it different from the mean you calculated?</w:t>
+            </w:r>
+          </w:p>
+          <w:p>
+            <w:pPr>
+              <w:spacing w:after="0"/>
+            </w:pPr>
+            <w:r>
+              <w:rPr>
+                <w:b/>
+                <w:bCs/>
+                <w:color w:val="12355B"/>
+                <w:sz w:val="20"/>
+                <w:szCs w:val="20"/>
+              </w:rPr>
+              <w:t xml:space="preserve">Your job:  </w:t>
+            </w:r>
+            <w:r>
+              <w:rPr>
+                <w:sz w:val="20"/>
+                <w:szCs w:val="20"/>
+              </w:rPr>
+              <w:t xml:space="preserve">Answer the question. Use math evidence. Explain how the evidence proves your answer.</w:t>
+            </w:r>
+            <w:r>
+              <w:rPr>
+                <w:i/>
+                <w:iCs/>
+                <w:color w:val="5F6F80"/>
+                <w:sz w:val="18"/>
+                <w:szCs w:val="18"/>
+              </w:rPr>
+              <w:br/>
+              <w:t xml:space="preserve">Responde la pregunta. Usa evidencia matemática. Explica cómo la evidencia demuestra tu respuesta.</w:t>
+            </w:r>
+          </w:p>
+        </w:tc>
+      </w:tr>
+    </w:tbl>
+    <w:p>
+      <w:pPr>
+        <w:pStyle w:val="Heading2"/>
+        <w:spacing w:after="80" w:before="180"/>
+      </w:pPr>
+      <w:r>
+        <w:rPr>
+          <w:b/>
+          <w:bCs/>
+          <w:color w:val="12355B"/>
+          <w:sz w:val="24"/>
+          <w:szCs w:val="24"/>
+        </w:rPr>
+        <w:t xml:space="preserve">2. Plan Your Math Words</w:t>
+      </w:r>
+      <w:r>
+        <w:rPr>
+          <w:i/>
+          <w:iCs/>
+          <w:color w:val="1FA6A2"/>
+          <w:sz w:val="19"/>
+          <w:szCs w:val="19"/>
+        </w:rPr>
+        <w:t xml:space="preserve">   check at least two</w:t>
+      </w:r>
+    </w:p>
+    <w:p>
+      <w:pPr>
+        <w:spacing w:after="60"/>
+      </w:pPr>
+      <w:r>
+        <w:rPr>
+          <w:b/>
+          <w:bCs/>
+          <w:color w:val="1FA6A2"/>
+          <w:sz w:val="22"/>
+          <w:szCs w:val="22"/>
+        </w:rPr>
+        <w:t xml:space="preserve">☐  </w:t>
+      </w:r>
+      <w:r>
+        <w:rPr>
+          <w:b/>
+          <w:bCs/>
+          <w:color w:val="12355B"/>
+          <w:sz w:val="20"/>
+          <w:szCs w:val="20"/>
+        </w:rPr>
+        <w:t xml:space="preserve">Mean — </w:t>
+      </w:r>
+      <w:r>
+        <w:rPr>
+          <w:sz w:val="20"/>
+          <w:szCs w:val="20"/>
+        </w:rPr>
+        <w:t xml:space="preserve">The average. Add all the numbers, then divide by how many there are.</w:t>
+      </w:r>
+      <w:r>
+        <w:rPr>
+          <w:i/>
+          <w:iCs/>
+          <w:color w:val="5F6F80"/>
+          <w:sz w:val="18"/>
+          <w:szCs w:val="18"/>
+        </w:rPr>
+        <w:br/>
+        <w:t xml:space="preserve">Media — El promedio. Suma todos los números y divide entre cuántos hay.</w:t>
+      </w:r>
+    </w:p>
+    <w:p>
+      <w:pPr>
+        <w:spacing w:after="60"/>
+      </w:pPr>
+      <w:r>
+        <w:rPr>
+          <w:b/>
+          <w:bCs/>
+          <w:color w:val="1FA6A2"/>
+          <w:sz w:val="22"/>
+          <w:szCs w:val="22"/>
+        </w:rPr>
+        <w:t xml:space="preserve">☐  </w:t>
+      </w:r>
+      <w:r>
+        <w:rPr>
+          <w:b/>
+          <w:bCs/>
+          <w:color w:val="12355B"/>
+          <w:sz w:val="20"/>
+          <w:szCs w:val="20"/>
+        </w:rPr>
+        <w:t xml:space="preserve">Median — </w:t>
+      </w:r>
+      <w:r>
+        <w:rPr>
+          <w:sz w:val="20"/>
+          <w:szCs w:val="20"/>
+        </w:rPr>
+        <w:t xml:space="preserve">The middle number when you put them in order.</w:t>
+      </w:r>
+      <w:r>
+        <w:rPr>
+          <w:i/>
+          <w:iCs/>
+          <w:color w:val="5F6F80"/>
+          <w:sz w:val="18"/>
+          <w:szCs w:val="18"/>
+        </w:rPr>
+        <w:br/>
+        <w:t xml:space="preserve">Mediana — El número del medio cuando los pones en orden.</w:t>
+      </w:r>
+    </w:p>
+    <w:p>
+      <w:pPr>
+        <w:spacing w:after="60"/>
+      </w:pPr>
+      <w:r>
+        <w:rPr>
+          <w:b/>
+          <w:bCs/>
+          <w:color w:val="1FA6A2"/>
+          <w:sz w:val="22"/>
+          <w:szCs w:val="22"/>
+        </w:rPr>
+        <w:t xml:space="preserve">☐  </w:t>
+      </w:r>
+      <w:r>
+        <w:rPr>
+          <w:b/>
+          <w:bCs/>
+          <w:color w:val="12355B"/>
+          <w:sz w:val="20"/>
+          <w:szCs w:val="20"/>
+        </w:rPr>
+        <w:t xml:space="preserve">Mode — </w:t>
+      </w:r>
+      <w:r>
+        <w:rPr>
+          <w:sz w:val="20"/>
+          <w:szCs w:val="20"/>
+        </w:rPr>
+        <w:t xml:space="preserve">The number that shows up most often.</w:t>
+      </w:r>
+      <w:r>
+        <w:rPr>
+          <w:i/>
+          <w:iCs/>
+          <w:color w:val="5F6F80"/>
+          <w:sz w:val="18"/>
+          <w:szCs w:val="18"/>
+        </w:rPr>
+        <w:br/>
+        <w:t xml:space="preserve">Moda — El número que aparece más veces.</w:t>
+      </w:r>
+    </w:p>
+    <w:p>
+      <w:pPr>
+        <w:spacing w:after="60"/>
+      </w:pPr>
+      <w:r>
+        <w:rPr>
+          <w:b/>
+          <w:bCs/>
+          <w:color w:val="1FA6A2"/>
+          <w:sz w:val="22"/>
+          <w:szCs w:val="22"/>
+        </w:rPr>
+        <w:t xml:space="preserve">☐  </w:t>
+      </w:r>
+      <w:r>
+        <w:rPr>
+          <w:b/>
+          <w:bCs/>
+          <w:color w:val="12355B"/>
+          <w:sz w:val="20"/>
+          <w:szCs w:val="20"/>
+        </w:rPr>
+        <w:t xml:space="preserve">Outlier — </w:t>
+      </w:r>
+      <w:r>
+        <w:rPr>
+          <w:sz w:val="20"/>
+          <w:szCs w:val="20"/>
+        </w:rPr>
+        <w:t xml:space="preserve">A number that is much bigger or smaller than the rest.</w:t>
+      </w:r>
+      <w:r>
+        <w:rPr>
+          <w:i/>
+          <w:iCs/>
+          <w:color w:val="5F6F80"/>
+          <w:sz w:val="18"/>
+          <w:szCs w:val="18"/>
+        </w:rPr>
+        <w:br/>
+        <w:t xml:space="preserve">Valor atípico — Un número mucho mayor o menor que los demás.</w:t>
+      </w:r>
+    </w:p>
+    <w:p>
+      <w:pPr>
+        <w:spacing w:after="60"/>
+      </w:pPr>
+      <w:r>
+        <w:rPr>
+          <w:b/>
+          <w:bCs/>
+          <w:color w:val="1FA6A2"/>
+          <w:sz w:val="22"/>
+          <w:szCs w:val="22"/>
+        </w:rPr>
+        <w:t xml:space="preserve">☐  </w:t>
+      </w:r>
+      <w:r>
+        <w:rPr>
+          <w:b/>
+          <w:bCs/>
+          <w:color w:val="12355B"/>
+          <w:sz w:val="20"/>
+          <w:szCs w:val="20"/>
+        </w:rPr>
+        <w:t xml:space="preserve">Data distribution — </w:t>
+      </w:r>
+      <w:r>
+        <w:rPr>
+          <w:sz w:val="20"/>
+          <w:szCs w:val="20"/>
+        </w:rPr>
+        <w:t xml:space="preserve">How the data looks: where it sits and how spread out it is.</w:t>
+      </w:r>
+      <w:r>
+        <w:rPr>
+          <w:i/>
+          <w:iCs/>
+          <w:color w:val="5F6F80"/>
+          <w:sz w:val="18"/>
+          <w:szCs w:val="18"/>
+        </w:rPr>
+        <w:br/>
+        <w:t xml:space="preserve">Distribución de datos — Cómo se ven los datos: dónde están y qué tan separados están.</w:t>
+      </w:r>
+    </w:p>
+    <w:tbl>
+      <w:tblPr>
+        <w:tblW w:type="pct" w:w="100%"/>
+        <w:tblBorders>
+          <w:top w:val="single" w:color="1FA6A2" w:sz="8"/>
+          <w:left w:val="single" w:color="1FA6A2" w:sz="8"/>
+          <w:bottom w:val="single" w:color="1FA6A2" w:sz="8"/>
+          <w:right w:val="single" w:color="1FA6A2" w:sz="8"/>
+          <w:insideH w:val="single" w:color="auto" w:sz="4"/>
+          <w:insideV w:val="single" w:color="auto" w:sz="4"/>
+        </w:tblBorders>
+      </w:tblPr>
+      <w:tblGrid>
+        <w:gridCol w:w="100"/>
+      </w:tblGrid>
+      <w:tr>
+        <w:tc>
+          <w:tcPr>
+            <w:shd w:fill="F7FFFD" w:color="auto" w:val="clear"/>
+            <w:tcMar>
+              <w:top w:type="dxa" w:w="120"/>
+              <w:left w:type="dxa" w:w="180"/>
+              <w:bottom w:type="dxa" w:w="120"/>
+              <w:right w:type="dxa" w:w="180"/>
+            </w:tcMar>
+          </w:tcPr>
+          <w:p>
+            <w:pPr>
+              <w:spacing w:after="50"/>
+            </w:pPr>
+            <w:r>
+              <w:rPr>
+                <w:b/>
+                <w:bCs/>
+                <w:color w:val="1FA6A2"/>
+                <w:sz w:val="20"/>
+                <w:szCs w:val="20"/>
+              </w:rPr>
+              <w:t xml:space="preserve">Say it first:  </w:t>
+            </w:r>
+            <w:r>
+              <w:rPr>
+                <w:sz w:val="20"/>
+                <w:szCs w:val="20"/>
+              </w:rPr>
+              <w:t xml:space="preserve">Say your idea to a partner or quietly to yourself before you write.</w:t>
+            </w:r>
+          </w:p>
+          <w:p>
+            <w:pPr>
+              <w:spacing w:after="60"/>
+            </w:pPr>
+            <w:r>
+              <w:rPr>
+                <w:color w:val="1A2733"/>
+                <w:sz w:val="21"/>
+                <w:szCs w:val="21"/>
+              </w:rPr>
+              <w:t xml:space="preserve">To find the median, I first ___ the scores, then pick the ___.</w:t>
+            </w:r>
+            <w:r>
+              <w:rPr>
+                <w:i/>
+                <w:iCs/>
+                <w:color w:val="5F6F80"/>
+                <w:sz w:val="19"/>
+                <w:szCs w:val="19"/>
+              </w:rPr>
+              <w:br/>
+              <w:t xml:space="preserve">Para hallar la mediana, primero ___ los puntajes y luego elijo el ___.</w:t>
+            </w:r>
+          </w:p>
+        </w:tc>
+      </w:tr>
+    </w:tbl>
+    <w:p>
+      <w:pPr>
+        <w:pStyle w:val="Heading2"/>
+        <w:spacing w:after="80" w:before="180"/>
+      </w:pPr>
+      <w:r>
+        <w:rPr>
+          <w:b/>
+          <w:bCs/>
+          <w:color w:val="12355B"/>
+          <w:sz w:val="24"/>
+          <w:szCs w:val="24"/>
+        </w:rPr>
+        <w:t xml:space="preserve">3. Build Your Explanation</w:t>
+      </w:r>
+      <w:r>
+        <w:rPr>
+          <w:i/>
+          <w:iCs/>
+          <w:color w:val="B97A12"/>
+          <w:sz w:val="19"/>
+          <w:szCs w:val="19"/>
+        </w:rPr>
+        <w:t xml:space="preserve">   choose your support</w:t>
+      </w:r>
+    </w:p>
+    <w:tbl>
+      <w:tblPr>
+        <w:tblW w:type="pct" w:w="100%"/>
+        <w:tblBorders>
+          <w:top w:val="single" w:color="BBD0DE" w:sz="8"/>
+          <w:left w:val="single" w:color="BBD0DE" w:sz="8"/>
+          <w:bottom w:val="single" w:color="BBD0DE" w:sz="8"/>
+          <w:right w:val="single" w:color="BBD0DE" w:sz="8"/>
+          <w:insideH w:val="single" w:color="auto" w:sz="4"/>
+          <w:insideV w:val="single" w:color="auto" w:sz="4"/>
+        </w:tblBorders>
+      </w:tblPr>
+      <w:tblGrid>
+        <w:gridCol w:w="100"/>
+      </w:tblGrid>
+      <w:tr>
+        <w:tc>
+          <w:tcPr>
+            <w:shd w:fill="EEF4F8" w:color="auto" w:val="clear"/>
+            <w:tcMar>
+              <w:top w:type="dxa" w:w="120"/>
+              <w:left w:type="dxa" w:w="180"/>
+              <w:bottom w:type="dxa" w:w="120"/>
+              <w:right w:type="dxa" w:w="180"/>
+            </w:tcMar>
+          </w:tcPr>
+          <w:p>
+            <w:pPr>
+              <w:spacing w:after="50"/>
+            </w:pPr>
+            <w:r>
+              <w:rPr>
+                <w:i/>
+                <w:iCs/>
+                <w:color w:val="5F6F80"/>
+                <w:sz w:val="19"/>
+                <w:szCs w:val="19"/>
+              </w:rPr>
+              <w:t xml:space="preserve">This model shows the parts of an explanation. It does not answer your writing question.</w:t>
+            </w:r>
+          </w:p>
+          <w:p>
+            <w:pPr>
+              <w:spacing w:after="80"/>
+            </w:pPr>
+            <w:r>
+              <w:rPr>
+                <w:b/>
+                <w:bCs/>
+                <w:color w:val="12355B"/>
+                <w:sz w:val="19"/>
+                <w:szCs w:val="19"/>
+              </w:rPr>
+              <w:t xml:space="preserve">Claim:  </w:t>
+            </w:r>
+            <w:r>
+              <w:rPr>
+                <w:sz w:val="19"/>
+                <w:szCs w:val="19"/>
+              </w:rPr>
+              <w:t xml:space="preserve">Mean, median, and mode each describe the center of the data in a different way.</w:t>
+            </w:r>
+          </w:p>
+          <w:p>
+            <w:pPr>
+              <w:spacing w:after="80"/>
+            </w:pPr>
+            <w:r>
+              <w:rPr>
+                <w:b/>
+                <w:bCs/>
+                <w:color w:val="12355B"/>
+                <w:sz w:val="19"/>
+                <w:szCs w:val="19"/>
+              </w:rPr>
+              <w:t xml:space="preserve">Evidence:  </w:t>
+            </w:r>
+            <w:r>
+              <w:rPr>
+                <w:sz w:val="19"/>
+                <w:szCs w:val="19"/>
+              </w:rPr>
+              <w:t xml:space="preserve">Students distinguish the three measures and justify a choice, noting the mode (38) is the most repeated and the mean/median sit near the center.</w:t>
+            </w:r>
+          </w:p>
+          <w:p>
+            <w:pPr>
+              <w:spacing w:after="80"/>
+            </w:pPr>
+            <w:r>
+              <w:rPr>
+                <w:b/>
+                <w:bCs/>
+                <w:color w:val="12355B"/>
+                <w:sz w:val="19"/>
+                <w:szCs w:val="19"/>
+              </w:rPr>
+              <w:t xml:space="preserve">Reasoning:  </w:t>
+            </w:r>
+            <w:r>
+              <w:rPr>
+                <w:sz w:val="19"/>
+                <w:szCs w:val="19"/>
+              </w:rPr>
+              <w:t xml:space="preserve">This evidence connects the definition of mean to the mathematical claim.</w:t>
+            </w:r>
+          </w:p>
+        </w:tc>
+      </w:tr>
+    </w:tbl>
+    <w:p>
+      <w:pPr>
+        <w:pStyle w:val="Heading2"/>
+        <w:spacing w:after="80" w:before="180"/>
+      </w:pPr>
+      <w:r>
+        <w:rPr>
+          <w:b/>
+          <w:bCs/>
+          <w:color w:val="12355B"/>
+          <w:sz w:val="24"/>
+          <w:szCs w:val="24"/>
+        </w:rPr>
+        <w:t xml:space="preserve">Start</w:t>
+      </w:r>
+      <w:r>
+        <w:rPr>
+          <w:i/>
+          <w:iCs/>
+          <w:color w:val="1FA6A2"/>
+          <w:sz w:val="19"/>
+          <w:szCs w:val="19"/>
+        </w:rPr>
+        <w:t xml:space="preserve">   Most language support</w:t>
+      </w:r>
+    </w:p>
+    <w:p>
+      <w:pPr>
+        <w:spacing w:after="60"/>
+      </w:pPr>
+      <w:r>
+        <w:rPr>
+          <w:color w:val="1A2733"/>
+          <w:sz w:val="21"/>
+          <w:szCs w:val="21"/>
+        </w:rPr>
+        <w:t xml:space="preserve">Complete the frames. Use the word bank.</w:t>
+      </w:r>
+      <w:r>
+        <w:rPr>
+          <w:i/>
+          <w:iCs/>
+          <w:color w:val="5F6F80"/>
+          <w:sz w:val="19"/>
+          <w:szCs w:val="19"/>
+        </w:rPr>
+        <w:br/>
+        <w:t xml:space="preserve">Completa las oraciones. Usa el banco de palabras.</w:t>
+      </w:r>
+    </w:p>
+    <w:p>
+      <w:pPr>
+        <w:spacing w:after="60"/>
+      </w:pPr>
+      <w:r>
+        <w:rPr>
+          <w:color w:val="1A2733"/>
+          <w:sz w:val="21"/>
+          <w:szCs w:val="21"/>
+        </w:rPr>
+        <w:t xml:space="preserve">To find the median, I first ___ the scores, then pick the ___.</w:t>
+      </w:r>
+      <w:r>
+        <w:rPr>
+          <w:i/>
+          <w:iCs/>
+          <w:color w:val="5F6F80"/>
+          <w:sz w:val="19"/>
+          <w:szCs w:val="19"/>
+        </w:rPr>
+        <w:br/>
+        <w:t xml:space="preserve">Para hallar la mediana, primero ___ los puntajes y luego elijo el ___.</w:t>
+      </w:r>
+    </w:p>
+    <w:p>
+      <w:pPr>
+        <w:spacing w:after="60"/>
+      </w:pPr>
+      <w:r>
+        <w:rPr>
+          <w:color w:val="1A2733"/>
+          <w:sz w:val="21"/>
+          <w:szCs w:val="21"/>
+        </w:rPr>
+        <w:t xml:space="preserve">The mean is different because I have to ___ and ___.</w:t>
+      </w:r>
+      <w:r>
+        <w:rPr>
+          <w:i/>
+          <w:iCs/>
+          <w:color w:val="5F6F80"/>
+          <w:sz w:val="19"/>
+          <w:szCs w:val="19"/>
+        </w:rPr>
+        <w:br/>
+        <w:t xml:space="preserve">La media es diferente porque tengo que ___ y ___.</w:t>
+      </w:r>
+    </w:p>
+    <w:tbl>
+      <w:tblPr>
+        <w:tblW w:type="pct" w:w="100%"/>
+        <w:tblBorders>
+          <w:top w:val="single" w:color="C7D2DD" w:sz="6"/>
+          <w:left w:val="single" w:color="C7D2DD" w:sz="6"/>
+          <w:bottom w:val="single" w:color="C7D2DD" w:sz="6"/>
+          <w:right w:val="single" w:color="C7D2DD" w:sz="6"/>
+          <w:insideH w:val="single" w:color="auto" w:sz="4"/>
+          <w:insideV w:val="single" w:color="auto" w:sz="4"/>
+        </w:tblBorders>
+      </w:tblPr>
+      <w:tblGrid>
+        <w:gridCol w:w="100"/>
+      </w:tblGrid>
+      <w:tr>
+        <w:tc>
+          <w:tcPr>
+            <w:shd w:fill="FBF3E2" w:color="auto" w:val="clear"/>
+            <w:tcMar>
+              <w:top w:type="dxa" w:w="60"/>
+              <w:left w:type="dxa" w:w="120"/>
+              <w:bottom w:type="dxa" w:w="60"/>
+              <w:right w:type="dxa" w:w="120"/>
+            </w:tcMar>
+          </w:tcPr>
+          <w:p>
+            <w:pPr>
+              <w:spacing w:after="0" w:line="320"/>
+            </w:pPr>
+            <w:r>
+              <w:t xml:space="preserve"/>
+            </w:r>
+          </w:p>
+          <w:p>
+            <w:pPr>
+              <w:spacing w:after="0" w:line="320"/>
+            </w:pPr>
+            <w:r>
+              <w:t xml:space="preserve"/>
+            </w:r>
+          </w:p>
+          <w:p>
+            <w:pPr>
+              <w:spacing w:after="0" w:line="320"/>
+            </w:pPr>
+            <w:r>
+              <w:t xml:space="preserve"/>
+            </w:r>
+          </w:p>
+        </w:tc>
+      </w:tr>
+    </w:tbl>
+    <w:p>
+      <w:pPr>
+        <w:pStyle w:val="Heading2"/>
+        <w:spacing w:after="80" w:before="180"/>
+      </w:pPr>
+      <w:r>
+        <w:rPr>
+          <w:b/>
+          <w:bCs/>
+          <w:color w:val="12355B"/>
+          <w:sz w:val="24"/>
+          <w:szCs w:val="24"/>
+        </w:rPr>
+        <w:t xml:space="preserve">Build</w:t>
+      </w:r>
+      <w:r>
+        <w:rPr>
+          <w:i/>
+          <w:iCs/>
+          <w:color w:val="B97A12"/>
+          <w:sz w:val="19"/>
+          <w:szCs w:val="19"/>
+        </w:rPr>
+        <w:t xml:space="preserve">   Some language support</w:t>
+      </w:r>
+    </w:p>
+    <w:p>
+      <w:pPr>
+        <w:spacing w:after="60"/>
+      </w:pPr>
+      <w:r>
+        <w:rPr>
+          <w:color w:val="1A2733"/>
+          <w:sz w:val="21"/>
+          <w:szCs w:val="21"/>
+        </w:rPr>
+        <w:t xml:space="preserve">Write two connected sentences. Use because, so, or but.</w:t>
+      </w:r>
+      <w:r>
+        <w:rPr>
+          <w:i/>
+          <w:iCs/>
+          <w:color w:val="5F6F80"/>
+          <w:sz w:val="19"/>
+          <w:szCs w:val="19"/>
+        </w:rPr>
+        <w:br/>
+        <w:t xml:space="preserve">Escribe dos oraciones conectadas. Usa porque, entonces o pero.</w:t>
+      </w:r>
+    </w:p>
+    <w:p>
+      <w:pPr>
+        <w:spacing w:after="60"/>
+      </w:pPr>
+      <w:r>
+        <w:rPr>
+          <w:color w:val="1A2733"/>
+          <w:sz w:val="21"/>
+          <w:szCs w:val="21"/>
+        </w:rPr>
+        <w:t xml:space="preserve">My claim is ___.</w:t>
+      </w:r>
+      <w:r>
+        <w:rPr>
+          <w:i/>
+          <w:iCs/>
+          <w:color w:val="5F6F80"/>
+          <w:sz w:val="19"/>
+          <w:szCs w:val="19"/>
+        </w:rPr>
+        <w:br/>
+        <w:t xml:space="preserve">Mi afirmación es ___.</w:t>
+      </w:r>
+    </w:p>
+    <w:p>
+      <w:pPr>
+        <w:spacing w:after="60"/>
+      </w:pPr>
+      <w:r>
+        <w:rPr>
+          <w:color w:val="1A2733"/>
+          <w:sz w:val="21"/>
+          <w:szCs w:val="21"/>
+        </w:rPr>
+        <w:t xml:space="preserve">I know because ___.</w:t>
+      </w:r>
+      <w:r>
+        <w:rPr>
+          <w:i/>
+          <w:iCs/>
+          <w:color w:val="5F6F80"/>
+          <w:sz w:val="19"/>
+          <w:szCs w:val="19"/>
+        </w:rPr>
+        <w:br/>
+        <w:t xml:space="preserve">Lo sé porque ___.</w:t>
+      </w:r>
+    </w:p>
+    <w:p>
+      <w:pPr>
+        <w:spacing w:after="60"/>
+      </w:pPr>
+      <w:r>
+        <w:rPr>
+          <w:color w:val="1A2733"/>
+          <w:sz w:val="21"/>
+          <w:szCs w:val="21"/>
+        </w:rPr>
+        <w:t xml:space="preserve">So ___.</w:t>
+      </w:r>
+      <w:r>
+        <w:rPr>
+          <w:i/>
+          <w:iCs/>
+          <w:color w:val="5F6F80"/>
+          <w:sz w:val="19"/>
+          <w:szCs w:val="19"/>
+        </w:rPr>
+        <w:br/>
+        <w:t xml:space="preserve">Entonces ___.</w:t>
+      </w:r>
+    </w:p>
+    <w:tbl>
+      <w:tblPr>
+        <w:tblW w:type="pct" w:w="100%"/>
+        <w:tblBorders>
+          <w:top w:val="single" w:color="C7D2DD" w:sz="6"/>
+          <w:left w:val="single" w:color="C7D2DD" w:sz="6"/>
+          <w:bottom w:val="single" w:color="C7D2DD" w:sz="6"/>
+          <w:right w:val="single" w:color="C7D2DD" w:sz="6"/>
+          <w:insideH w:val="single" w:color="auto" w:sz="4"/>
+          <w:insideV w:val="single" w:color="auto" w:sz="4"/>
+        </w:tblBorders>
+      </w:tblPr>
+      <w:tblGrid>
+        <w:gridCol w:w="100"/>
+      </w:tblGrid>
+      <w:tr>
+        <w:tc>
+          <w:tcPr>
+            <w:shd w:fill="FBF3E2" w:color="auto" w:val="clear"/>
+            <w:tcMar>
+              <w:top w:type="dxa" w:w="60"/>
+              <w:left w:type="dxa" w:w="120"/>
+              <w:bottom w:type="dxa" w:w="60"/>
+              <w:right w:type="dxa" w:w="120"/>
+            </w:tcMar>
+          </w:tcPr>
+          <w:p>
+            <w:pPr>
+              <w:spacing w:after="0" w:line="320"/>
+            </w:pPr>
+            <w:r>
+              <w:t xml:space="preserve"/>
+            </w:r>
+          </w:p>
+          <w:p>
+            <w:pPr>
+              <w:spacing w:after="0" w:line="320"/>
+            </w:pPr>
+            <w:r>
+              <w:t xml:space="preserve"/>
+            </w:r>
+          </w:p>
+          <w:p>
+            <w:pPr>
+              <w:spacing w:after="0" w:line="320"/>
+            </w:pPr>
+            <w:r>
+              <w:t xml:space="preserve"/>
+            </w:r>
+          </w:p>
+        </w:tc>
+      </w:tr>
+    </w:tbl>
+    <w:p>
+      <w:pPr>
+        <w:pStyle w:val="Heading2"/>
+        <w:spacing w:after="80" w:before="180"/>
+      </w:pPr>
+      <w:r>
+        <w:rPr>
+          <w:b/>
+          <w:bCs/>
+          <w:color w:val="12355B"/>
+          <w:sz w:val="24"/>
+          <w:szCs w:val="24"/>
+        </w:rPr>
+        <w:t xml:space="preserve">Explain</w:t>
+      </w:r>
+      <w:r>
+        <w:rPr>
+          <w:i/>
+          <w:iCs/>
+          <w:color w:val="B97A12"/>
+          <w:sz w:val="19"/>
+          <w:szCs w:val="19"/>
+        </w:rPr>
+        <w:t xml:space="preserve">   Light language support</w:t>
+      </w:r>
+    </w:p>
+    <w:p>
+      <w:pPr>
+        <w:spacing w:after="60"/>
+      </w:pPr>
+      <w:r>
+        <w:rPr>
+          <w:color w:val="1A2733"/>
+          <w:sz w:val="21"/>
+          <w:szCs w:val="21"/>
+        </w:rPr>
+        <w:t xml:space="preserve">Write a claim, give math evidence, and explain your reasoning.</w:t>
+      </w:r>
+      <w:r>
+        <w:rPr>
+          <w:i/>
+          <w:iCs/>
+          <w:color w:val="5F6F80"/>
+          <w:sz w:val="19"/>
+          <w:szCs w:val="19"/>
+        </w:rPr>
+        <w:br/>
+        <w:t xml:space="preserve">Escribe una afirmación, da evidencia matemática y explica tu razonamiento.</w:t>
+      </w:r>
+    </w:p>
+    <w:p>
+      <w:pPr>
+        <w:spacing w:after="60"/>
+      </w:pPr>
+      <w:r>
+        <w:rPr>
+          <w:color w:val="1A2733"/>
+          <w:sz w:val="21"/>
+          <w:szCs w:val="21"/>
+        </w:rPr>
+        <w:t xml:space="preserve">My claim is ___.</w:t>
+      </w:r>
+      <w:r>
+        <w:rPr>
+          <w:i/>
+          <w:iCs/>
+          <w:color w:val="5F6F80"/>
+          <w:sz w:val="19"/>
+          <w:szCs w:val="19"/>
+        </w:rPr>
+        <w:br/>
+        <w:t xml:space="preserve">Mi afirmación es ___.</w:t>
+      </w:r>
+    </w:p>
+    <w:p>
+      <w:pPr>
+        <w:spacing w:after="60"/>
+      </w:pPr>
+      <w:r>
+        <w:rPr>
+          <w:color w:val="1A2733"/>
+          <w:sz w:val="21"/>
+          <w:szCs w:val="21"/>
+        </w:rPr>
+        <w:t xml:space="preserve">My math evidence is ___.</w:t>
+      </w:r>
+      <w:r>
+        <w:rPr>
+          <w:i/>
+          <w:iCs/>
+          <w:color w:val="5F6F80"/>
+          <w:sz w:val="19"/>
+          <w:szCs w:val="19"/>
+        </w:rPr>
+        <w:br/>
+        <w:t xml:space="preserve">Mi evidencia matemática es ___.</w:t>
+      </w:r>
+    </w:p>
+    <w:p>
+      <w:pPr>
+        <w:spacing w:after="60"/>
+      </w:pPr>
+      <w:r>
+        <w:rPr>
+          <w:color w:val="1A2733"/>
+          <w:sz w:val="21"/>
+          <w:szCs w:val="21"/>
+        </w:rPr>
+        <w:t xml:space="preserve">This proves ___ because ___.</w:t>
+      </w:r>
+      <w:r>
+        <w:rPr>
+          <w:i/>
+          <w:iCs/>
+          <w:color w:val="5F6F80"/>
+          <w:sz w:val="19"/>
+          <w:szCs w:val="19"/>
+        </w:rPr>
+        <w:br/>
+        <w:t xml:space="preserve">Esto demuestra ___ porque ___.</w:t>
+      </w:r>
+    </w:p>
+    <w:tbl>
+      <w:tblPr>
+        <w:tblW w:type="pct" w:w="100%"/>
+        <w:tblBorders>
+          <w:top w:val="single" w:color="C7D2DD" w:sz="6"/>
+          <w:left w:val="single" w:color="C7D2DD" w:sz="6"/>
+          <w:bottom w:val="single" w:color="C7D2DD" w:sz="6"/>
+          <w:right w:val="single" w:color="C7D2DD" w:sz="6"/>
+          <w:insideH w:val="single" w:color="auto" w:sz="4"/>
+          <w:insideV w:val="single" w:color="auto" w:sz="4"/>
+        </w:tblBorders>
+      </w:tblPr>
+      <w:tblGrid>
+        <w:gridCol w:w="100"/>
+      </w:tblGrid>
+      <w:tr>
+        <w:tc>
+          <w:tcPr>
+            <w:shd w:fill="FBF3E2" w:color="auto" w:val="clear"/>
+            <w:tcMar>
+              <w:top w:type="dxa" w:w="60"/>
+              <w:left w:type="dxa" w:w="120"/>
+              <w:bottom w:type="dxa" w:w="60"/>
+              <w:right w:type="dxa" w:w="120"/>
+            </w:tcMar>
+          </w:tcPr>
+          <w:p>
+            <w:pPr>
+              <w:spacing w:after="0" w:line="320"/>
+            </w:pPr>
+            <w:r>
+              <w:t xml:space="preserve"/>
+            </w:r>
+          </w:p>
+          <w:p>
+            <w:pPr>
+              <w:spacing w:after="0" w:line="320"/>
+            </w:pPr>
+            <w:r>
+              <w:t xml:space="preserve"/>
+            </w:r>
+          </w:p>
+          <w:p>
+            <w:pPr>
+              <w:spacing w:after="0" w:line="320"/>
+            </w:pPr>
+            <w:r>
+              <w:t xml:space="preserve"/>
+            </w:r>
+          </w:p>
+          <w:p>
+            <w:pPr>
+              <w:spacing w:after="0" w:line="320"/>
+            </w:pPr>
+            <w:r>
+              <w:t xml:space="preserve"/>
+            </w:r>
+          </w:p>
+          <w:p>
+            <w:pPr>
+              <w:spacing w:after="0" w:line="320"/>
+            </w:pPr>
+            <w:r>
+              <w:t xml:space="preserve"/>
+            </w:r>
+          </w:p>
+        </w:tc>
+      </w:tr>
+    </w:tbl>
+    <w:p>
+      <w:pPr>
+        <w:pStyle w:val="Heading2"/>
+        <w:spacing w:after="80" w:before="180"/>
+      </w:pPr>
+      <w:r>
+        <w:rPr>
+          <w:b/>
+          <w:bCs/>
+          <w:color w:val="12355B"/>
+          <w:sz w:val="24"/>
+          <w:szCs w:val="24"/>
+        </w:rPr>
+        <w:t xml:space="preserve">4. Check Your Explanation</w:t>
+      </w:r>
+      <w:r>
+        <w:rPr>
+          <w:i/>
+          <w:iCs/>
+          <w:color w:val="1FA6A2"/>
+          <w:sz w:val="19"/>
+          <w:szCs w:val="19"/>
+        </w:rPr>
+        <w:t xml:space="preserve">   five quick checks</w:t>
+      </w:r>
+    </w:p>
+    <w:p>
+      <w:pPr>
+        <w:spacing w:after="80"/>
+      </w:pPr>
+      <w:r>
+        <w:rPr>
+          <w:b/>
+          <w:bCs/>
+          <w:color w:val="1FA6A2"/>
+          <w:sz w:val="22"/>
+          <w:szCs w:val="22"/>
+        </w:rPr>
+        <w:t xml:space="preserve">☐  </w:t>
+      </w:r>
+      <w:r>
+        <w:rPr>
+          <w:sz w:val="20"/>
+          <w:szCs w:val="20"/>
+        </w:rPr>
+        <w:t xml:space="preserve">I answered the question.</w:t>
+      </w:r>
+      <w:r>
+        <w:rPr>
+          <w:i/>
+          <w:iCs/>
+          <w:color w:val="5F6F80"/>
+          <w:sz w:val="18"/>
+          <w:szCs w:val="18"/>
+        </w:rPr>
+        <w:br/>
+        <w:t xml:space="preserve">Respondí la pregunta.</w:t>
+      </w:r>
+    </w:p>
+    <w:p>
+      <w:pPr>
+        <w:spacing w:after="80"/>
+      </w:pPr>
+      <w:r>
+        <w:rPr>
+          <w:b/>
+          <w:bCs/>
+          <w:color w:val="1FA6A2"/>
+          <w:sz w:val="22"/>
+          <w:szCs w:val="22"/>
+        </w:rPr>
+        <w:t xml:space="preserve">☐  </w:t>
+      </w:r>
+      <w:r>
+        <w:rPr>
+          <w:sz w:val="20"/>
+          <w:szCs w:val="20"/>
+        </w:rPr>
+        <w:t xml:space="preserve">I used math evidence: numbers, an equation, a model, or a comparison.</w:t>
+      </w:r>
+      <w:r>
+        <w:rPr>
+          <w:i/>
+          <w:iCs/>
+          <w:color w:val="5F6F80"/>
+          <w:sz w:val="18"/>
+          <w:szCs w:val="18"/>
+        </w:rPr>
+        <w:br/>
+        <w:t xml:space="preserve">Usé evidencia matemática: números, una ecuación, un modelo o una comparación.</w:t>
+      </w:r>
+    </w:p>
+    <w:p>
+      <w:pPr>
+        <w:spacing w:after="80"/>
+      </w:pPr>
+      <w:r>
+        <w:rPr>
+          <w:b/>
+          <w:bCs/>
+          <w:color w:val="1FA6A2"/>
+          <w:sz w:val="22"/>
+          <w:szCs w:val="22"/>
+        </w:rPr>
+        <w:t xml:space="preserve">☐  </w:t>
+      </w:r>
+      <w:r>
+        <w:rPr>
+          <w:sz w:val="20"/>
+          <w:szCs w:val="20"/>
+        </w:rPr>
+        <w:t xml:space="preserve">I explained how the evidence proves my answer.</w:t>
+      </w:r>
+      <w:r>
+        <w:rPr>
+          <w:i/>
+          <w:iCs/>
+          <w:color w:val="5F6F80"/>
+          <w:sz w:val="18"/>
+          <w:szCs w:val="18"/>
+        </w:rPr>
+        <w:br/>
+        <w:t xml:space="preserve">Expliqué cómo la evidencia demuestra mi respuesta.</w:t>
+      </w:r>
+    </w:p>
+    <w:p>
+      <w:pPr>
+        <w:spacing w:after="80"/>
+      </w:pPr>
+      <w:r>
+        <w:rPr>
+          <w:b/>
+          <w:bCs/>
+          <w:color w:val="1FA6A2"/>
+          <w:sz w:val="22"/>
+          <w:szCs w:val="22"/>
+        </w:rPr>
+        <w:t xml:space="preserve">☐  </w:t>
+      </w:r>
+      <w:r>
+        <w:rPr>
+          <w:sz w:val="20"/>
+          <w:szCs w:val="20"/>
+        </w:rPr>
+        <w:t xml:space="preserve">I used at least two math words.</w:t>
+      </w:r>
+      <w:r>
+        <w:rPr>
+          <w:i/>
+          <w:iCs/>
+          <w:color w:val="5F6F80"/>
+          <w:sz w:val="18"/>
+          <w:szCs w:val="18"/>
+        </w:rPr>
+        <w:br/>
+        <w:t xml:space="preserve">Usé por lo menos dos palabras matemáticas.</w:t>
+      </w:r>
+    </w:p>
+    <w:p>
+      <w:pPr>
+        <w:spacing w:after="80"/>
+      </w:pPr>
+      <w:r>
+        <w:rPr>
+          <w:b/>
+          <w:bCs/>
+          <w:color w:val="1FA6A2"/>
+          <w:sz w:val="22"/>
+          <w:szCs w:val="22"/>
+        </w:rPr>
+        <w:t xml:space="preserve">☐  </w:t>
+      </w:r>
+      <w:r>
+        <w:rPr>
+          <w:sz w:val="20"/>
+          <w:szCs w:val="20"/>
+        </w:rPr>
+        <w:t xml:space="preserve">I reread complete sentences and punctuation.</w:t>
+      </w:r>
+      <w:r>
+        <w:rPr>
+          <w:i/>
+          <w:iCs/>
+          <w:color w:val="5F6F80"/>
+          <w:sz w:val="18"/>
+          <w:szCs w:val="18"/>
+        </w:rPr>
+        <w:br/>
+        <w:t xml:space="preserve">Volví a leer mis oraciones completas y la puntuación.</w:t>
       </w:r>
     </w:p>
     <w:p>

--- a/lessons/8-2/downloads/8-2-notes.docx
+++ b/lessons/8-2/downloads/8-2-notes.docx
@@ -1447,7 +1447,7 @@
           <w:sz w:val="22"/>
           <w:szCs w:val="22"/>
         </w:rPr>
-        <w:t xml:space="preserve">__________  —  Use one inverse addition or subtraction operation to isolate the variable.</w:t>
+        <w:t xml:space="preserve">Undo an addition by ___ the same amount from both sides.</w:t>
       </w:r>
     </w:p>
     <w:p>

--- a/lessons/8-2/downloads/8-2-notes.docx
+++ b/lessons/8-2/downloads/8-2-notes.docx
@@ -219,10 +219,12 @@
     <w:p>
       <w:pPr>
         <w:pStyle w:val="Heading1"/>
+        <w:keepNext/>
+        <w:keepLines/>
         <w:pBdr>
           <w:bottom w:val="single" w:color="1FA6A2" w:sz="14" w:space="6"/>
         </w:pBdr>
-        <w:spacing w:after="140" w:before="260"/>
+        <w:spacing w:after="140" w:before="300"/>
       </w:pPr>
       <w:r>
         <w:rPr>
@@ -1331,10 +1333,12 @@
     <w:p>
       <w:pPr>
         <w:pStyle w:val="Heading1"/>
+        <w:keepNext/>
+        <w:keepLines/>
         <w:pBdr>
           <w:bottom w:val="single" w:color="1FA6A2" w:sz="14" w:space="6"/>
         </w:pBdr>
-        <w:spacing w:after="140" w:before="260"/>
+        <w:spacing w:after="140" w:before="300"/>
       </w:pPr>
       <w:r>
         <w:rPr>
@@ -1430,7 +1434,8 @@
     </w:p>
     <w:p>
       <w:pPr>
-        <w:spacing w:after="120" w:before="80"/>
+        <w:keepLines/>
+        <w:spacing w:after="260" w:before="200"/>
       </w:pPr>
       <w:r>
         <w:rPr>
@@ -1447,34 +1452,27 @@
           <w:sz w:val="22"/>
           <w:szCs w:val="22"/>
         </w:rPr>
-        <w:t xml:space="preserve">Undo an addition by ___ the same amount from both sides.</w:t>
-      </w:r>
-    </w:p>
-    <w:p>
-      <w:pPr>
-        <w:spacing w:after="120" w:before="80"/>
-      </w:pPr>
-      <w:r>
-        <w:rPr>
-          <w:b/>
-          <w:bCs/>
-          <w:color w:val="12355B"/>
+        <w:t xml:space="preserve">Undo an addition by </w:t>
+      </w:r>
+      <w:r>
+        <w:rPr>
           <w:sz w:val="22"/>
           <w:szCs w:val="22"/>
         </w:rPr>
-        <w:t xml:space="preserve">2.  </w:t>
+        <w:t xml:space="preserve">________________</w:t>
       </w:r>
       <w:r>
         <w:rPr>
           <w:sz w:val="22"/>
           <w:szCs w:val="22"/>
         </w:rPr>
-        <w:t xml:space="preserve">A math sentence with an equal sign showing two equal amounts is an ___.</w:t>
-      </w:r>
-    </w:p>
-    <w:p>
-      <w:pPr>
-        <w:spacing w:after="120" w:before="80"/>
+        <w:t xml:space="preserve"> the same amount from both sides.</w:t>
+      </w:r>
+    </w:p>
+    <w:p>
+      <w:pPr>
+        <w:keepLines/>
+        <w:spacing w:after="260" w:before="200"/>
       </w:pPr>
       <w:r>
         <w:rPr>
@@ -1484,41 +1482,34 @@
           <w:sz w:val="22"/>
           <w:szCs w:val="22"/>
         </w:rPr>
-        <w:t xml:space="preserve">3.  </w:t>
+        <w:t xml:space="preserve">2.  </w:t>
       </w:r>
       <w:r>
         <w:rPr>
           <w:sz w:val="22"/>
           <w:szCs w:val="22"/>
         </w:rPr>
-        <w:t xml:space="preserve">An operation that undoes another, like subtraction undoing addition, is an ___.</w:t>
-      </w:r>
-    </w:p>
-    <w:p>
-      <w:pPr>
-        <w:spacing w:after="120" w:before="80"/>
-      </w:pPr>
-      <w:r>
-        <w:rPr>
-          <w:b/>
-          <w:bCs/>
-          <w:color w:val="12355B"/>
+        <w:t xml:space="preserve">A math sentence with an equal sign showing two equal amounts is an </w:t>
+      </w:r>
+      <w:r>
+        <w:rPr>
           <w:sz w:val="22"/>
           <w:szCs w:val="22"/>
         </w:rPr>
-        <w:t xml:space="preserve">4.  </w:t>
+        <w:t xml:space="preserve">________________</w:t>
       </w:r>
       <w:r>
         <w:rPr>
           <w:sz w:val="22"/>
           <w:szCs w:val="22"/>
         </w:rPr>
-        <w:t xml:space="preserve">To get the variable alone on one side of the equation is to ___ it.</w:t>
-      </w:r>
-    </w:p>
-    <w:p>
-      <w:pPr>
-        <w:spacing w:after="120" w:before="80"/>
+        <w:t xml:space="preserve">.</w:t>
+      </w:r>
+    </w:p>
+    <w:p>
+      <w:pPr>
+        <w:keepLines/>
+        <w:spacing w:after="260" w:before="200"/>
       </w:pPr>
       <w:r>
         <w:rPr>
@@ -1528,41 +1519,34 @@
           <w:sz w:val="22"/>
           <w:szCs w:val="22"/>
         </w:rPr>
-        <w:t xml:space="preserve">5.  </w:t>
+        <w:t xml:space="preserve">3.  </w:t>
       </w:r>
       <w:r>
         <w:rPr>
           <w:sz w:val="22"/>
           <w:szCs w:val="22"/>
         </w:rPr>
-        <w:t xml:space="preserve">The value of the variable that makes the equation true is the ___.</w:t>
-      </w:r>
-    </w:p>
-    <w:p>
-      <w:pPr>
-        <w:spacing w:after="120" w:before="80"/>
-      </w:pPr>
-      <w:r>
-        <w:rPr>
-          <w:b/>
-          <w:bCs/>
-          <w:color w:val="12355B"/>
+        <w:t xml:space="preserve">An operation that undoes another, like subtraction undoing addition, is an </w:t>
+      </w:r>
+      <w:r>
+        <w:rPr>
           <w:sz w:val="22"/>
           <w:szCs w:val="22"/>
         </w:rPr>
-        <w:t xml:space="preserve">6.  </w:t>
+        <w:t xml:space="preserve">________________</w:t>
       </w:r>
       <w:r>
         <w:rPr>
           <w:sz w:val="22"/>
           <w:szCs w:val="22"/>
         </w:rPr>
-        <w:t xml:space="preserve">An equation solved in a single step is a ___.</w:t>
-      </w:r>
-    </w:p>
-    <w:p>
-      <w:pPr>
-        <w:spacing w:after="120" w:before="80"/>
+        <w:t xml:space="preserve">.</w:t>
+      </w:r>
+    </w:p>
+    <w:p>
+      <w:pPr>
+        <w:keepLines/>
+        <w:spacing w:after="260" w:before="200"/>
       </w:pPr>
       <w:r>
         <w:rPr>
@@ -1572,24 +1556,150 @@
           <w:sz w:val="22"/>
           <w:szCs w:val="22"/>
         </w:rPr>
-        <w:t xml:space="preserve">7.  </w:t>
+        <w:t xml:space="preserve">4.  </w:t>
       </w:r>
       <w:r>
         <w:rPr>
           <w:sz w:val="22"/>
           <w:szCs w:val="22"/>
         </w:rPr>
-        <w:t xml:space="preserve">Doing the same thing to both sides to keep them equal keeps the equation in ___.</w:t>
+        <w:t xml:space="preserve">To get the variable alone on one side of the equation is to </w:t>
+      </w:r>
+      <w:r>
+        <w:rPr>
+          <w:sz w:val="22"/>
+          <w:szCs w:val="22"/>
+        </w:rPr>
+        <w:t xml:space="preserve">________________</w:t>
+      </w:r>
+      <w:r>
+        <w:rPr>
+          <w:sz w:val="22"/>
+          <w:szCs w:val="22"/>
+        </w:rPr>
+        <w:t xml:space="preserve"> it.</w:t>
+      </w:r>
+    </w:p>
+    <w:p>
+      <w:pPr>
+        <w:keepLines/>
+        <w:spacing w:after="260" w:before="200"/>
+      </w:pPr>
+      <w:r>
+        <w:rPr>
+          <w:b/>
+          <w:bCs/>
+          <w:color w:val="12355B"/>
+          <w:sz w:val="22"/>
+          <w:szCs w:val="22"/>
+        </w:rPr>
+        <w:t xml:space="preserve">5.  </w:t>
+      </w:r>
+      <w:r>
+        <w:rPr>
+          <w:sz w:val="22"/>
+          <w:szCs w:val="22"/>
+        </w:rPr>
+        <w:t xml:space="preserve">The value of the variable that makes the equation true is the </w:t>
+      </w:r>
+      <w:r>
+        <w:rPr>
+          <w:sz w:val="22"/>
+          <w:szCs w:val="22"/>
+        </w:rPr>
+        <w:t xml:space="preserve">________________</w:t>
+      </w:r>
+      <w:r>
+        <w:rPr>
+          <w:sz w:val="22"/>
+          <w:szCs w:val="22"/>
+        </w:rPr>
+        <w:t xml:space="preserve">.</w:t>
+      </w:r>
+    </w:p>
+    <w:p>
+      <w:pPr>
+        <w:keepLines/>
+        <w:spacing w:after="260" w:before="200"/>
+      </w:pPr>
+      <w:r>
+        <w:rPr>
+          <w:b/>
+          <w:bCs/>
+          <w:color w:val="12355B"/>
+          <w:sz w:val="22"/>
+          <w:szCs w:val="22"/>
+        </w:rPr>
+        <w:t xml:space="preserve">6.  </w:t>
+      </w:r>
+      <w:r>
+        <w:rPr>
+          <w:sz w:val="22"/>
+          <w:szCs w:val="22"/>
+        </w:rPr>
+        <w:t xml:space="preserve">An equation solved in a single step is a </w:t>
+      </w:r>
+      <w:r>
+        <w:rPr>
+          <w:sz w:val="22"/>
+          <w:szCs w:val="22"/>
+        </w:rPr>
+        <w:t xml:space="preserve">________________</w:t>
+      </w:r>
+      <w:r>
+        <w:rPr>
+          <w:sz w:val="22"/>
+          <w:szCs w:val="22"/>
+        </w:rPr>
+        <w:t xml:space="preserve">.</w:t>
+      </w:r>
+    </w:p>
+    <w:p>
+      <w:pPr>
+        <w:keepLines/>
+        <w:spacing w:after="260" w:before="200"/>
+      </w:pPr>
+      <w:r>
+        <w:rPr>
+          <w:b/>
+          <w:bCs/>
+          <w:color w:val="12355B"/>
+          <w:sz w:val="22"/>
+          <w:szCs w:val="22"/>
+        </w:rPr>
+        <w:t xml:space="preserve">7.  </w:t>
+      </w:r>
+      <w:r>
+        <w:rPr>
+          <w:sz w:val="22"/>
+          <w:szCs w:val="22"/>
+        </w:rPr>
+        <w:t xml:space="preserve">Doing the same thing to both sides to keep them equal keeps the equation in </w:t>
+      </w:r>
+      <w:r>
+        <w:rPr>
+          <w:sz w:val="22"/>
+          <w:szCs w:val="22"/>
+        </w:rPr>
+        <w:t xml:space="preserve">________________</w:t>
+      </w:r>
+      <w:r>
+        <w:rPr>
+          <w:sz w:val="22"/>
+          <w:szCs w:val="22"/>
+        </w:rPr>
+        <w:t xml:space="preserve">.</w:t>
       </w:r>
     </w:p>
     <w:p>
       <w:pPr>
         <w:pStyle w:val="Heading1"/>
-        <w:pageBreakBefore/>
+        <w:keepNext/>
+        <w:keepLines/>
         <w:pBdr>
           <w:bottom w:val="single" w:color="1FA6A2" w:sz="14" w:space="6"/>
         </w:pBdr>
-        <w:spacing w:after="140" w:before="0"/>
+        <w:spacing w:after="140" w:before="300"/>
       </w:pPr>
       <w:r>
         <w:rPr>
@@ -2870,11 +2980,12 @@
     <w:p>
       <w:pPr>
         <w:pStyle w:val="Heading1"/>
-        <w:pageBreakBefore/>
+        <w:keepNext/>
+        <w:keepLines/>
         <w:pBdr>
           <w:bottom w:val="single" w:color="1FA6A2" w:sz="14" w:space="6"/>
         </w:pBdr>
-        <w:spacing w:after="140" w:before="0"/>
+        <w:spacing w:after="140" w:before="300"/>
       </w:pPr>
       <w:r>
         <w:rPr>
@@ -3229,11 +3340,12 @@
     <w:p>
       <w:pPr>
         <w:pStyle w:val="Heading1"/>
-        <w:pageBreakBefore/>
+        <w:keepNext/>
+        <w:keepLines/>
         <w:pBdr>
           <w:bottom w:val="single" w:color="1FA6A2" w:sz="14" w:space="6"/>
         </w:pBdr>
-        <w:spacing w:after="140" w:before="0"/>
+        <w:spacing w:after="140" w:before="300"/>
       </w:pPr>
       <w:r>
         <w:rPr>
@@ -3954,11 +4066,12 @@
     <w:p>
       <w:pPr>
         <w:pStyle w:val="Heading1"/>
-        <w:pageBreakBefore/>
+        <w:keepNext/>
+        <w:keepLines/>
         <w:pBdr>
           <w:bottom w:val="single" w:color="1FA6A2" w:sz="14" w:space="6"/>
         </w:pBdr>
-        <w:spacing w:after="140" w:before="0"/>
+        <w:spacing w:after="140" w:before="300"/>
       </w:pPr>
       <w:r>
         <w:rPr>
@@ -4457,11 +4570,12 @@
     <w:p>
       <w:pPr>
         <w:pStyle w:val="Heading1"/>
-        <w:pageBreakBefore/>
+        <w:keepNext/>
+        <w:keepLines/>
         <w:pBdr>
           <w:bottom w:val="single" w:color="1FA6A2" w:sz="14" w:space="6"/>
         </w:pBdr>
-        <w:spacing w:after="140" w:before="0"/>
+        <w:spacing w:after="140" w:before="300"/>
       </w:pPr>
       <w:r>
         <w:rPr>

--- a/lessons/8-2/downloads/8-2-notes.docx
+++ b/lessons/8-2/downloads/8-2-notes.docx
@@ -1712,47 +1712,6 @@
         <w:t xml:space="preserve">Write About the Math</w:t>
       </w:r>
     </w:p>
-    <w:p>
-      <w:pPr>
-        <w:spacing w:after="100"/>
-      </w:pPr>
-      <w:r>
-        <w:rPr>
-          <w:i/>
-          <w:iCs/>
-          <w:color w:val="5F6F80"/>
-          <w:sz w:val="19"/>
-          <w:szCs w:val="19"/>
-        </w:rPr>
-        <w:t xml:space="preserve">Use the support level you need. Every level answers the same math question.</w:t>
-      </w:r>
-    </w:p>
-    <w:p>
-      <w:pPr>
-        <w:pStyle w:val="Heading2"/>
-        <w:spacing w:after="80" w:before="180"/>
-      </w:pPr>
-      <w:r>
-        <w:rPr>
-          <w:b/>
-          <w:bCs/>
-          <w:color w:val="12355B"/>
-          <w:sz w:val="24"/>
-          <w:szCs w:val="24"/>
-        </w:rPr>
-        <w:t xml:space="preserve">1. Understand the Question</w:t>
-      </w:r>
-      <w:r>
-        <w:rPr>
-          <w:i/>
-          <w:iCs/>
-          <w:color w:val="B97A12"/>
-          <w:sz w:val="19"/>
-          <w:szCs w:val="19"/>
-        </w:rPr>
-        <w:t xml:space="preserve">   explain</w:t>
-      </w:r>
-    </w:p>
     <w:tbl>
       <w:tblPr>
         <w:tblW w:type="pct" w:w="100%"/>
@@ -1791,38 +1750,16 @@
               </w:rPr>
               <w:t xml:space="preserve">How far has the hiker walked? How did you use inverse operations?</w:t>
             </w:r>
-          </w:p>
-          <w:p>
-            <w:pPr>
-              <w:spacing w:after="0"/>
-            </w:pPr>
-            <w:r>
-              <w:rPr>
-                <w:b/>
-                <w:bCs/>
-                <w:color w:val="12355B"/>
-                <w:sz w:val="20"/>
-                <w:szCs w:val="20"/>
-              </w:rPr>
-              <w:t xml:space="preserve">Your job:  </w:t>
-            </w:r>
-            <w:r>
-              <w:rPr>
-                <w:sz w:val="20"/>
-                <w:szCs w:val="20"/>
-              </w:rPr>
-              <w:t xml:space="preserve">Answer the question. Use math evidence. Explain how the evidence proves your answer.</w:t>
-            </w:r>
             <w:r>
               <w:rPr>
                 <w:i/>
                 <w:iCs/>
                 <w:color w:val="5F6F80"/>
-                <w:sz w:val="18"/>
-                <w:szCs w:val="18"/>
+                <w:sz w:val="19"/>
+                <w:szCs w:val="19"/>
               </w:rPr>
               <w:br/>
-              <w:t xml:space="preserve">Responde la pregunta. Usa evidencia matemática. Explica cómo la evidencia demuestra tu respuesta.</w:t>
+              <w:t xml:space="preserve">¿Qué distancia ha caminado la excursionista? ¿Cómo usaste las operaciones inversas?</w:t>
             </w:r>
           </w:p>
         </w:tc>
@@ -1830,33 +1767,22 @@
     </w:tbl>
     <w:p>
       <w:pPr>
-        <w:pStyle w:val="Heading2"/>
-        <w:spacing w:after="80" w:before="180"/>
-      </w:pPr>
-      <w:r>
-        <w:rPr>
-          <w:b/>
-          <w:bCs/>
-          <w:color w:val="12355B"/>
-          <w:sz w:val="24"/>
-          <w:szCs w:val="24"/>
-        </w:rPr>
-        <w:t xml:space="preserve">2. Plan Your Math Words</w:t>
-      </w:r>
+        <w:spacing w:after="100"/>
+      </w:pPr>
       <w:r>
         <w:rPr>
           <w:i/>
           <w:iCs/>
-          <w:color w:val="1FA6A2"/>
+          <w:color w:val="5F6F80"/>
           <w:sz w:val="19"/>
           <w:szCs w:val="19"/>
         </w:rPr>
-        <w:t xml:space="preserve">   check at least two</w:t>
-      </w:r>
-    </w:p>
-    <w:p>
-      <w:pPr>
-        <w:spacing w:after="60"/>
+        <w:t xml:space="preserve">Say your answer to a partner first. Then write it, using at least two of these words:</w:t>
+      </w:r>
+    </w:p>
+    <w:p>
+      <w:pPr>
+        <w:spacing w:after="40"/>
       </w:pPr>
       <w:r>
         <w:rPr>
@@ -1876,14 +1802,7 @@
           <w:sz w:val="20"/>
           <w:szCs w:val="20"/>
         </w:rPr>
-        <w:t xml:space="preserve">Solve One-Step Addition and Subtraction Equations — </w:t>
-      </w:r>
-      <w:r>
-        <w:rPr>
-          <w:sz w:val="20"/>
-          <w:szCs w:val="20"/>
-        </w:rPr>
-        <w:t xml:space="preserve">Use one inverse addition or subtraction operation to isolate the variable.</w:t>
+        <w:t xml:space="preserve">Equation</w:t>
       </w:r>
       <w:r>
         <w:rPr>
@@ -1893,13 +1812,12 @@
           <w:sz w:val="18"/>
           <w:szCs w:val="18"/>
         </w:rPr>
-        <w:br/>
-        <w:t xml:space="preserve">Resolver ecuaciones de suma y resta de un paso — Usar una operación inversa de suma o resta para aislar la variable.</w:t>
-      </w:r>
-    </w:p>
-    <w:p>
-      <w:pPr>
-        <w:spacing w:after="60"/>
+        <w:t xml:space="preserve">  ·  Ecuación</w:t>
+      </w:r>
+    </w:p>
+    <w:p>
+      <w:pPr>
+        <w:spacing w:after="40"/>
       </w:pPr>
       <w:r>
         <w:rPr>
@@ -1919,14 +1837,7 @@
           <w:sz w:val="20"/>
           <w:szCs w:val="20"/>
         </w:rPr>
-        <w:t xml:space="preserve">Equation — </w:t>
-      </w:r>
-      <w:r>
-        <w:rPr>
-          <w:sz w:val="20"/>
-          <w:szCs w:val="20"/>
-        </w:rPr>
-        <w:t xml:space="preserve">A math sentence with an equal sign showing both sides are the same.</w:t>
+        <w:t xml:space="preserve">Inverse operation</w:t>
       </w:r>
       <w:r>
         <w:rPr>
@@ -1936,13 +1847,12 @@
           <w:sz w:val="18"/>
           <w:szCs w:val="18"/>
         </w:rPr>
-        <w:br/>
-        <w:t xml:space="preserve">Ecuación — Una oración matemática con un signo igual que muestra que ambos lados son iguales.</w:t>
-      </w:r>
-    </w:p>
-    <w:p>
-      <w:pPr>
-        <w:spacing w:after="60"/>
+        <w:t xml:space="preserve">  ·  Operación inversa</w:t>
+      </w:r>
+    </w:p>
+    <w:p>
+      <w:pPr>
+        <w:spacing w:after="40"/>
       </w:pPr>
       <w:r>
         <w:rPr>
@@ -1962,14 +1872,7 @@
           <w:sz w:val="20"/>
           <w:szCs w:val="20"/>
         </w:rPr>
-        <w:t xml:space="preserve">Inverse operation — </w:t>
-      </w:r>
-      <w:r>
-        <w:rPr>
-          <w:sz w:val="20"/>
-          <w:szCs w:val="20"/>
-        </w:rPr>
-        <w:t xml:space="preserve">Two math actions that undo each other, like × and ÷.</w:t>
+        <w:t xml:space="preserve">Isolate</w:t>
       </w:r>
       <w:r>
         <w:rPr>
@@ -1979,13 +1882,12 @@
           <w:sz w:val="18"/>
           <w:szCs w:val="18"/>
         </w:rPr>
-        <w:br/>
-        <w:t xml:space="preserve">Operación inversa — Dos operaciones que se deshacen entre sí, como × y ÷.</w:t>
-      </w:r>
-    </w:p>
-    <w:p>
-      <w:pPr>
-        <w:spacing w:after="60"/>
+        <w:t xml:space="preserve">  ·  Despejar</w:t>
+      </w:r>
+    </w:p>
+    <w:p>
+      <w:pPr>
+        <w:spacing w:after="40"/>
       </w:pPr>
       <w:r>
         <w:rPr>
@@ -2005,14 +1907,7 @@
           <w:sz w:val="20"/>
           <w:szCs w:val="20"/>
         </w:rPr>
-        <w:t xml:space="preserve">Isolate — </w:t>
-      </w:r>
-      <w:r>
-        <w:rPr>
-          <w:sz w:val="20"/>
-          <w:szCs w:val="20"/>
-        </w:rPr>
-        <w:t xml:space="preserve">To get the letter by itself on one side.</w:t>
+        <w:t xml:space="preserve">Solution</w:t>
       </w:r>
       <w:r>
         <w:rPr>
@@ -2022,13 +1917,12 @@
           <w:sz w:val="18"/>
           <w:szCs w:val="18"/>
         </w:rPr>
-        <w:br/>
-        <w:t xml:space="preserve">Despejar — Dejar la letra sola en un lado.</w:t>
-      </w:r>
-    </w:p>
-    <w:p>
-      <w:pPr>
-        <w:spacing w:after="60"/>
+        <w:t xml:space="preserve">  ·  Solución</w:t>
+      </w:r>
+    </w:p>
+    <w:p>
+      <w:pPr>
+        <w:spacing w:after="40"/>
       </w:pPr>
       <w:r>
         <w:rPr>
@@ -2048,14 +1942,7 @@
           <w:sz w:val="20"/>
           <w:szCs w:val="20"/>
         </w:rPr>
-        <w:t xml:space="preserve">Solution — </w:t>
-      </w:r>
-      <w:r>
-        <w:rPr>
-          <w:sz w:val="20"/>
-          <w:szCs w:val="20"/>
-        </w:rPr>
-        <w:t xml:space="preserve">A number that makes the equation or inequality true.</w:t>
+        <w:t xml:space="preserve">One-step equation</w:t>
       </w:r>
       <w:r>
         <w:rPr>
@@ -2065,109 +1952,7 @@
           <w:sz w:val="18"/>
           <w:szCs w:val="18"/>
         </w:rPr>
-        <w:br/>
-        <w:t xml:space="preserve">Solución — Un número que hace verdadera la ecuación o desigualdad.</w:t>
-      </w:r>
-    </w:p>
-    <w:tbl>
-      <w:tblPr>
-        <w:tblW w:type="pct" w:w="100%"/>
-        <w:tblBorders>
-          <w:top w:val="single" w:color="1FA6A2" w:sz="8"/>
-          <w:left w:val="single" w:color="1FA6A2" w:sz="8"/>
-          <w:bottom w:val="single" w:color="1FA6A2" w:sz="8"/>
-          <w:right w:val="single" w:color="1FA6A2" w:sz="8"/>
-          <w:insideH w:val="single" w:color="auto" w:sz="4"/>
-          <w:insideV w:val="single" w:color="auto" w:sz="4"/>
-        </w:tblBorders>
-      </w:tblPr>
-      <w:tblGrid>
-        <w:gridCol w:w="100"/>
-      </w:tblGrid>
-      <w:tr>
-        <w:tc>
-          <w:tcPr>
-            <w:shd w:fill="F7FFFD" w:color="auto" w:val="clear"/>
-            <w:tcMar>
-              <w:top w:type="dxa" w:w="120"/>
-              <w:left w:type="dxa" w:w="180"/>
-              <w:bottom w:type="dxa" w:w="120"/>
-              <w:right w:type="dxa" w:w="180"/>
-            </w:tcMar>
-          </w:tcPr>
-          <w:p>
-            <w:pPr>
-              <w:spacing w:after="50"/>
-            </w:pPr>
-            <w:r>
-              <w:rPr>
-                <w:b/>
-                <w:bCs/>
-                <w:color w:val="1FA6A2"/>
-                <w:sz w:val="20"/>
-                <w:szCs w:val="20"/>
-              </w:rPr>
-              <w:t xml:space="preserve">Say it first:  </w:t>
-            </w:r>
-            <w:r>
-              <w:rPr>
-                <w:sz w:val="20"/>
-                <w:szCs w:val="20"/>
-              </w:rPr>
-              <w:t xml:space="preserve">Say your idea to a partner or quietly to yourself before you write.</w:t>
-            </w:r>
-          </w:p>
-          <w:p>
-            <w:pPr>
-              <w:spacing w:after="60"/>
-            </w:pPr>
-            <w:r>
-              <w:rPr>
-                <w:color w:val="1A2733"/>
-                <w:sz w:val="21"/>
-                <w:szCs w:val="21"/>
-              </w:rPr>
-              <w:t xml:space="preserve">The hiker walked ___ miles because d + 4.5 = 12 means d = 12 − ___ = ___.</w:t>
-            </w:r>
-            <w:r>
-              <w:rPr>
-                <w:i/>
-                <w:iCs/>
-                <w:color w:val="5F6F80"/>
-                <w:sz w:val="19"/>
-                <w:szCs w:val="19"/>
-              </w:rPr>
-              <w:br/>
-              <w:t xml:space="preserve">Di tu respuesta primero: Mi respuesta es ___ porque ___.</w:t>
-            </w:r>
-          </w:p>
-        </w:tc>
-      </w:tr>
-    </w:tbl>
-    <w:p>
-      <w:pPr>
-        <w:pStyle w:val="Heading2"/>
-        <w:spacing w:after="80" w:before="180"/>
-      </w:pPr>
-      <w:r>
-        <w:rPr>
-          <w:b/>
-          <w:bCs/>
-          <w:color w:val="12355B"/>
-          <w:sz w:val="24"/>
-          <w:szCs w:val="24"/>
-        </w:rPr>
-        <w:t xml:space="preserve">3. Build Your Explanation</w:t>
-      </w:r>
-      <w:r>
-        <w:rPr>
-          <w:i/>
-          <w:iCs/>
-          <w:color w:val="B97A12"/>
-          <w:sz w:val="19"/>
-          <w:szCs w:val="19"/>
-        </w:rPr>
-        <w:t xml:space="preserve">   choose your support</w:t>
+        <w:t xml:space="preserve">  ·  Ecuación de un paso</w:t>
       </w:r>
     </w:p>
     <w:tbl>
@@ -2198,21 +1983,6 @@
           </w:tcPr>
           <w:p>
             <w:pPr>
-              <w:spacing w:after="50"/>
-            </w:pPr>
-            <w:r>
-              <w:rPr>
-                <w:i/>
-                <w:iCs/>
-                <w:color w:val="5F6F80"/>
-                <w:sz w:val="19"/>
-                <w:szCs w:val="19"/>
-              </w:rPr>
-              <w:t xml:space="preserve">This model shows the parts of an explanation. It does not answer your writing question.</w:t>
-            </w:r>
-          </w:p>
-          <w:p>
-            <w:pPr>
               <w:spacing w:after="80"/>
             </w:pPr>
             <w:r>
@@ -2223,58 +1993,14 @@
                 <w:sz w:val="19"/>
                 <w:szCs w:val="19"/>
               </w:rPr>
-              <w:t xml:space="preserve">Claim:  </w:t>
+              <w:t xml:space="preserve">Model:  </w:t>
             </w:r>
             <w:r>
               <w:rPr>
                 <w:sz w:val="19"/>
                 <w:szCs w:val="19"/>
               </w:rPr>
-              <w:t xml:space="preserve">I can undo the addition to get the variable by itself.</w:t>
-            </w:r>
-          </w:p>
-          <w:p>
-            <w:pPr>
-              <w:spacing w:after="80"/>
-            </w:pPr>
-            <w:r>
-              <w:rPr>
-                <w:b/>
-                <w:bCs/>
-                <w:color w:val="12355B"/>
-                <w:sz w:val="19"/>
-                <w:szCs w:val="19"/>
-              </w:rPr>
-              <w:t xml:space="preserve">Evidence:  </w:t>
-            </w:r>
-            <w:r>
-              <w:rPr>
-                <w:sz w:val="19"/>
-                <w:szCs w:val="19"/>
-              </w:rPr>
-              <w:t xml:space="preserve">Students recognize 23 is added to n and that subtracting 23 (the inverse operation) from both sides will isolate n.</w:t>
-            </w:r>
-          </w:p>
-          <w:p>
-            <w:pPr>
-              <w:spacing w:after="80"/>
-            </w:pPr>
-            <w:r>
-              <w:rPr>
-                <w:b/>
-                <w:bCs/>
-                <w:color w:val="12355B"/>
-                <w:sz w:val="19"/>
-                <w:szCs w:val="19"/>
-              </w:rPr>
-              <w:t xml:space="preserve">Reasoning:  </w:t>
-            </w:r>
-            <w:r>
-              <w:rPr>
-                <w:sz w:val="19"/>
-                <w:szCs w:val="19"/>
-              </w:rPr>
-              <w:t xml:space="preserve">This evidence connects the definition of equation to the mathematical claim.</w:t>
+              <w:t xml:space="preserve">I can undo the addition to get the variable by itself. — Students recognize 23 is added to n and that subtracting 23 (the inverse operation) from both sides will isolate n.</w:t>
             </w:r>
           </w:p>
         </w:tc>
@@ -2353,7 +2079,7 @@
           <w:sz w:val="21"/>
           <w:szCs w:val="21"/>
         </w:rPr>
-        <w:t xml:space="preserve">My answer is ___.</w:t>
+        <w:t xml:space="preserve">My answer is ___ because ___.</w:t>
       </w:r>
       <w:r>
         <w:rPr>
@@ -2364,7 +2090,7 @@
           <w:szCs w:val="19"/>
         </w:rPr>
         <w:br/>
-        <w:t xml:space="preserve">Mi respuesta es ___.</w:t>
+        <w:t xml:space="preserve">Mi respuesta es ___ porque ___.</w:t>
       </w:r>
     </w:p>
     <w:tbl>
@@ -2504,7 +2230,7 @@
           <w:sz w:val="21"/>
           <w:szCs w:val="21"/>
         </w:rPr>
-        <w:t xml:space="preserve">I know because ___.</w:t>
+        <w:t xml:space="preserve">My evidence is ___, so ___.</w:t>
       </w:r>
       <w:r>
         <w:rPr>
@@ -2515,31 +2241,7 @@
           <w:szCs w:val="19"/>
         </w:rPr>
         <w:br/>
-        <w:t xml:space="preserve">Lo sé porque ___.</w:t>
-      </w:r>
-    </w:p>
-    <w:p>
-      <w:pPr>
-        <w:spacing w:after="60"/>
-      </w:pPr>
-      <w:r>
-        <w:rPr>
-          <w:color w:val="1A2733"/>
-          <w:sz w:val="21"/>
-          <w:szCs w:val="21"/>
-        </w:rPr>
-        <w:t xml:space="preserve">So ___.</w:t>
-      </w:r>
-      <w:r>
-        <w:rPr>
-          <w:i/>
-          <w:iCs/>
-          <w:color w:val="5F6F80"/>
-          <w:sz w:val="19"/>
-          <w:szCs w:val="19"/>
-        </w:rPr>
-        <w:br/>
-        <w:t xml:space="preserve">Entonces ___.</w:t>
+        <w:t xml:space="preserve">Mi evidencia es ___, entonces ___.</w:t>
       </w:r>
     </w:p>
     <w:tbl>
@@ -2645,78 +2347,6 @@
         <w:t xml:space="preserve">Escribe una afirmación, da evidencia matemática y explica tu razonamiento.</w:t>
       </w:r>
     </w:p>
-    <w:p>
-      <w:pPr>
-        <w:spacing w:after="60"/>
-      </w:pPr>
-      <w:r>
-        <w:rPr>
-          <w:color w:val="1A2733"/>
-          <w:sz w:val="21"/>
-          <w:szCs w:val="21"/>
-        </w:rPr>
-        <w:t xml:space="preserve">My claim is ___.</w:t>
-      </w:r>
-      <w:r>
-        <w:rPr>
-          <w:i/>
-          <w:iCs/>
-          <w:color w:val="5F6F80"/>
-          <w:sz w:val="19"/>
-          <w:szCs w:val="19"/>
-        </w:rPr>
-        <w:br/>
-        <w:t xml:space="preserve">Mi afirmación es ___.</w:t>
-      </w:r>
-    </w:p>
-    <w:p>
-      <w:pPr>
-        <w:spacing w:after="60"/>
-      </w:pPr>
-      <w:r>
-        <w:rPr>
-          <w:color w:val="1A2733"/>
-          <w:sz w:val="21"/>
-          <w:szCs w:val="21"/>
-        </w:rPr>
-        <w:t xml:space="preserve">My math evidence is ___.</w:t>
-      </w:r>
-      <w:r>
-        <w:rPr>
-          <w:i/>
-          <w:iCs/>
-          <w:color w:val="5F6F80"/>
-          <w:sz w:val="19"/>
-          <w:szCs w:val="19"/>
-        </w:rPr>
-        <w:br/>
-        <w:t xml:space="preserve">Mi evidencia matemática es ___.</w:t>
-      </w:r>
-    </w:p>
-    <w:p>
-      <w:pPr>
-        <w:spacing w:after="60"/>
-      </w:pPr>
-      <w:r>
-        <w:rPr>
-          <w:color w:val="1A2733"/>
-          <w:sz w:val="21"/>
-          <w:szCs w:val="21"/>
-        </w:rPr>
-        <w:t xml:space="preserve">This proves ___ because ___.</w:t>
-      </w:r>
-      <w:r>
-        <w:rPr>
-          <w:i/>
-          <w:iCs/>
-          <w:color w:val="5F6F80"/>
-          <w:sz w:val="19"/>
-          <w:szCs w:val="19"/>
-        </w:rPr>
-        <w:br/>
-        <w:t xml:space="preserve">Esto demuestra ___ porque ___.</w:t>
-      </w:r>
-    </w:p>
     <w:tbl>
       <w:tblPr>
         <w:tblW w:type="pct" w:w="100%"/>
@@ -2799,7 +2429,7 @@
           <w:sz w:val="24"/>
           <w:szCs w:val="24"/>
         </w:rPr>
-        <w:t xml:space="preserve">4. Check Your Explanation</w:t>
+        <w:t xml:space="preserve">Check Your Explanation</w:t>
       </w:r>
       <w:r>
         <w:rPr>
@@ -2809,7 +2439,7 @@
           <w:sz w:val="19"/>
           <w:szCs w:val="19"/>
         </w:rPr>
-        <w:t xml:space="preserve">   five quick checks</w:t>
+        <w:t xml:space="preserve">   three quick checks</w:t>
       </w:r>
     </w:p>
     <w:p>
@@ -2833,17 +2463,6 @@
         </w:rPr>
         <w:t xml:space="preserve">I answered the question.</w:t>
       </w:r>
-      <w:r>
-        <w:rPr>
-          <w:i/>
-          <w:iCs/>
-          <w:color w:val="5F6F80"/>
-          <w:sz w:val="18"/>
-          <w:szCs w:val="18"/>
-        </w:rPr>
-        <w:br/>
-        <w:t xml:space="preserve">Respondí la pregunta.</w:t>
-      </w:r>
     </w:p>
     <w:p>
       <w:pPr>
@@ -2864,18 +2483,7 @@
           <w:sz w:val="20"/>
           <w:szCs w:val="20"/>
         </w:rPr>
-        <w:t xml:space="preserve">I used math evidence: numbers, an equation, a model, or a comparison.</w:t>
-      </w:r>
-      <w:r>
-        <w:rPr>
-          <w:i/>
-          <w:iCs/>
-          <w:color w:val="5F6F80"/>
-          <w:sz w:val="18"/>
-          <w:szCs w:val="18"/>
-        </w:rPr>
-        <w:br/>
-        <w:t xml:space="preserve">Usé evidencia matemática: números, una ecuación, un modelo o una comparación.</w:t>
+        <w:t xml:space="preserve">I used math evidence: numbers, an equation, or a model.</w:t>
       </w:r>
     </w:p>
     <w:p>
@@ -2897,84 +2505,7 @@
           <w:sz w:val="20"/>
           <w:szCs w:val="20"/>
         </w:rPr>
-        <w:t xml:space="preserve">I explained how the evidence proves my answer.</w:t>
-      </w:r>
-      <w:r>
-        <w:rPr>
-          <w:i/>
-          <w:iCs/>
-          <w:color w:val="5F6F80"/>
-          <w:sz w:val="18"/>
-          <w:szCs w:val="18"/>
-        </w:rPr>
-        <w:br/>
-        <w:t xml:space="preserve">Expliqué cómo la evidencia demuestra mi respuesta.</w:t>
-      </w:r>
-    </w:p>
-    <w:p>
-      <w:pPr>
-        <w:spacing w:after="80"/>
-      </w:pPr>
-      <w:r>
-        <w:rPr>
-          <w:b/>
-          <w:bCs/>
-          <w:color w:val="1FA6A2"/>
-          <w:sz w:val="22"/>
-          <w:szCs w:val="22"/>
-        </w:rPr>
-        <w:t xml:space="preserve">☐  </w:t>
-      </w:r>
-      <w:r>
-        <w:rPr>
-          <w:sz w:val="20"/>
-          <w:szCs w:val="20"/>
-        </w:rPr>
         <w:t xml:space="preserve">I used at least two math words.</w:t>
-      </w:r>
-      <w:r>
-        <w:rPr>
-          <w:i/>
-          <w:iCs/>
-          <w:color w:val="5F6F80"/>
-          <w:sz w:val="18"/>
-          <w:szCs w:val="18"/>
-        </w:rPr>
-        <w:br/>
-        <w:t xml:space="preserve">Usé por lo menos dos palabras matemáticas.</w:t>
-      </w:r>
-    </w:p>
-    <w:p>
-      <w:pPr>
-        <w:spacing w:after="80"/>
-      </w:pPr>
-      <w:r>
-        <w:rPr>
-          <w:b/>
-          <w:bCs/>
-          <w:color w:val="1FA6A2"/>
-          <w:sz w:val="22"/>
-          <w:szCs w:val="22"/>
-        </w:rPr>
-        <w:t xml:space="preserve">☐  </w:t>
-      </w:r>
-      <w:r>
-        <w:rPr>
-          <w:sz w:val="20"/>
-          <w:szCs w:val="20"/>
-        </w:rPr>
-        <w:t xml:space="preserve">I reread complete sentences and punctuation.</w:t>
-      </w:r>
-      <w:r>
-        <w:rPr>
-          <w:i/>
-          <w:iCs/>
-          <w:color w:val="5F6F80"/>
-          <w:sz w:val="18"/>
-          <w:szCs w:val="18"/>
-        </w:rPr>
-        <w:br/>
-        <w:t xml:space="preserve">Volví a leer mis oraciones completas y la puntuación.</w:t>
       </w:r>
     </w:p>
     <w:p>
